--- a/dist/BO_NOP_HOAN_CHINH_2026-06/3_luan_an_chuong_phu_luc/chuong_4_ket_qua_vi.docx
+++ b/dist/BO_NOP_HOAN_CHINH_2026-06/3_luan_an_chuong_phu_luc/chuong_4_ket_qua_vi.docx
@@ -79,13 +79,13 @@
         <w:t xml:space="preserve">4.1 Thực trạng quốc tế hóa và hiệu quả hoạt động kinh doanh tại châu Á</w:t>
       </w:r>
     </w:p>
-    <w:bookmarkStart w:id="28" w:name="Xdc33a1e36e2f3be83736669663a61a68c91d087"/>
+    <w:bookmarkStart w:id="28" w:name="Xb1e8c66f36d625c41d3242b876172b55f6bfe20"/>
     <w:p>
       <w:pPr>
         <w:pStyle w:val="Heading3"/>
       </w:pPr>
       <w:r>
-        <w:t xml:space="preserve">4.1.1 Bức tranh tổng thể về hiệu quả doanh nghiệp châu Á</w:t>
+        <w:t xml:space="preserve">4.1.1 Bức tranh tổng thể về hiệu quả hoạt động kinh doanh của doanh nghiệp châu Á</w:t>
       </w:r>
     </w:p>
     <w:p>
@@ -907,7 +907,7 @@
         <w:pStyle w:val="BodyText"/>
       </w:pPr>
       <w:r>
-        <w:t xml:space="preserve">Phát hiện quan trọng nhất từ thực trạng mô tả là sự phân biệt nội bộ trong nhóm Advanced. Hai phân nhóm cùng mức thu nhập cao nhưng đối lập về cấu trúc: nhóm đổi mới sáng tạo dẫn dắt có R&amp;D 21,0%, ISO 32,5% và 24,5% doanh nghiệp xuất khẩu, trong khi nhóm tài nguyên dẫn dắt chỉ có R&amp;D 7,0% và 11,7% doanh nghiệp xuất khẩu (Chuyên đề 1). Về phân phối, hai nền lớn nhất Vùng Vịnh có phân tán năng suất trong đợt hẹp nhất toàn mẫu gộp (Saudi Arabia 0,49; Qatar 0,33, so với Singapore 1,08, chênh hơn 2 lần), biểu hiện của kinh tế nhà nước tô (rentier economy) nơi phân phối lại từ xuất khẩu dầu mỏ thu hẹp khoảng cách năng suất giữa doanh nghiệp, nhưng không nhất thiết phản ánh hiệu quả doanh nghiệp đáng kể. Điều này gợi ý rằng việc gộp hai loại Advanced vào một nhóm duy nhất (như các nghiên cứu trước thường làm) sẽ che khuất cơ chế quan trọng này.</w:t>
+        <w:t xml:space="preserve">Phát hiện quan trọng nhất từ thực trạng mô tả là sự phân biệt nội bộ trong nhóm Advanced. Hai phân nhóm cùng mức thu nhập cao nhưng đối lập về cấu trúc: nhóm đổi mới sáng tạo dẫn dắt có R&amp;D 21,0%, ISO 32,5% và 24,5% doanh nghiệp xuất khẩu, trong khi nhóm tài nguyên dẫn dắt chỉ có R&amp;D 7,0% và 11,7% doanh nghiệp xuất khẩu (Chuyên đề 1). Về phân phối, hai nền lớn nhất Vùng Vịnh có phân tán năng suất trong đợt hẹp nhất toàn mẫu gộp (Saudi Arabia 0,49; Qatar 0,33, so với Singapore 1,08, chênh hơn 2 lần), biểu hiện của kinh tế nhà nước tô (rentier economy) nơi phân phối lại từ xuất khẩu dầu mỏ thu hẹp khoảng cách năng suất giữa doanh nghiệp, nhưng không nhất thiết phản ánh hiệu quả hoạt động kinh doanh của doanh nghiệp đáng kể. Điều này gợi ý rằng việc gộp hai loại Advanced vào một nhóm duy nhất (như các nghiên cứu trước thường làm) sẽ che khuất cơ chế quan trọng này.</w:t>
       </w:r>
     </w:p>
     <w:p>
@@ -2047,7 +2047,7 @@
         <w:pStyle w:val="FirstParagraph"/>
       </w:pPr>
       <w:r>
-        <w:t xml:space="preserve">Phân tích thực trạng xác định bốn rào cản cấu trúc phổ biến nhất ảnh hưởng đến khả năng quốc tế hóa và hiệu quả doanh nghiệp tại châu Á: (i) tiếp cận tài chính hạn chế, đặc biệt nghiêm trọng ở đang nổi và chuyển đổi thu nhập trung bình thấp (Nhóm V–IV); (ii) thiếu hụt lao động có kỹ năng; (iii) cạnh tranh từ doanh nghiệp phi chính thức; và (iv) nguồn cung điện không đáng tin cậy. Bốn rào cản này hình thành</w:t>
+        <w:t xml:space="preserve">Phân tích thực trạng xác định bốn rào cản cấu trúc phổ biến nhất ảnh hưởng đến khả năng quốc tế hóa và hiệu quả hoạt động kinh doanh của doanh nghiệp tại châu Á: (i) tiếp cận tài chính hạn chế, đặc biệt nghiêm trọng ở đang nổi và chuyển đổi thu nhập trung bình thấp (Nhóm V–IV); (ii) thiếu hụt lao động có kỹ năng; (iii) cạnh tranh từ doanh nghiệp phi chính thức; và (iv) nguồn cung điện không đáng tin cậy. Bốn rào cản này hình thành</w:t>
       </w:r>
       <w:r>
         <w:t xml:space="preserve"> </w:t>
@@ -3018,7 +3018,7 @@
           <wp:inline>
             <wp:extent cx="5753100" cy="3287485"/>
             <wp:effectExtent b="0" l="0" r="0" t="0"/>
-            <wp:docPr descr="Hình 4.5. Gradient năng lực công nghệ theo sáu nhóm ICRV" title="" id="40" name="Picture"/>
+            <wp:docPr descr="Hình 4.5. Phổ năng lực công nghệ theo sáu nhóm ICRV" title="" id="40" name="Picture"/>
             <a:graphic>
               <a:graphicData uri="http://schemas.openxmlformats.org/drawingml/2006/picture">
                 <pic:pic>
@@ -3061,7 +3061,7 @@
         <w:pStyle w:val="ImageCaption"/>
       </w:pPr>
       <w:r>
-        <w:t xml:space="preserve">Hình 4.5. Gradient năng lực công nghệ theo sáu nhóm ICRV</w:t>
+        <w:t xml:space="preserve">Hình 4.5. Phổ năng lực công nghệ theo sáu nhóm ICRV</w:t>
       </w:r>
     </w:p>
     <w:p>
@@ -4326,13 +4326,13 @@
       </w:r>
     </w:p>
     <w:bookmarkEnd w:id="49"/>
-    <w:bookmarkStart w:id="50" w:name="X290a7f495c2e39016b28fc732b8af6994f1e991"/>
+    <w:bookmarkStart w:id="50" w:name="Xe41dbabf46811951e2d003231fb8e958f9ec50f"/>
     <w:p>
       <w:pPr>
         <w:pStyle w:val="Heading3"/>
       </w:pPr>
       <w:r>
-        <w:t xml:space="preserve">4.1.8 Gradient biên lợi nhuận và hồ sơ đặc trưng doanh nghiệp theo nhóm ICRV</w:t>
+        <w:t xml:space="preserve">4.1.8 Phổ biên lợi nhuận và hồ sơ đặc trưng doanh nghiệp theo nhóm ICRV</w:t>
       </w:r>
     </w:p>
     <w:p>
@@ -7124,13 +7124,13 @@
       </w:r>
     </w:p>
     <w:bookmarkEnd w:id="57"/>
-    <w:bookmarkStart w:id="58" w:name="X8198b4c56ba06d68298cd0153da499a39f189c6"/>
+    <w:bookmarkStart w:id="58" w:name="X4ce2f94328eb8320e9ed059e2c3fb4dd7d1a97a"/>
     <w:p>
       <w:pPr>
         <w:pStyle w:val="Heading3"/>
       </w:pPr>
       <w:r>
-        <w:t xml:space="preserve">4.2.6 Gradient hiệu ứng theo nhóm thể chế và giới hạn của bằng chứng định hướng</w:t>
+        <w:t xml:space="preserve">4.2.6 Phổ hiệu ứng theo nhóm thể chế và giới hạn của bằng chứng định hướng</w:t>
       </w:r>
     </w:p>
     <w:p>
@@ -9116,7 +9116,7 @@
         <w:t xml:space="preserve">không được định vị một cách tin cậy trong miền dữ liệu quan sát</w:t>
       </w:r>
       <w:r>
-        <w:t xml:space="preserve">: trên thực tế, trong khoảng FSTS quan sát được (0–100%), quan hệ FSTS–hiệu quả của doanh nghiệp Singapore là</w:t>
+        <w:t xml:space="preserve">: trên thực tế, trong khoảng FSTS quan sát được (0–100%), quan hệ FSTS–hiệu quả hoạt động kinh doanh của doanh nghiệp Singapore là</w:t>
       </w:r>
       <w:r>
         <w:t xml:space="preserve"> </w:t>
@@ -14103,7 +14103,7 @@
         <w:pStyle w:val="FirstParagraph"/>
       </w:pPr>
       <w:r>
-        <w:t xml:space="preserve">Phân tích hai giai đoạn trên dữ liệu WBES Trung Quốc (Nhóm III, trung bình cao) giai đoạn 2012–2024 xác nhận dạng quan hệ phi tuyến chữ U ngược giữa FSTS và hiệu quả hoạt động doanh nghiệp. Điểm điểm uốn được ước lượng tại:</w:t>
+        <w:t xml:space="preserve">Phân tích hai giai đoạn trên dữ liệu WBES Trung Quốc (Nhóm III, trung bình cao) giai đoạn 2012–2024 xác nhận dạng quan hệ phi tuyến chữ U ngược giữa FSTS và hiệu quả hoạt động kinh doanh của doanh nghiệp. Điểm điểm uốn được ước lượng tại:</w:t>
       </w:r>
     </w:p>
     <w:p>
@@ -28693,7 +28693,7 @@
         <w:t xml:space="preserve"> </w:t>
       </w:r>
       <w:r>
-        <w:t xml:space="preserve">của luận án, lần đầu được đặt tên trong tài liệu quốc tế hóa–hiệu quả doanh nghiệp cho khu vực Thái Bình Dương; bằng chứng thực nghiệm đi kèm mang tính</w:t>
+        <w:t xml:space="preserve">của luận án, lần đầu được đặt tên trong tài liệu quốc tế hóa–hiệu quả hoạt động kinh doanh của doanh nghiệp cho khu vực Thái Bình Dương; bằng chứng thực nghiệm đi kèm mang tính</w:t>
       </w:r>
       <w:r>
         <w:t xml:space="preserve"> </w:t>

--- a/dist/BO_NOP_HOAN_CHINH_2026-06/3_luan_an_chuong_phu_luc/chuong_4_ket_qua_vi.docx
+++ b/dist/BO_NOP_HOAN_CHINH_2026-06/3_luan_an_chuong_phu_luc/chuong_4_ket_qua_vi.docx
@@ -42607,7 +42607,7 @@
     <w:bookmarkEnd w:id="131"/>
     <w:sectPr>
       <w:pgSz w:h="16838" w:w="11906"/>
-      <w:pgMar w:bottom="1417" w:left="1417" w:right="1417" w:top="1417"/>
+      <w:pgMar w:bottom="1134" w:left="1701" w:right="1134" w:top="1134"/>
     </w:sectPr>
   </w:body>
 </w:document>
@@ -42827,13 +42827,13 @@
     <w:name w:val="Normal"/>
     <w:qFormat/>
     <w:pPr>
-      <w:spacing w:line="276" w:lineRule="auto"/>
+      <w:spacing w:line="288" w:lineRule="auto"/>
       <w:jc w:val="both"/>
     </w:pPr>
     <w:rPr>
       <w:rFonts w:ascii="Times New Roman" w:eastAsia="Times New Roman" w:hAnsi="Times New Roman"/>
       <w:color w:val="000000"/>
-      <w:sz w:val="24"/>
+      <w:sz w:val="26"/>
     </w:rPr>
   </w:style>
   <w:style w:styleId="BodyText" w:type="paragraph">
@@ -42841,14 +42841,14 @@
     <w:basedOn w:val="Normal"/>
     <w:link w:val="BodyTextChar"/>
     <w:pPr>
-      <w:spacing w:after="180" w:before="180" w:line="276" w:lineRule="auto"/>
+      <w:spacing w:after="180" w:before="180" w:line="288" w:lineRule="auto"/>
       <w:jc w:val="both"/>
     </w:pPr>
     <w:qFormat/>
     <w:rPr>
       <w:rFonts w:ascii="Times New Roman" w:eastAsia="Times New Roman" w:hAnsi="Times New Roman"/>
       <w:color w:val="000000"/>
-      <w:sz w:val="24"/>
+      <w:sz w:val="26"/>
     </w:rPr>
   </w:style>
   <w:style w:customStyle="1" w:styleId="FirstParagraph" w:type="paragraph">
@@ -42857,13 +42857,13 @@
     <w:next w:val="BodyText"/>
     <w:qFormat/>
     <w:pPr>
-      <w:spacing w:line="276" w:lineRule="auto"/>
+      <w:spacing w:line="288" w:lineRule="auto"/>
       <w:jc w:val="both"/>
     </w:pPr>
     <w:rPr>
       <w:rFonts w:ascii="Times New Roman" w:eastAsia="Times New Roman" w:hAnsi="Times New Roman"/>
       <w:color w:val="000000"/>
-      <w:sz w:val="24"/>
+      <w:sz w:val="26"/>
     </w:rPr>
   </w:style>
   <w:style w:customStyle="1" w:styleId="Compact" w:type="paragraph">
@@ -42871,13 +42871,13 @@
     <w:basedOn w:val="BodyText"/>
     <w:qFormat/>
     <w:pPr>
-      <w:spacing w:after="36" w:before="36" w:line="276" w:lineRule="auto"/>
+      <w:spacing w:after="36" w:before="36" w:line="288" w:lineRule="auto"/>
       <w:jc w:val="both"/>
     </w:pPr>
     <w:rPr>
       <w:rFonts w:ascii="Times New Roman" w:eastAsia="Times New Roman" w:hAnsi="Times New Roman"/>
       <w:color w:val="000000"/>
-      <w:sz w:val="24"/>
+      <w:sz w:val="26"/>
     </w:rPr>
   </w:style>
   <w:style w:styleId="Title" w:type="paragraph">
@@ -42888,7 +42888,7 @@
     <w:pPr>
       <w:keepNext/>
       <w:keepLines/>
-      <w:spacing w:after="240" w:before="480" w:line="276" w:lineRule="auto"/>
+      <w:spacing w:after="240" w:before="480" w:line="288" w:lineRule="auto"/>
       <w:jc w:val="both"/>
     </w:pPr>
     <w:rPr>
@@ -42896,7 +42896,7 @@
       <w:b/>
       <w:bCs/>
       <w:color w:val="000000"/>
-      <w:sz w:val="24"/>
+      <w:sz w:val="26"/>
       <w:szCs w:val="36"/>
     </w:rPr>
   </w:style>
@@ -42908,13 +42908,13 @@
     <w:pPr>
       <w:keepNext/>
       <w:keepLines/>
-      <w:spacing w:after="240" w:before="240" w:line="276" w:lineRule="auto"/>
+      <w:spacing w:after="240" w:before="240" w:line="288" w:lineRule="auto"/>
       <w:jc w:val="both"/>
     </w:pPr>
     <w:rPr>
       <w:rFonts w:ascii="Times New Roman" w:eastAsia="Times New Roman" w:hAnsi="Times New Roman"/>
       <w:color w:val="000000"/>
-      <w:sz w:val="24"/>
+      <w:sz w:val="26"/>
       <w:szCs w:val="30"/>
     </w:rPr>
   </w:style>
@@ -42925,13 +42925,13 @@
     <w:pPr>
       <w:keepNext/>
       <w:keepLines/>
-      <w:spacing w:line="276" w:lineRule="auto"/>
+      <w:spacing w:line="288" w:lineRule="auto"/>
       <w:jc w:val="both"/>
     </w:pPr>
     <w:rPr>
       <w:rFonts w:ascii="Times New Roman" w:eastAsia="Times New Roman" w:hAnsi="Times New Roman"/>
       <w:color w:val="000000"/>
-      <w:sz w:val="24"/>
+      <w:sz w:val="26"/>
     </w:rPr>
   </w:style>
   <w:style w:styleId="Date" w:type="paragraph">
@@ -42941,13 +42941,13 @@
     <w:pPr>
       <w:keepNext/>
       <w:keepLines/>
-      <w:spacing w:line="276" w:lineRule="auto"/>
+      <w:spacing w:line="288" w:lineRule="auto"/>
       <w:jc w:val="both"/>
     </w:pPr>
     <w:rPr>
       <w:rFonts w:ascii="Times New Roman" w:eastAsia="Times New Roman" w:hAnsi="Times New Roman"/>
       <w:color w:val="000000"/>
-      <w:sz w:val="24"/>
+      <w:sz w:val="26"/>
     </w:rPr>
   </w:style>
   <w:style w:customStyle="1" w:styleId="AbstractTitle" w:type="paragraph">
@@ -42959,11 +42959,11 @@
       <w:keepNext/>
       <w:keepLines/>
       <w:jc w:val="both"/>
-      <w:spacing w:after="0" w:before="300" w:line="276" w:lineRule="auto"/>
+      <w:spacing w:after="0" w:before="300" w:line="288" w:lineRule="auto"/>
     </w:pPr>
     <w:rPr>
       <w:color w:val="000000"/>
-      <w:sz w:val="24"/>
+      <w:sz w:val="26"/>
       <w:szCs w:val="20"/>
       <w:rFonts w:ascii="Times New Roman" w:eastAsia="Times New Roman" w:hAnsi="Times New Roman"/>
       <w:b/>
@@ -42977,13 +42977,13 @@
     <w:pPr>
       <w:keepNext/>
       <w:keepLines/>
-      <w:spacing w:after="300" w:before="100" w:line="276" w:lineRule="auto"/>
+      <w:spacing w:after="300" w:before="100" w:line="288" w:lineRule="auto"/>
       <w:jc w:val="both"/>
     </w:pPr>
     <w:rPr>
       <w:rFonts w:ascii="Times New Roman" w:eastAsia="Times New Roman" w:hAnsi="Times New Roman"/>
       <w:color w:val="000000"/>
-      <w:sz w:val="24"/>
+      <w:sz w:val="26"/>
       <w:szCs w:val="20"/>
     </w:rPr>
   </w:style>
@@ -42993,13 +42993,13 @@
     <w:next w:val="Bibliography"/>
     <w:qFormat/>
     <w:pPr>
-      <w:spacing w:line="276" w:lineRule="auto"/>
+      <w:spacing w:line="288" w:lineRule="auto"/>
       <w:jc w:val="both"/>
     </w:pPr>
     <w:rPr>
       <w:rFonts w:ascii="Times New Roman" w:eastAsia="Times New Roman" w:hAnsi="Times New Roman"/>
       <w:color w:val="000000"/>
-      <w:sz w:val="24"/>
+      <w:sz w:val="26"/>
     </w:rPr>
   </w:style>
   <w:style w:styleId="Heading1" w:type="paragraph">
@@ -43011,7 +43011,7 @@
     <w:pPr>
       <w:keepNext/>
       <w:keepLines/>
-      <w:spacing w:after="0" w:before="480" w:line="276" w:lineRule="auto"/>
+      <w:spacing w:after="0" w:before="480" w:line="288" w:lineRule="auto"/>
       <w:jc w:val="both"/>
       <w:outlineLvl w:val="0"/>
     </w:pPr>
@@ -43020,7 +43020,7 @@
       <w:b/>
       <w:bCs/>
       <w:color w:val="000000"/>
-      <w:sz w:val="24"/>
+      <w:sz w:val="26"/>
       <w:szCs w:val="32"/>
     </w:rPr>
   </w:style>
@@ -43034,7 +43034,7 @@
     <w:pPr>
       <w:keepNext/>
       <w:keepLines/>
-      <w:spacing w:after="0" w:before="200" w:line="276" w:lineRule="auto"/>
+      <w:spacing w:after="0" w:before="200" w:line="288" w:lineRule="auto"/>
       <w:jc w:val="both"/>
       <w:outlineLvl w:val="1"/>
     </w:pPr>
@@ -43043,7 +43043,7 @@
       <w:b/>
       <w:bCs/>
       <w:color w:val="000000"/>
-      <w:sz w:val="24"/>
+      <w:sz w:val="26"/>
       <w:szCs w:val="28"/>
     </w:rPr>
   </w:style>
@@ -43057,7 +43057,7 @@
     <w:pPr>
       <w:keepNext/>
       <w:keepLines/>
-      <w:spacing w:after="0" w:before="200" w:line="276" w:lineRule="auto"/>
+      <w:spacing w:after="0" w:before="200" w:line="288" w:lineRule="auto"/>
       <w:jc w:val="both"/>
       <w:outlineLvl w:val="2"/>
     </w:pPr>
@@ -43066,7 +43066,7 @@
       <w:b/>
       <w:bCs/>
       <w:color w:val="000000"/>
-      <w:sz w:val="24"/>
+      <w:sz w:val="26"/>
       <w:szCs w:val="24"/>
     </w:rPr>
   </w:style>
@@ -43080,7 +43080,7 @@
     <w:pPr>
       <w:keepNext/>
       <w:keepLines/>
-      <w:spacing w:after="0" w:before="200" w:line="276" w:lineRule="auto"/>
+      <w:spacing w:after="0" w:before="200" w:line="288" w:lineRule="auto"/>
       <w:jc w:val="both"/>
       <w:outlineLvl w:val="3"/>
     </w:pPr>
@@ -43089,7 +43089,7 @@
       <w:i/>
       <w:bCs/>
       <w:color w:val="000000"/>
-      <w:sz w:val="24"/>
+      <w:sz w:val="26"/>
       <w:szCs w:val="24"/>
     </w:rPr>
   </w:style>
@@ -43103,7 +43103,7 @@
     <w:pPr>
       <w:keepNext/>
       <w:keepLines/>
-      <w:spacing w:after="0" w:before="200" w:line="276" w:lineRule="auto"/>
+      <w:spacing w:after="0" w:before="200" w:line="288" w:lineRule="auto"/>
       <w:jc w:val="both"/>
       <w:outlineLvl w:val="4"/>
     </w:pPr>
@@ -43111,7 +43111,7 @@
       <w:rFonts w:ascii="Times New Roman" w:asciiTheme="majorHAnsi" w:cstheme="majorBidi" w:eastAsia="Times New Roman" w:eastAsiaTheme="majorEastAsia" w:hAnsi="Times New Roman" w:hAnsiTheme="majorHAnsi"/>
       <w:iCs/>
       <w:color w:val="000000"/>
-      <w:sz w:val="24"/>
+      <w:sz w:val="26"/>
       <w:szCs w:val="24"/>
     </w:rPr>
   </w:style>
@@ -43125,14 +43125,14 @@
     <w:pPr>
       <w:keepNext/>
       <w:keepLines/>
-      <w:spacing w:after="0" w:before="200" w:line="276" w:lineRule="auto"/>
+      <w:spacing w:after="0" w:before="200" w:line="288" w:lineRule="auto"/>
       <w:jc w:val="both"/>
       <w:outlineLvl w:val="5"/>
     </w:pPr>
     <w:rPr>
       <w:rFonts w:ascii="Times New Roman" w:asciiTheme="majorHAnsi" w:cstheme="majorBidi" w:eastAsia="Times New Roman" w:eastAsiaTheme="majorEastAsia" w:hAnsi="Times New Roman" w:hAnsiTheme="majorHAnsi"/>
       <w:color w:val="000000"/>
-      <w:sz w:val="24"/>
+      <w:sz w:val="26"/>
       <w:szCs w:val="24"/>
     </w:rPr>
   </w:style>
@@ -43146,14 +43146,14 @@
     <w:pPr>
       <w:keepNext/>
       <w:keepLines/>
-      <w:spacing w:after="0" w:before="200" w:line="276" w:lineRule="auto"/>
+      <w:spacing w:after="0" w:before="200" w:line="288" w:lineRule="auto"/>
       <w:jc w:val="both"/>
       <w:outlineLvl w:val="6"/>
     </w:pPr>
     <w:rPr>
       <w:rFonts w:ascii="Times New Roman" w:asciiTheme="majorHAnsi" w:cstheme="majorBidi" w:eastAsia="Times New Roman" w:eastAsiaTheme="majorEastAsia" w:hAnsi="Times New Roman" w:hAnsiTheme="majorHAnsi"/>
       <w:color w:val="000000"/>
-      <w:sz w:val="24"/>
+      <w:sz w:val="26"/>
       <w:szCs w:val="24"/>
     </w:rPr>
   </w:style>
@@ -43167,14 +43167,14 @@
     <w:pPr>
       <w:keepNext/>
       <w:keepLines/>
-      <w:spacing w:after="0" w:before="200" w:line="276" w:lineRule="auto"/>
+      <w:spacing w:after="0" w:before="200" w:line="288" w:lineRule="auto"/>
       <w:jc w:val="both"/>
       <w:outlineLvl w:val="7"/>
     </w:pPr>
     <w:rPr>
       <w:rFonts w:ascii="Times New Roman" w:asciiTheme="majorHAnsi" w:cstheme="majorBidi" w:eastAsia="Times New Roman" w:eastAsiaTheme="majorEastAsia" w:hAnsi="Times New Roman" w:hAnsiTheme="majorHAnsi"/>
       <w:color w:val="000000"/>
-      <w:sz w:val="24"/>
+      <w:sz w:val="26"/>
       <w:szCs w:val="24"/>
     </w:rPr>
   </w:style>
@@ -43188,14 +43188,14 @@
     <w:pPr>
       <w:keepNext/>
       <w:keepLines/>
-      <w:spacing w:after="0" w:before="200" w:line="276" w:lineRule="auto"/>
+      <w:spacing w:after="0" w:before="200" w:line="288" w:lineRule="auto"/>
       <w:jc w:val="both"/>
       <w:outlineLvl w:val="8"/>
     </w:pPr>
     <w:rPr>
       <w:rFonts w:ascii="Times New Roman" w:asciiTheme="majorHAnsi" w:cstheme="majorBidi" w:eastAsia="Times New Roman" w:eastAsiaTheme="majorEastAsia" w:hAnsi="Times New Roman" w:hAnsiTheme="majorHAnsi"/>
       <w:color w:val="000000"/>
-      <w:sz w:val="24"/>
+      <w:sz w:val="26"/>
       <w:szCs w:val="24"/>
     </w:rPr>
   </w:style>
@@ -43207,14 +43207,14 @@
     <w:unhideWhenUsed/>
     <w:qFormat/>
     <w:pPr>
-      <w:spacing w:after="100" w:before="100" w:line="276" w:lineRule="auto"/>
+      <w:spacing w:after="100" w:before="100" w:line="288" w:lineRule="auto"/>
       <w:ind w:firstLine="0" w:left="480" w:right="480"/>
       <w:jc w:val="both"/>
     </w:pPr>
     <w:rPr>
       <w:rFonts w:ascii="Times New Roman" w:eastAsia="Times New Roman" w:hAnsi="Times New Roman"/>
       <w:color w:val="000000"/>
-      <w:sz w:val="24"/>
+      <w:sz w:val="26"/>
     </w:rPr>
   </w:style>
   <w:style w:styleId="FootnoteText" w:type="paragraph">
@@ -43225,13 +43225,13 @@
     <w:unhideWhenUsed/>
     <w:qFormat/>
     <w:pPr>
-      <w:spacing w:line="276" w:lineRule="auto"/>
+      <w:spacing w:line="288" w:lineRule="auto"/>
       <w:jc w:val="both"/>
     </w:pPr>
     <w:rPr>
       <w:rFonts w:ascii="Times New Roman" w:eastAsia="Times New Roman" w:hAnsi="Times New Roman"/>
       <w:color w:val="000000"/>
-      <w:sz w:val="24"/>
+      <w:sz w:val="26"/>
     </w:rPr>
   </w:style>
   <w:style w:default="1" w:styleId="DefaultParagraphFont" w:type="character">
@@ -43241,7 +43241,7 @@
     <w:rPr>
       <w:rFonts w:ascii="Times New Roman" w:eastAsia="Times New Roman" w:hAnsi="Times New Roman"/>
       <w:color w:val="000000"/>
-      <w:sz w:val="24"/>
+      <w:sz w:val="26"/>
     </w:rPr>
   </w:style>
   <w:style w:default="1" w:styleId="Table" w:type="table">
@@ -43251,13 +43251,13 @@
     <w:unhideWhenUsed/>
     <w:qFormat/>
     <w:pPr>
-      <w:spacing w:line="276" w:lineRule="auto"/>
+      <w:spacing w:line="288" w:lineRule="auto"/>
       <w:jc w:val="both"/>
     </w:pPr>
     <w:rPr>
       <w:rFonts w:ascii="Times New Roman" w:eastAsia="Times New Roman" w:hAnsi="Times New Roman"/>
       <w:color w:val="000000"/>
-      <w:sz w:val="24"/>
+      <w:sz w:val="26"/>
     </w:rPr>
     <w:tblPr>
       <w:tblInd w:type="dxa" w:w="0"/>
@@ -43291,27 +43291,27 @@
     <w:pPr>
       <w:keepNext/>
       <w:keepLines/>
-      <w:spacing w:after="0" w:line="276" w:lineRule="auto"/>
+      <w:spacing w:after="0" w:line="288" w:lineRule="auto"/>
       <w:jc w:val="both"/>
     </w:pPr>
     <w:rPr>
       <w:rFonts w:ascii="Times New Roman" w:eastAsia="Times New Roman" w:hAnsi="Times New Roman"/>
       <w:b/>
       <w:color w:val="000000"/>
-      <w:sz w:val="24"/>
+      <w:sz w:val="26"/>
     </w:rPr>
   </w:style>
   <w:style w:customStyle="1" w:styleId="Definition" w:type="paragraph">
     <w:name w:val="Definition"/>
     <w:basedOn w:val="Normal"/>
     <w:pPr>
-      <w:spacing w:line="276" w:lineRule="auto"/>
+      <w:spacing w:line="288" w:lineRule="auto"/>
       <w:jc w:val="both"/>
     </w:pPr>
     <w:rPr>
       <w:rFonts w:ascii="Times New Roman" w:eastAsia="Times New Roman" w:hAnsi="Times New Roman"/>
       <w:color w:val="000000"/>
-      <w:sz w:val="24"/>
+      <w:sz w:val="26"/>
     </w:rPr>
   </w:style>
   <w:style w:styleId="Caption" w:type="paragraph">
@@ -43319,14 +43319,14 @@
     <w:basedOn w:val="Normal"/>
     <w:link w:val="BodyTextChar"/>
     <w:pPr>
-      <w:spacing w:after="120" w:before="0" w:line="276" w:lineRule="auto"/>
+      <w:spacing w:after="120" w:before="0" w:line="288" w:lineRule="auto"/>
       <w:jc w:val="both"/>
     </w:pPr>
     <w:rPr>
       <w:rFonts w:ascii="Times New Roman" w:eastAsia="Times New Roman" w:hAnsi="Times New Roman"/>
       <w:i/>
       <w:color w:val="000000"/>
-      <w:sz w:val="24"/>
+      <w:sz w:val="26"/>
     </w:rPr>
   </w:style>
   <w:style w:customStyle="1" w:styleId="TableCaption" w:type="paragraph">
@@ -43334,39 +43334,39 @@
     <w:basedOn w:val="Caption"/>
     <w:pPr>
       <w:keepNext/>
-      <w:spacing w:line="276" w:lineRule="auto"/>
+      <w:spacing w:line="288" w:lineRule="auto"/>
       <w:jc w:val="both"/>
     </w:pPr>
     <w:rPr>
       <w:rFonts w:ascii="Times New Roman" w:eastAsia="Times New Roman" w:hAnsi="Times New Roman"/>
       <w:color w:val="000000"/>
-      <w:sz w:val="24"/>
+      <w:sz w:val="26"/>
     </w:rPr>
   </w:style>
   <w:style w:customStyle="1" w:styleId="ImageCaption" w:type="paragraph">
     <w:name w:val="Image Caption"/>
     <w:basedOn w:val="Caption"/>
     <w:pPr>
-      <w:spacing w:line="276" w:lineRule="auto"/>
+      <w:spacing w:line="288" w:lineRule="auto"/>
       <w:jc w:val="both"/>
     </w:pPr>
     <w:rPr>
       <w:rFonts w:ascii="Times New Roman" w:eastAsia="Times New Roman" w:hAnsi="Times New Roman"/>
       <w:color w:val="000000"/>
-      <w:sz w:val="24"/>
+      <w:sz w:val="26"/>
     </w:rPr>
   </w:style>
   <w:style w:customStyle="1" w:styleId="Figure" w:type="paragraph">
     <w:name w:val="Figure"/>
     <w:basedOn w:val="Normal"/>
     <w:pPr>
-      <w:spacing w:line="276" w:lineRule="auto"/>
+      <w:spacing w:line="288" w:lineRule="auto"/>
       <w:jc w:val="both"/>
     </w:pPr>
     <w:rPr>
       <w:rFonts w:ascii="Times New Roman" w:eastAsia="Times New Roman" w:hAnsi="Times New Roman"/>
       <w:color w:val="000000"/>
-      <w:sz w:val="24"/>
+      <w:sz w:val="26"/>
     </w:rPr>
   </w:style>
   <w:style w:customStyle="1" w:styleId="CaptionedFigure" w:type="paragraph">
@@ -43374,13 +43374,13 @@
     <w:basedOn w:val="Figure"/>
     <w:pPr>
       <w:keepNext/>
-      <w:spacing w:line="276" w:lineRule="auto"/>
+      <w:spacing w:line="288" w:lineRule="auto"/>
       <w:jc w:val="both"/>
     </w:pPr>
     <w:rPr>
       <w:rFonts w:ascii="Times New Roman" w:eastAsia="Times New Roman" w:hAnsi="Times New Roman"/>
       <w:color w:val="000000"/>
-      <w:sz w:val="24"/>
+      <w:sz w:val="26"/>
     </w:rPr>
   </w:style>
   <w:style w:customStyle="1" w:styleId="BodyTextChar" w:type="character">
@@ -43390,7 +43390,7 @@
     <w:rPr>
       <w:rFonts w:ascii="Times New Roman" w:eastAsia="Times New Roman" w:hAnsi="Times New Roman"/>
       <w:color w:val="000000"/>
-      <w:sz w:val="24"/>
+      <w:sz w:val="26"/>
     </w:rPr>
   </w:style>
   <w:style w:customStyle="1" w:styleId="VerbatimChar" w:type="character">
@@ -43399,7 +43399,7 @@
     <w:rPr>
       <w:rFonts w:ascii="Times New Roman" w:eastAsia="Times New Roman" w:hAnsi="Times New Roman"/>
       <w:color w:val="000000"/>
-      <w:sz w:val="24"/>
+      <w:sz w:val="26"/>
     </w:rPr>
   </w:style>
   <w:style w:customStyle="1" w:styleId="SectionNumber" w:type="character">
@@ -43408,7 +43408,7 @@
     <w:rPr>
       <w:rFonts w:ascii="Times New Roman" w:eastAsia="Times New Roman" w:hAnsi="Times New Roman"/>
       <w:color w:val="000000"/>
-      <w:sz w:val="24"/>
+      <w:sz w:val="26"/>
     </w:rPr>
   </w:style>
   <w:style w:styleId="FootnoteReference" w:type="character">
@@ -43417,7 +43417,7 @@
     <w:rPr>
       <w:rFonts w:ascii="Times New Roman" w:eastAsia="Times New Roman" w:hAnsi="Times New Roman"/>
       <w:color w:val="000000"/>
-      <w:sz w:val="24"/>
+      <w:sz w:val="26"/>
       <w:vertAlign w:val="superscript"/>
     </w:rPr>
   </w:style>
@@ -43427,7 +43427,7 @@
     <w:rPr>
       <w:rFonts w:ascii="Times New Roman" w:eastAsia="Times New Roman" w:hAnsi="Times New Roman"/>
       <w:color w:val="000000"/>
-      <w:sz w:val="24"/>
+      <w:sz w:val="26"/>
     </w:rPr>
   </w:style>
   <w:style w:styleId="TOCHeading" w:type="paragraph">
@@ -43438,7 +43438,7 @@
     <w:unhideWhenUsed/>
     <w:qFormat/>
     <w:pPr>
-      <w:spacing w:before="240" w:line="276" w:lineRule="auto"/>
+      <w:spacing w:before="240" w:line="288" w:lineRule="auto"/>
       <w:jc w:val="both"/>
       <w:outlineLvl w:val="9"/>
     </w:pPr>
@@ -43447,242 +43447,317 @@
       <w:b w:val="0"/>
       <w:bCs w:val="0"/>
       <w:color w:val="000000"/>
-      <w:sz w:val="24"/>
+      <w:sz w:val="26"/>
     </w:rPr>
   </w:style>
-  <w:style w:type="paragraph" w:customStyle="1" w:styleId="SourceCode">
+  <w:style w:customStyle="1" w:styleId="SourceCode" w:type="paragraph">
     <w:name w:val="Source Code"/>
     <w:basedOn w:val="Normal"/>
     <w:link w:val="VerbatimChar"/>
     <w:pPr>
       <w:wordWrap w:val="off"/>
+      <w:spacing w:line="288" w:lineRule="auto"/>
+      <w:jc w:val="both"/>
     </w:pPr>
+    <w:rPr>
+      <w:rFonts w:ascii="Times New Roman" w:eastAsia="Times New Roman" w:hAnsi="Times New Roman"/>
+      <w:color w:val="000000"/>
+      <w:sz w:val="26"/>
+    </w:rPr>
   </w:style>
-  <w:style w:type="character" w:customStyle="1" w:styleId="KeywordTok">
+  <w:style w:customStyle="1" w:styleId="KeywordTok" w:type="character">
     <w:name w:val="KeywordTok"/>
     <w:basedOn w:val="VerbatimChar"/>
     <w:rPr>
-      <w:color w:val="007020"/>
+      <w:rFonts w:ascii="Times New Roman" w:eastAsia="Times New Roman" w:hAnsi="Times New Roman"/>
       <w:b/>
+      <w:color w:val="000000"/>
+      <w:sz w:val="26"/>
     </w:rPr>
   </w:style>
-  <w:style w:type="character" w:customStyle="1" w:styleId="DataTypeTok">
+  <w:style w:customStyle="1" w:styleId="DataTypeTok" w:type="character">
     <w:name w:val="DataTypeTok"/>
     <w:basedOn w:val="VerbatimChar"/>
     <w:rPr>
-      <w:color w:val="902000"/>
+      <w:rFonts w:ascii="Times New Roman" w:eastAsia="Times New Roman" w:hAnsi="Times New Roman"/>
+      <w:color w:val="000000"/>
+      <w:sz w:val="26"/>
     </w:rPr>
   </w:style>
-  <w:style w:type="character" w:customStyle="1" w:styleId="DecValTok">
+  <w:style w:customStyle="1" w:styleId="DecValTok" w:type="character">
     <w:name w:val="DecValTok"/>
     <w:basedOn w:val="VerbatimChar"/>
     <w:rPr>
-      <w:color w:val="40a070"/>
+      <w:rFonts w:ascii="Times New Roman" w:eastAsia="Times New Roman" w:hAnsi="Times New Roman"/>
+      <w:color w:val="000000"/>
+      <w:sz w:val="26"/>
     </w:rPr>
   </w:style>
-  <w:style w:type="character" w:customStyle="1" w:styleId="BaseNTok">
+  <w:style w:customStyle="1" w:styleId="BaseNTok" w:type="character">
     <w:name w:val="BaseNTok"/>
     <w:basedOn w:val="VerbatimChar"/>
     <w:rPr>
-      <w:color w:val="40a070"/>
+      <w:rFonts w:ascii="Times New Roman" w:eastAsia="Times New Roman" w:hAnsi="Times New Roman"/>
+      <w:color w:val="000000"/>
+      <w:sz w:val="26"/>
     </w:rPr>
   </w:style>
-  <w:style w:type="character" w:customStyle="1" w:styleId="FloatTok">
+  <w:style w:customStyle="1" w:styleId="FloatTok" w:type="character">
     <w:name w:val="FloatTok"/>
     <w:basedOn w:val="VerbatimChar"/>
     <w:rPr>
-      <w:color w:val="40a070"/>
+      <w:rFonts w:ascii="Times New Roman" w:eastAsia="Times New Roman" w:hAnsi="Times New Roman"/>
+      <w:color w:val="000000"/>
+      <w:sz w:val="26"/>
     </w:rPr>
   </w:style>
-  <w:style w:type="character" w:customStyle="1" w:styleId="ConstantTok">
+  <w:style w:customStyle="1" w:styleId="ConstantTok" w:type="character">
     <w:name w:val="ConstantTok"/>
     <w:basedOn w:val="VerbatimChar"/>
     <w:rPr>
-      <w:color w:val="880000"/>
+      <w:rFonts w:ascii="Times New Roman" w:eastAsia="Times New Roman" w:hAnsi="Times New Roman"/>
+      <w:color w:val="000000"/>
+      <w:sz w:val="26"/>
     </w:rPr>
   </w:style>
-  <w:style w:type="character" w:customStyle="1" w:styleId="CharTok">
+  <w:style w:customStyle="1" w:styleId="CharTok" w:type="character">
     <w:name w:val="CharTok"/>
     <w:basedOn w:val="VerbatimChar"/>
     <w:rPr>
-      <w:color w:val="4070a0"/>
+      <w:rFonts w:ascii="Times New Roman" w:eastAsia="Times New Roman" w:hAnsi="Times New Roman"/>
+      <w:color w:val="000000"/>
+      <w:sz w:val="26"/>
     </w:rPr>
   </w:style>
-  <w:style w:type="character" w:customStyle="1" w:styleId="SpecialCharTok">
+  <w:style w:customStyle="1" w:styleId="SpecialCharTok" w:type="character">
     <w:name w:val="SpecialCharTok"/>
     <w:basedOn w:val="VerbatimChar"/>
     <w:rPr>
-      <w:color w:val="4070a0"/>
+      <w:rFonts w:ascii="Times New Roman" w:eastAsia="Times New Roman" w:hAnsi="Times New Roman"/>
+      <w:color w:val="000000"/>
+      <w:sz w:val="26"/>
     </w:rPr>
   </w:style>
-  <w:style w:type="character" w:customStyle="1" w:styleId="StringTok">
+  <w:style w:customStyle="1" w:styleId="StringTok" w:type="character">
     <w:name w:val="StringTok"/>
     <w:basedOn w:val="VerbatimChar"/>
     <w:rPr>
-      <w:color w:val="4070a0"/>
+      <w:rFonts w:ascii="Times New Roman" w:eastAsia="Times New Roman" w:hAnsi="Times New Roman"/>
+      <w:color w:val="000000"/>
+      <w:sz w:val="26"/>
     </w:rPr>
   </w:style>
-  <w:style w:type="character" w:customStyle="1" w:styleId="VerbatimStringTok">
+  <w:style w:customStyle="1" w:styleId="VerbatimStringTok" w:type="character">
     <w:name w:val="VerbatimStringTok"/>
     <w:basedOn w:val="VerbatimChar"/>
     <w:rPr>
-      <w:color w:val="4070a0"/>
+      <w:rFonts w:ascii="Times New Roman" w:eastAsia="Times New Roman" w:hAnsi="Times New Roman"/>
+      <w:color w:val="000000"/>
+      <w:sz w:val="26"/>
     </w:rPr>
   </w:style>
-  <w:style w:type="character" w:customStyle="1" w:styleId="SpecialStringTok">
+  <w:style w:customStyle="1" w:styleId="SpecialStringTok" w:type="character">
     <w:name w:val="SpecialStringTok"/>
     <w:basedOn w:val="VerbatimChar"/>
     <w:rPr>
-      <w:color w:val="bb6688"/>
+      <w:rFonts w:ascii="Times New Roman" w:eastAsia="Times New Roman" w:hAnsi="Times New Roman"/>
+      <w:color w:val="000000"/>
+      <w:sz w:val="26"/>
     </w:rPr>
   </w:style>
-  <w:style w:type="character" w:customStyle="1" w:styleId="ImportTok">
+  <w:style w:customStyle="1" w:styleId="ImportTok" w:type="character">
     <w:name w:val="ImportTok"/>
     <w:basedOn w:val="VerbatimChar"/>
     <w:rPr>
-      <w:color w:val="008000"/>
+      <w:rFonts w:ascii="Times New Roman" w:eastAsia="Times New Roman" w:hAnsi="Times New Roman"/>
       <w:b/>
+      <w:color w:val="000000"/>
+      <w:sz w:val="26"/>
     </w:rPr>
   </w:style>
-  <w:style w:type="character" w:customStyle="1" w:styleId="CommentTok">
+  <w:style w:customStyle="1" w:styleId="CommentTok" w:type="character">
     <w:name w:val="CommentTok"/>
     <w:basedOn w:val="VerbatimChar"/>
     <w:rPr>
-      <w:color w:val="60a0b0"/>
+      <w:rFonts w:ascii="Times New Roman" w:eastAsia="Times New Roman" w:hAnsi="Times New Roman"/>
       <w:i/>
+      <w:color w:val="000000"/>
+      <w:sz w:val="26"/>
     </w:rPr>
   </w:style>
-  <w:style w:type="character" w:customStyle="1" w:styleId="DocumentationTok">
+  <w:style w:customStyle="1" w:styleId="DocumentationTok" w:type="character">
     <w:name w:val="DocumentationTok"/>
     <w:basedOn w:val="VerbatimChar"/>
     <w:rPr>
-      <w:color w:val="ba2121"/>
+      <w:rFonts w:ascii="Times New Roman" w:eastAsia="Times New Roman" w:hAnsi="Times New Roman"/>
       <w:i/>
+      <w:color w:val="000000"/>
+      <w:sz w:val="26"/>
     </w:rPr>
   </w:style>
-  <w:style w:type="character" w:customStyle="1" w:styleId="AnnotationTok">
+  <w:style w:customStyle="1" w:styleId="AnnotationTok" w:type="character">
     <w:name w:val="AnnotationTok"/>
     <w:basedOn w:val="VerbatimChar"/>
     <w:rPr>
-      <w:color w:val="60a0b0"/>
+      <w:rFonts w:ascii="Times New Roman" w:eastAsia="Times New Roman" w:hAnsi="Times New Roman"/>
       <w:b/>
       <w:i/>
+      <w:color w:val="000000"/>
+      <w:sz w:val="26"/>
     </w:rPr>
   </w:style>
-  <w:style w:type="character" w:customStyle="1" w:styleId="CommentVarTok">
+  <w:style w:customStyle="1" w:styleId="CommentVarTok" w:type="character">
     <w:name w:val="CommentVarTok"/>
     <w:basedOn w:val="VerbatimChar"/>
     <w:rPr>
-      <w:color w:val="60a0b0"/>
+      <w:rFonts w:ascii="Times New Roman" w:eastAsia="Times New Roman" w:hAnsi="Times New Roman"/>
       <w:b/>
       <w:i/>
+      <w:color w:val="000000"/>
+      <w:sz w:val="26"/>
     </w:rPr>
   </w:style>
-  <w:style w:type="character" w:customStyle="1" w:styleId="OtherTok">
+  <w:style w:customStyle="1" w:styleId="OtherTok" w:type="character">
     <w:name w:val="OtherTok"/>
     <w:basedOn w:val="VerbatimChar"/>
     <w:rPr>
-      <w:color w:val="007020"/>
+      <w:rFonts w:ascii="Times New Roman" w:eastAsia="Times New Roman" w:hAnsi="Times New Roman"/>
+      <w:color w:val="000000"/>
+      <w:sz w:val="26"/>
     </w:rPr>
   </w:style>
-  <w:style w:type="character" w:customStyle="1" w:styleId="FunctionTok">
+  <w:style w:customStyle="1" w:styleId="FunctionTok" w:type="character">
     <w:name w:val="FunctionTok"/>
     <w:basedOn w:val="VerbatimChar"/>
     <w:rPr>
-      <w:color w:val="06287e"/>
+      <w:rFonts w:ascii="Times New Roman" w:eastAsia="Times New Roman" w:hAnsi="Times New Roman"/>
+      <w:color w:val="000000"/>
+      <w:sz w:val="26"/>
     </w:rPr>
   </w:style>
-  <w:style w:type="character" w:customStyle="1" w:styleId="VariableTok">
+  <w:style w:customStyle="1" w:styleId="VariableTok" w:type="character">
     <w:name w:val="VariableTok"/>
     <w:basedOn w:val="VerbatimChar"/>
     <w:rPr>
-      <w:color w:val="19177c"/>
+      <w:rFonts w:ascii="Times New Roman" w:eastAsia="Times New Roman" w:hAnsi="Times New Roman"/>
+      <w:color w:val="000000"/>
+      <w:sz w:val="26"/>
     </w:rPr>
   </w:style>
-  <w:style w:type="character" w:customStyle="1" w:styleId="ControlFlowTok">
+  <w:style w:customStyle="1" w:styleId="ControlFlowTok" w:type="character">
     <w:name w:val="ControlFlowTok"/>
     <w:basedOn w:val="VerbatimChar"/>
     <w:rPr>
-      <w:color w:val="007020"/>
+      <w:rFonts w:ascii="Times New Roman" w:eastAsia="Times New Roman" w:hAnsi="Times New Roman"/>
       <w:b/>
+      <w:color w:val="000000"/>
+      <w:sz w:val="26"/>
     </w:rPr>
   </w:style>
-  <w:style w:type="character" w:customStyle="1" w:styleId="OperatorTok">
+  <w:style w:customStyle="1" w:styleId="OperatorTok" w:type="character">
     <w:name w:val="OperatorTok"/>
     <w:basedOn w:val="VerbatimChar"/>
     <w:rPr>
-      <w:color w:val="666666"/>
+      <w:rFonts w:ascii="Times New Roman" w:eastAsia="Times New Roman" w:hAnsi="Times New Roman"/>
+      <w:color w:val="000000"/>
+      <w:sz w:val="26"/>
     </w:rPr>
   </w:style>
-  <w:style w:type="character" w:customStyle="1" w:styleId="BuiltInTok">
+  <w:style w:customStyle="1" w:styleId="BuiltInTok" w:type="character">
     <w:name w:val="BuiltInTok"/>
     <w:basedOn w:val="VerbatimChar"/>
     <w:rPr>
-      <w:color w:val="008000"/>
+      <w:rFonts w:ascii="Times New Roman" w:eastAsia="Times New Roman" w:hAnsi="Times New Roman"/>
+      <w:color w:val="000000"/>
+      <w:sz w:val="26"/>
     </w:rPr>
   </w:style>
-  <w:style w:type="character" w:customStyle="1" w:styleId="ExtensionTok">
+  <w:style w:customStyle="1" w:styleId="ExtensionTok" w:type="character">
     <w:name w:val="ExtensionTok"/>
     <w:basedOn w:val="VerbatimChar"/>
-    <w:rPr/>
+    <w:rPr>
+      <w:rFonts w:ascii="Times New Roman" w:eastAsia="Times New Roman" w:hAnsi="Times New Roman"/>
+      <w:color w:val="000000"/>
+      <w:sz w:val="26"/>
+    </w:rPr>
   </w:style>
-  <w:style w:type="character" w:customStyle="1" w:styleId="PreprocessorTok">
+  <w:style w:customStyle="1" w:styleId="PreprocessorTok" w:type="character">
     <w:name w:val="PreprocessorTok"/>
     <w:basedOn w:val="VerbatimChar"/>
     <w:rPr>
-      <w:color w:val="bc7a00"/>
+      <w:rFonts w:ascii="Times New Roman" w:eastAsia="Times New Roman" w:hAnsi="Times New Roman"/>
+      <w:color w:val="000000"/>
+      <w:sz w:val="26"/>
     </w:rPr>
   </w:style>
-  <w:style w:type="character" w:customStyle="1" w:styleId="AttributeTok">
+  <w:style w:customStyle="1" w:styleId="AttributeTok" w:type="character">
     <w:name w:val="AttributeTok"/>
     <w:basedOn w:val="VerbatimChar"/>
     <w:rPr>
-      <w:color w:val="7d9029"/>
+      <w:rFonts w:ascii="Times New Roman" w:eastAsia="Times New Roman" w:hAnsi="Times New Roman"/>
+      <w:color w:val="000000"/>
+      <w:sz w:val="26"/>
     </w:rPr>
   </w:style>
-  <w:style w:type="character" w:customStyle="1" w:styleId="RegionMarkerTok">
+  <w:style w:customStyle="1" w:styleId="RegionMarkerTok" w:type="character">
     <w:name w:val="RegionMarkerTok"/>
     <w:basedOn w:val="VerbatimChar"/>
-    <w:rPr/>
+    <w:rPr>
+      <w:rFonts w:ascii="Times New Roman" w:eastAsia="Times New Roman" w:hAnsi="Times New Roman"/>
+      <w:color w:val="000000"/>
+      <w:sz w:val="26"/>
+    </w:rPr>
   </w:style>
-  <w:style w:type="character" w:customStyle="1" w:styleId="InformationTok">
+  <w:style w:customStyle="1" w:styleId="InformationTok" w:type="character">
     <w:name w:val="InformationTok"/>
     <w:basedOn w:val="VerbatimChar"/>
     <w:rPr>
-      <w:color w:val="60a0b0"/>
+      <w:rFonts w:ascii="Times New Roman" w:eastAsia="Times New Roman" w:hAnsi="Times New Roman"/>
       <w:b/>
       <w:i/>
+      <w:color w:val="000000"/>
+      <w:sz w:val="26"/>
     </w:rPr>
   </w:style>
-  <w:style w:type="character" w:customStyle="1" w:styleId="WarningTok">
+  <w:style w:customStyle="1" w:styleId="WarningTok" w:type="character">
     <w:name w:val="WarningTok"/>
     <w:basedOn w:val="VerbatimChar"/>
     <w:rPr>
-      <w:color w:val="60a0b0"/>
+      <w:rFonts w:ascii="Times New Roman" w:eastAsia="Times New Roman" w:hAnsi="Times New Roman"/>
       <w:b/>
       <w:i/>
+      <w:color w:val="000000"/>
+      <w:sz w:val="26"/>
     </w:rPr>
   </w:style>
-  <w:style w:type="character" w:customStyle="1" w:styleId="AlertTok">
+  <w:style w:customStyle="1" w:styleId="AlertTok" w:type="character">
     <w:name w:val="AlertTok"/>
     <w:basedOn w:val="VerbatimChar"/>
     <w:rPr>
-      <w:color w:val="ff0000"/>
+      <w:rFonts w:ascii="Times New Roman" w:eastAsia="Times New Roman" w:hAnsi="Times New Roman"/>
       <w:b/>
+      <w:color w:val="000000"/>
+      <w:sz w:val="26"/>
     </w:rPr>
   </w:style>
-  <w:style w:type="character" w:customStyle="1" w:styleId="ErrorTok">
+  <w:style w:customStyle="1" w:styleId="ErrorTok" w:type="character">
     <w:name w:val="ErrorTok"/>
     <w:basedOn w:val="VerbatimChar"/>
     <w:rPr>
-      <w:color w:val="ff0000"/>
+      <w:rFonts w:ascii="Times New Roman" w:eastAsia="Times New Roman" w:hAnsi="Times New Roman"/>
       <w:b/>
+      <w:color w:val="000000"/>
+      <w:sz w:val="26"/>
     </w:rPr>
   </w:style>
-  <w:style w:type="character" w:customStyle="1" w:styleId="NormalTok">
+  <w:style w:customStyle="1" w:styleId="NormalTok" w:type="character">
     <w:name w:val="NormalTok"/>
     <w:basedOn w:val="VerbatimChar"/>
-    <w:rPr/>
+    <w:rPr>
+      <w:rFonts w:ascii="Times New Roman" w:eastAsia="Times New Roman" w:hAnsi="Times New Roman"/>
+      <w:color w:val="000000"/>
+      <w:sz w:val="26"/>
+    </w:rPr>
   </w:style>
 </w:styles>
 </file>

--- a/dist/BO_NOP_HOAN_CHINH_2026-06/3_luan_an_chuong_phu_luc/chuong_4_ket_qua_vi.docx
+++ b/dist/BO_NOP_HOAN_CHINH_2026-06/3_luan_an_chuong_phu_luc/chuong_4_ket_qua_vi.docx
@@ -2,32 +2,6 @@
 <file path=word/document.xml><?xml version="1.0" encoding="utf-8"?>
 <w:document xmlns:w="http://schemas.openxmlformats.org/wordprocessingml/2006/main" xmlns:m="http://schemas.openxmlformats.org/officeDocument/2006/math" xmlns:r="http://schemas.openxmlformats.org/officeDocument/2006/relationships" xmlns:o="urn:schemas-microsoft-com:office:office" xmlns:v="urn:schemas-microsoft-com:vml" xmlns:w10="urn:schemas-microsoft-com:office:word" xmlns:a="http://schemas.openxmlformats.org/drawingml/2006/main" xmlns:pic="http://schemas.openxmlformats.org/drawingml/2006/picture" xmlns:wp="http://schemas.openxmlformats.org/drawingml/2006/wordprocessingDrawing">
   <w:body>
-    <w:sdt>
-      <w:sdtPr>
-        <w:docPartObj>
-          <w:docPartGallery w:val="Table of Contents"/>
-          <w:docPartUnique/>
-        </w:docPartObj>
-      </w:sdtPr>
-      <w:sdtContent>
-        <w:p>
-          <w:pPr>
-            <w:pStyle w:val="TOCHeading"/>
-          </w:pPr>
-          <w:r>
-            <w:t xml:space="preserve">Table of Contents</w:t>
-          </w:r>
-        </w:p>
-        <w:p>
-          <w:r>
-            <w:fldChar w:fldCharType="begin" w:dirty="true"/>
-            <w:instrText xml:space="preserve">TOC \o "1-3" \h \z \u</w:instrText>
-            <w:fldChar w:fldCharType="separate"/>
-            <w:fldChar w:fldCharType="end"/>
-          </w:r>
-        </w:p>
-      </w:sdtContent>
-    </w:sdt>
     <w:bookmarkStart w:id="20" w:name="chương-4-kết-quả-nghiên-cứu"/>
     <w:p>
       <w:pPr>
@@ -93,7 +67,32 @@
         <w:pStyle w:val="FirstParagraph"/>
       </w:pPr>
       <w:r>
-        <w:t xml:space="preserve">Phân tích mô tả trên khung 50 nền kinh tế châu Á và Thái Bình Dương (gồm Nhật Bản, thành viên thứ sáu của Nhóm I được WBES khảo sát lần đầu năm 2025; xem Mục 4.1.5) cho thấy bức tranh hiệu quả hoạt động kinh doanh có sự phân tán lớn và không hội tụ. Các bảng phân loại 4.1 dưới đây dựa trên bộ dữ liệu ước lượng đa quốc gia (pool phân loại 96.415 doanh nghiệp / 52 nhãn nền; khung phân tích 88.869 / 50 nền, gồm Nhật Bản; mẫu hồi quy chính P7 M2 N = 81.022), nhất quán với thống kê mô tả chi tiết của Chuyên đề 1 trên đầy đủ 50 nền. Vì doanh thu WBES được báo cáo bằng nội tệ, độ phân tán năng suất được tính</w:t>
+        <w:t xml:space="preserve">Phân tích mô tả trên khung 50 nền kinh tế châu Á và Thái Bình Dương (gồm Nhật Bản, thành viên thứ sáu của Nhóm I được WBES khảo sát lần đầu năm 2025; xem Mục 4.1.5) cho thấy bức tranh hiệu quả hoạt động kinh doanh có sự phân tán lớn và không hội tụ. Các bảng 4.1–4.2 dưới đây được</w:t>
+      </w:r>
+      <w:r>
+        <w:t xml:space="preserve"> </w:t>
+      </w:r>
+      <w:r>
+        <w:rPr>
+          <w:bCs/>
+          <w:b/>
+        </w:rPr>
+        <w:t xml:space="preserve">tái lập trực tiếp từ dữ liệu thô</w:t>
+      </w:r>
+      <w:r>
+        <w:t xml:space="preserve"> </w:t>
+      </w:r>
+      <w:r>
+        <w:t xml:space="preserve">trên khung mô tả 50 nền có năng suất hợp lệ (84.998 doanh nghiệp; 107 cặp nền–năm), bằng cùng quy trình hài hòa hóa với pipeline kinh tế lượng P7 (</w:t>
+      </w:r>
+      <w:r>
+        <w:rPr>
+          <w:rStyle w:val="VerbatimChar"/>
+        </w:rPr>
+        <w:t xml:space="preserve">scripts/relock_descriptives_canonical.py</w:t>
+      </w:r>
+      <w:r>
+        <w:t xml:space="preserve">); pool phân loại ICRV rộng hơn là 96.415 doanh nghiệp / 52 nhãn nền, khung phân tích đa quốc gia là 88.869 / 50 nền gồm Nhật Bản, và mẫu hồi quy chính P7 M2 là N = 81.022. Vì doanh thu WBES được báo cáo bằng nội tệ, độ phân tán năng suất được tính</w:t>
       </w:r>
       <w:r>
         <w:t xml:space="preserve"> </w:t>
@@ -109,7 +108,7 @@
         <w:t xml:space="preserve"> </w:t>
       </w:r>
       <w:r>
-        <w:t xml:space="preserve">(bất biến với đơn vị tiền tệ): độ lệch chuẩn của ln(doanh thu/lao động) trong đợt tăng từ 1,04 (Nhóm I, Advanced đổi mới) lên 1,31–1,39 (Nhóm III–V), và tỷ số P90/P10 leo từ khoảng 12 lần (Nhóm I) lên khoảng 30 lần (Nhóm V) theo chiều từ nhóm thể chế cao đến nhóm thể chế thấp.</w:t>
+        <w:t xml:space="preserve">(bất biến với đơn vị tiền tệ): độ lệch chuẩn của ln(doanh thu/lao động) trong đợt tăng từ 0,96 (Nhóm I, Advanced đổi mới) lên 1,24–1,37 (Nhóm III–V), và tỷ số P90/P10 leo từ khoảng 11 lần (Nhóm I) lên khoảng 27 lần (Nhóm V) theo chiều từ nhóm thể chế cao đến nhóm thể chế thấp.</w:t>
       </w:r>
     </w:p>
     <w:p>
@@ -131,7 +130,7 @@
           <w:iCs/>
           <w:i/>
         </w:rPr>
-        <w:t xml:space="preserve">Phân tán năng suất lao động và đặc điểm quốc tế hóa theo phân nhóm con ICRV (mẫu gộp WBES 2006–2026; số doanh nghiệp phân loại ICRV ≈ 96.415; khung phân tích 88.869/50 nền; mẫu hồi quy chính P7 M2 N = 81.022).</w:t>
+        <w:t xml:space="preserve">Phân tán năng suất lao động và đặc điểm quốc tế hóa theo phân nhóm con ICRV (khung mô tả tái lập 50 nền có năng suất hợp lệ, 84.998 doanh nghiệp, WBES 2006–2026; pool phân loại ICRV rộng hơn 96.415/52 nhãn nền; mẫu hồi quy chính P7 M2 N = 81.022).</w:t>
       </w:r>
     </w:p>
     <w:tbl>
@@ -173,7 +172,7 @@
               <w:jc w:val="left"/>
             </w:pPr>
             <w:r>
-              <w:t xml:space="preserve">n</w:t>
+              <w:t xml:space="preserve">n (LP-valid)</w:t>
             </w:r>
           </w:p>
         </w:tc>
@@ -247,7 +246,81 @@
               <w:jc w:val="left"/>
             </w:pPr>
             <w:r>
-              <w:t xml:space="preserve">6.390</w:t>
+              <w:t xml:space="preserve">5.688</w:t>
+            </w:r>
+          </w:p>
+        </w:tc>
+        <w:tc>
+          <w:tcPr/>
+          <w:p>
+            <w:pPr>
+              <w:pStyle w:val="Compact"/>
+              <w:jc w:val="left"/>
+            </w:pPr>
+            <w:r>
+              <w:t xml:space="preserve">0,96</w:t>
+            </w:r>
+          </w:p>
+        </w:tc>
+        <w:tc>
+          <w:tcPr/>
+          <w:p>
+            <w:pPr>
+              <w:pStyle w:val="Compact"/>
+              <w:jc w:val="left"/>
+            </w:pPr>
+            <w:r>
+              <w:t xml:space="preserve">10,3</w:t>
+            </w:r>
+          </w:p>
+        </w:tc>
+        <w:tc>
+          <w:tcPr/>
+          <w:p>
+            <w:pPr>
+              <w:pStyle w:val="Compact"/>
+              <w:jc w:val="left"/>
+            </w:pPr>
+            <w:r>
+              <w:t xml:space="preserve">24,3</w:t>
+            </w:r>
+          </w:p>
+        </w:tc>
+        <w:tc>
+          <w:tcPr/>
+          <w:p>
+            <w:pPr>
+              <w:pStyle w:val="Compact"/>
+              <w:jc w:val="left"/>
+            </w:pPr>
+            <w:r>
+              <w:t xml:space="preserve">7,7</w:t>
+            </w:r>
+          </w:p>
+        </w:tc>
+      </w:tr>
+      <w:tr>
+        <w:tc>
+          <w:tcPr/>
+          <w:p>
+            <w:pPr>
+              <w:pStyle w:val="Compact"/>
+              <w:jc w:val="left"/>
+            </w:pPr>
+            <w:r>
+              <w:t xml:space="preserve">Nhóm II: Advanced tài nguyên (GCC)</w:t>
+            </w:r>
+          </w:p>
+        </w:tc>
+        <w:tc>
+          <w:tcPr/>
+          <w:p>
+            <w:pPr>
+              <w:pStyle w:val="Compact"/>
+              <w:jc w:val="left"/>
+            </w:pPr>
+            <w:r>
+              <w:t xml:space="preserve">2.082</w:t>
             </w:r>
           </w:p>
         </w:tc>
@@ -263,7 +336,10 @@
                 <w:bCs/>
                 <w:b/>
               </w:rPr>
-              <w:t xml:space="preserve">1,00</w:t>
+              <w:t xml:space="preserve">0,79</w:t>
+            </w:r>
+            <w:r>
+              <w:t xml:space="preserve">²</w:t>
             </w:r>
           </w:p>
         </w:tc>
@@ -275,7 +351,7 @@
               <w:jc w:val="left"/>
             </w:pPr>
             <w:r>
-              <w:t xml:space="preserve">10,3</w:t>
+              <w:t xml:space="preserve">3,9</w:t>
             </w:r>
           </w:p>
         </w:tc>
@@ -287,7 +363,7 @@
               <w:jc w:val="left"/>
             </w:pPr>
             <w:r>
-              <w:t xml:space="preserve">24,5</w:t>
+              <w:t xml:space="preserve">11,6</w:t>
             </w:r>
           </w:p>
         </w:tc>
@@ -299,7 +375,7 @@
               <w:jc w:val="left"/>
             </w:pPr>
             <w:r>
-              <w:t xml:space="preserve">7,7</w:t>
+              <w:t xml:space="preserve">13,6</w:t>
             </w:r>
           </w:p>
         </w:tc>
@@ -313,7 +389,7 @@
               <w:jc w:val="left"/>
             </w:pPr>
             <w:r>
-              <w:t xml:space="preserve">Nhóm II: Advanced tài nguyên (GCC)</w:t>
+              <w:t xml:space="preserve">Nhóm III: trung bình cao (CHN, MYS, THA, KAZ…)</w:t>
             </w:r>
           </w:p>
         </w:tc>
@@ -325,7 +401,7 @@
               <w:jc w:val="left"/>
             </w:pPr>
             <w:r>
-              <w:t xml:space="preserve">2.269</w:t>
+              <w:t xml:space="preserve">15.174</w:t>
             </w:r>
           </w:p>
         </w:tc>
@@ -337,7 +413,7 @@
               <w:jc w:val="left"/>
             </w:pPr>
             <w:r>
-              <w:t xml:space="preserve">1,14²</w:t>
+              <w:t xml:space="preserve">1,30</w:t>
             </w:r>
           </w:p>
         </w:tc>
@@ -349,7 +425,7 @@
               <w:jc w:val="left"/>
             </w:pPr>
             <w:r>
-              <w:t xml:space="preserve">~3</w:t>
+              <w:t xml:space="preserve">10,3</w:t>
             </w:r>
           </w:p>
         </w:tc>
@@ -361,7 +437,7 @@
               <w:jc w:val="left"/>
             </w:pPr>
             <w:r>
-              <w:t xml:space="preserve">~8</w:t>
+              <w:t xml:space="preserve">21,6</w:t>
             </w:r>
           </w:p>
         </w:tc>
@@ -373,7 +449,7 @@
               <w:jc w:val="left"/>
             </w:pPr>
             <w:r>
-              <w:t xml:space="preserve">n/a</w:t>
+              <w:t xml:space="preserve">8,4</w:t>
             </w:r>
           </w:p>
         </w:tc>
@@ -387,7 +463,7 @@
               <w:jc w:val="left"/>
             </w:pPr>
             <w:r>
-              <w:t xml:space="preserve">Nhóm III: trung bình cao (CHN, MYS, THA, KAZ…)</w:t>
+              <w:t xml:space="preserve">Nhóm IV: chuyển đổi thu nhập trung bình thấp (VNM, IND, IDN, PHL, BGD, PAK, MNG)</w:t>
             </w:r>
           </w:p>
         </w:tc>
@@ -399,7 +475,7 @@
               <w:jc w:val="left"/>
             </w:pPr>
             <w:r>
-              <w:t xml:space="preserve">17.905</w:t>
+              <w:t xml:space="preserve">42.798</w:t>
             </w:r>
           </w:p>
         </w:tc>
@@ -411,7 +487,7 @@
               <w:jc w:val="left"/>
             </w:pPr>
             <w:r>
-              <w:t xml:space="preserve">1,37</w:t>
+              <w:t xml:space="preserve">1,24</w:t>
             </w:r>
           </w:p>
         </w:tc>
@@ -423,7 +499,7 @@
               <w:jc w:val="left"/>
             </w:pPr>
             <w:r>
-              <w:t xml:space="preserve">10,3</w:t>
+              <w:t xml:space="preserve">8,1</w:t>
             </w:r>
           </w:p>
         </w:tc>
@@ -435,7 +511,7 @@
               <w:jc w:val="left"/>
             </w:pPr>
             <w:r>
-              <w:t xml:space="preserve">21,7</w:t>
+              <w:t xml:space="preserve">14,1</w:t>
             </w:r>
           </w:p>
         </w:tc>
@@ -447,7 +523,7 @@
               <w:jc w:val="left"/>
             </w:pPr>
             <w:r>
-              <w:t xml:space="preserve">8,4</w:t>
+              <w:t xml:space="preserve">3,1</w:t>
             </w:r>
           </w:p>
         </w:tc>
@@ -461,7 +537,7 @@
               <w:jc w:val="left"/>
             </w:pPr>
             <w:r>
-              <w:t xml:space="preserve">Nhóm IV: chuyển đổi thu nhập trung bình thấp (VNM, IND, IDN, PHL, BGD, PAK, MNG)</w:t>
+              <w:t xml:space="preserve">Nhóm V: đang nổi (LAO, KHM, NPL, LKA, JOR, AZE…)</w:t>
             </w:r>
           </w:p>
         </w:tc>
@@ -473,7 +549,7 @@
               <w:jc w:val="left"/>
             </w:pPr>
             <w:r>
-              <w:t xml:space="preserve">50.926</w:t>
+              <w:t xml:space="preserve">17.340</w:t>
             </w:r>
           </w:p>
         </w:tc>
@@ -485,7 +561,7 @@
               <w:jc w:val="left"/>
             </w:pPr>
             <w:r>
-              <w:t xml:space="preserve">1,31</w:t>
+              <w:t xml:space="preserve">1,37</w:t>
             </w:r>
           </w:p>
         </w:tc>
@@ -497,7 +573,7 @@
               <w:jc w:val="left"/>
             </w:pPr>
             <w:r>
-              <w:t xml:space="preserve">8,6</w:t>
+              <w:t xml:space="preserve">10,2</w:t>
             </w:r>
           </w:p>
         </w:tc>
@@ -509,7 +585,7 @@
               <w:jc w:val="left"/>
             </w:pPr>
             <w:r>
-              <w:t xml:space="preserve">15,5</w:t>
+              <w:t xml:space="preserve">18,1</w:t>
             </w:r>
           </w:p>
         </w:tc>
@@ -521,7 +597,7 @@
               <w:jc w:val="left"/>
             </w:pPr>
             <w:r>
-              <w:t xml:space="preserve">4,7</w:t>
+              <w:t xml:space="preserve">7,0</w:t>
             </w:r>
           </w:p>
         </w:tc>
@@ -535,7 +611,7 @@
               <w:jc w:val="left"/>
             </w:pPr>
             <w:r>
-              <w:t xml:space="preserve">Nhóm V: đang nổi (LAO, KHM, NPL, LKA, JOR…)</w:t>
+              <w:t xml:space="preserve">Nhóm VI: SIDS (FJI, PNG, SLB…)</w:t>
             </w:r>
           </w:p>
         </w:tc>
@@ -547,7 +623,7 @@
               <w:jc w:val="left"/>
             </w:pPr>
             <w:r>
-              <w:t xml:space="preserve">18.569</w:t>
+              <w:t xml:space="preserve">1.916</w:t>
             </w:r>
           </w:p>
         </w:tc>
@@ -563,7 +639,7 @@
                 <w:bCs/>
                 <w:b/>
               </w:rPr>
-              <w:t xml:space="preserve">1,39</w:t>
+              <w:t xml:space="preserve">1,40</w:t>
             </w:r>
           </w:p>
         </w:tc>
@@ -575,7 +651,7 @@
               <w:jc w:val="left"/>
             </w:pPr>
             <w:r>
-              <w:t xml:space="preserve">10,1</w:t>
+              <w:t xml:space="preserve">6,7</w:t>
             </w:r>
           </w:p>
         </w:tc>
@@ -587,7 +663,7 @@
               <w:jc w:val="left"/>
             </w:pPr>
             <w:r>
-              <w:t xml:space="preserve">16,6</w:t>
+              <w:t xml:space="preserve">14,4</w:t>
             </w:r>
           </w:p>
         </w:tc>
@@ -599,81 +675,7 @@
               <w:jc w:val="left"/>
             </w:pPr>
             <w:r>
-              <w:t xml:space="preserve">5,9</w:t>
-            </w:r>
-          </w:p>
-        </w:tc>
-      </w:tr>
-      <w:tr>
-        <w:tc>
-          <w:tcPr/>
-          <w:p>
-            <w:pPr>
-              <w:pStyle w:val="Compact"/>
-              <w:jc w:val="left"/>
-            </w:pPr>
-            <w:r>
-              <w:t xml:space="preserve">Nhóm VI: SIDS (FJI, PNG, SLB…)</w:t>
-            </w:r>
-          </w:p>
-        </w:tc>
-        <w:tc>
-          <w:tcPr/>
-          <w:p>
-            <w:pPr>
-              <w:pStyle w:val="Compact"/>
-              <w:jc w:val="left"/>
-            </w:pPr>
-            <w:r>
-              <w:t xml:space="preserve">2.038</w:t>
-            </w:r>
-          </w:p>
-        </w:tc>
-        <w:tc>
-          <w:tcPr/>
-          <w:p>
-            <w:pPr>
-              <w:pStyle w:val="Compact"/>
-              <w:jc w:val="left"/>
-            </w:pPr>
-            <w:r>
-              <w:t xml:space="preserve">1,32</w:t>
-            </w:r>
-          </w:p>
-        </w:tc>
-        <w:tc>
-          <w:tcPr/>
-          <w:p>
-            <w:pPr>
-              <w:pStyle w:val="Compact"/>
-              <w:jc w:val="left"/>
-            </w:pPr>
-            <w:r>
-              <w:t xml:space="preserve">6,3</w:t>
-            </w:r>
-          </w:p>
-        </w:tc>
-        <w:tc>
-          <w:tcPr/>
-          <w:p>
-            <w:pPr>
-              <w:pStyle w:val="Compact"/>
-              <w:jc w:val="left"/>
-            </w:pPr>
-            <w:r>
-              <w:t xml:space="preserve">16,3</w:t>
-            </w:r>
-          </w:p>
-        </w:tc>
-        <w:tc>
-          <w:tcPr/>
-          <w:p>
-            <w:pPr>
-              <w:pStyle w:val="Compact"/>
-              <w:jc w:val="left"/>
-            </w:pPr>
-            <w:r>
-              <w:t xml:space="preserve">23,5</w:t>
+              <w:t xml:space="preserve">20,0</w:t>
             </w:r>
           </w:p>
         </w:tc>
@@ -691,7 +693,7 @@
                 <w:bCs/>
                 <w:b/>
               </w:rPr>
-              <w:t xml:space="preserve">Tổng (phân loại ICRV)</w:t>
+              <w:t xml:space="preserve">Tổng (LP-valid, 50 nền)</w:t>
             </w:r>
           </w:p>
         </w:tc>
@@ -707,7 +709,7 @@
                 <w:bCs/>
                 <w:b/>
               </w:rPr>
-              <w:t xml:space="preserve">96.415</w:t>
+              <w:t xml:space="preserve">84.998</w:t>
             </w:r>
           </w:p>
         </w:tc>
@@ -782,7 +784,66 @@
           <w:iCs/>
           <w:i/>
         </w:rPr>
-        <w:t xml:space="preserve">Ghi chú: Cột n là số doanh nghiệp được phân loại vào sáu nhóm ICRV trong mẫu gộp WBES (tổng 96.415; ngoài ra còn ~10.350 doanh nghiệp chưa gán nhóm ICRV do thiếu chỉ số thể chế). Mẫu hồi quy chính của P7 là N = 81.022 (mô hình M2, khung 50 nền gồm Nhật Bản) và giảm còn 79.080 ở M5 khi bổ sung biến kiểm soát (xem Mục 4.6.1), do loại các quan sát thiếu biến phụ thuộc/FSTS. ¹ Độ lệch chuẩn ln(năng suất lao động) tính trong từng cặp nền kinh tế × năm rồi lấy trung vị giữa các đợt của nhóm, bất biến với đơn vị tiền tệ (thừa số quy đổi triệt tiêu trên thang log); năng suất được winsorize 1/99 trong cụm country-year (xem Mục 3.5.3). ² Trung vị Nhóm II bị kéo lên bởi các nền nhỏ; hai nền lớn nhất khối có phân tán hẹp nhất toàn pool (Saudi Arabia 0,49; Qatar 0,33).</w:t>
+        <w:t xml:space="preserve">Ghi chú: Cột n là số doanh nghiệp có</w:t>
+      </w:r>
+      <w:r>
+        <w:rPr>
+          <w:iCs/>
+          <w:i/>
+        </w:rPr>
+        <w:t xml:space="preserve"> </w:t>
+      </w:r>
+      <w:r>
+        <w:rPr>
+          <w:bCs/>
+          <w:b/>
+          <w:iCs/>
+          <w:i/>
+        </w:rPr>
+        <w:t xml:space="preserve">năng suất lao động hợp lệ (LP-valid)</w:t>
+      </w:r>
+      <w:r>
+        <w:rPr>
+          <w:iCs/>
+          <w:i/>
+        </w:rPr>
+        <w:t xml:space="preserve"> </w:t>
+      </w:r>
+      <w:r>
+        <w:rPr>
+          <w:iCs/>
+          <w:i/>
+        </w:rPr>
+        <w:t xml:space="preserve">trong khung mô tả tái lập gồm 50 nền / 107 cặp nền–năm (tổng 84.998), tính trực tiếp từ dữ liệu thô bằng</w:t>
+      </w:r>
+      <w:r>
+        <w:rPr>
+          <w:iCs/>
+          <w:i/>
+        </w:rPr>
+        <w:t xml:space="preserve"> </w:t>
+      </w:r>
+      <w:r>
+        <w:rPr>
+          <w:rStyle w:val="VerbatimChar"/>
+          <w:iCs/>
+          <w:i/>
+        </w:rPr>
+        <w:t xml:space="preserve">scripts/relock_descriptives_canonical.py</w:t>
+      </w:r>
+      <w:r>
+        <w:rPr>
+          <w:iCs/>
+          <w:i/>
+        </w:rPr>
+        <w:t xml:space="preserve"> </w:t>
+      </w:r>
+      <w:r>
+        <w:rPr>
+          <w:iCs/>
+          <w:i/>
+        </w:rPr>
+        <w:t xml:space="preserve">với cùng quy trình hài hòa hóa như pipeline kinh tế lượng P7. Khung mô tả này là phần lõi có năng suất hợp lệ của khung phân tích đa quốc gia (50 nền gồm Nhật Bản); mẫu hồi quy chính P7 là N = 81.022 (M2) và 79.080 (M5; xem Mục 4.6.1), còn pool phân loại ICRV rộng hơn (gồm cả doanh nghiệp thiếu biến năng suất/thể chế) là 96.415 / 52 nhãn nền. Vì vậy n ở bảng này nhỏ hơn các đếm mẫu đầy đủ dùng ở Bảng 4.3. ¹ Độ lệch chuẩn ln(năng suất lao động) khử trung bình trong từng cặp nền kinh tế × năm rồi tổng hợp trên các quan sát của nhóm, bất biến với đơn vị tiền tệ (thừa số quy đổi triệt tiêu trên thang log); năng suất được winsorize 1/99 trong cụm country-year (xem Mục 3.5.3). ² Nhóm II có phân tán hẹp nhất toàn khung (nén năng suất kiểu kinh tế nhà nước tô); hai nền lớn nhất khối hẹp nhất toàn pool (Saudi Arabia 0,49; Qatar 0,33).</w:t>
       </w:r>
     </w:p>
     <w:p>
@@ -907,7 +968,7 @@
         <w:pStyle w:val="BodyText"/>
       </w:pPr>
       <w:r>
-        <w:t xml:space="preserve">Phát hiện quan trọng nhất từ thực trạng mô tả là sự phân biệt nội bộ trong nhóm Advanced. Hai phân nhóm cùng mức thu nhập cao nhưng đối lập về cấu trúc: nhóm đổi mới sáng tạo dẫn dắt có R&amp;D 21,0%, ISO 32,5% và 24,5% doanh nghiệp xuất khẩu, trong khi nhóm tài nguyên dẫn dắt chỉ có R&amp;D 7,0% và 11,7% doanh nghiệp xuất khẩu (Chuyên đề 1). Về phân phối, hai nền lớn nhất Vùng Vịnh có phân tán năng suất trong đợt hẹp nhất toàn mẫu gộp (Saudi Arabia 0,49; Qatar 0,33, so với Singapore 1,08, chênh hơn 2 lần), biểu hiện của kinh tế nhà nước tô (rentier economy) nơi phân phối lại từ xuất khẩu dầu mỏ thu hẹp khoảng cách năng suất giữa doanh nghiệp, nhưng không nhất thiết phản ánh hiệu quả hoạt động kinh doanh của doanh nghiệp đáng kể. Điều này gợi ý rằng việc gộp hai loại Advanced vào một nhóm duy nhất (như các nghiên cứu trước thường làm) sẽ che khuất cơ chế quan trọng này.</w:t>
+        <w:t xml:space="preserve">Phát hiện quan trọng nhất từ thực trạng mô tả là sự phân biệt nội bộ trong nhóm Advanced. Hai phân nhóm cùng mức thu nhập cao nhưng đối lập về cấu trúc: nhóm đổi mới sáng tạo dẫn dắt có R&amp;D 21,0%, ISO 32,5% và 24,3% doanh nghiệp xuất khẩu, trong khi nhóm tài nguyên dẫn dắt chỉ có R&amp;D 7,0% và 11,6% doanh nghiệp xuất khẩu (Chuyên đề 1). Về phân phối, hai nền lớn nhất Vùng Vịnh có phân tán năng suất trong đợt hẹp nhất toàn mẫu gộp (Saudi Arabia 0,49; Qatar 0,33, so với Singapore 1,08, chênh hơn 2 lần), biểu hiện của kinh tế nhà nước tô (rentier economy) nơi phân phối lại từ xuất khẩu dầu mỏ thu hẹp khoảng cách năng suất giữa doanh nghiệp, nhưng không nhất thiết phản ánh hiệu quả hoạt động kinh doanh của doanh nghiệp đáng kể. Điều này gợi ý rằng việc gộp hai loại Advanced vào một nhóm duy nhất (như các nghiên cứu trước thường làm) sẽ che khuất cơ chế quan trọng này.</w:t>
       </w:r>
     </w:p>
     <w:p>
@@ -915,7 +976,7 @@
         <w:pStyle w:val="BodyText"/>
       </w:pPr>
       <w:r>
-        <w:t xml:space="preserve">Sự gia tăng của độ phân tán năng suất trong đợt theo phổ thể chế ICRV (từ ~12 lần lên ~30 lần ở tỷ số P90/P10) không chỉ là một quan sát mô tả mà còn nhất quán với khung lý thuyết phân bổ sai nguồn lực (resource misallocation) của Hsieh và Klenow (2009): trong môi trường thể chế yếu, các rào cản thị trường, tiếp cận tài chính hạn chế, thực thi hợp đồng kém, méo mó chính sách, ngăn nguồn lực dịch chuyển từ doanh nghiệp kém hiệu quả sang doanh nghiệp hiệu quả hơn, khiến phương sai năng suất giữa các doanh nghiệp nới rộng. Theo logic này, độ phân tán năng suất cao ở Nhóm V–VI</w:t>
+        <w:t xml:space="preserve">Sự gia tăng của độ phân tán năng suất trong đợt theo phổ thể chế ICRV (từ ~11 lần lên ~27 lần ở tỷ số P90/P10) không chỉ là một quan sát mô tả mà còn nhất quán với khung lý thuyết phân bổ sai nguồn lực (resource misallocation) của Hsieh và Klenow (2009): trong môi trường thể chế yếu, các rào cản thị trường, tiếp cận tài chính hạn chế, thực thi hợp đồng kém, méo mó chính sách, ngăn nguồn lực dịch chuyển từ doanh nghiệp kém hiệu quả sang doanh nghiệp hiệu quả hơn, khiến phương sai năng suất giữa các doanh nghiệp nới rộng. Theo logic này, độ phân tán năng suất cao ở Nhóm V–VI</w:t>
       </w:r>
       <w:r>
         <w:t xml:space="preserve"> </w:t>
@@ -1204,7 +1265,7 @@
         <w:pStyle w:val="FirstParagraph"/>
       </w:pPr>
       <w:r>
-        <w:t xml:space="preserve">Trung vị FSTS bằng 0% trong tất cả các phân nhóm, chỉ 15–23% doanh nghiệp tham gia xuất khẩu tùy theo bối cảnh. Phân phối FSTS có dạng phân cực mạnh: đại đa số không xuất khẩu, trong khi một thiểu số nhỏ có tỷ lệ xuất khẩu rất cao. Phân cực này đặt ra vấn đề phương pháp quan trọng cho nghiên cứu quốc tế hóa và hiệu quả: kết quả hồi quy trên toàn mẫu bị kéo bởi hành vi của thiểu số xuất khẩu tích cực.</w:t>
+        <w:t xml:space="preserve">Trung vị FSTS bằng 0% trong tất cả các phân nhóm, chỉ khoảng 12–24% doanh nghiệp tham gia xuất khẩu tùy theo bối cảnh. Phân phối FSTS có dạng phân cực mạnh: đại đa số không xuất khẩu, trong khi một thiểu số nhỏ có tỷ lệ xuất khẩu rất cao. Phân cực này đặt ra vấn đề phương pháp quan trọng cho nghiên cứu quốc tế hóa và hiệu quả: kết quả hồi quy trên toàn mẫu bị kéo bởi hành vi của thiểu số xuất khẩu tích cực.</w:t>
       </w:r>
     </w:p>
     <w:p>
@@ -1212,7 +1273,7 @@
         <w:pStyle w:val="BodyText"/>
       </w:pPr>
       <w:r>
-        <w:t xml:space="preserve">Cường độ quốc tế hóa (FSTS trung bình, tính trên toàn mẫu gồm cả doanh nghiệp không xuất khẩu) dao động từ 6,3% (SIDS) đến 10,3% (trung bình cao), với mức trung bình khu vực khoảng 8,8%. Điều đáng chú ý là trung bình cao và Advanced có cùng FSTS trung bình (~10%) nhưng cơ chế xuất khẩu hoàn toàn khác: Advanced chủ yếu dịch vụ và hàng hóa hàm lượng tri thức cao; trung bình cao chủ yếu sản xuất theo chuỗi giá trị toàn cầu với biên lợi nhuận khác nhau.</w:t>
+        <w:t xml:space="preserve">Cường độ quốc tế hóa (FSTS trung bình, tính trên toàn mẫu gồm cả doanh nghiệp không xuất khẩu) dao động từ 6,7% (SIDS) đến 10,3% (trung bình cao), với mức trung bình khu vực khoảng 9%. Điều đáng chú ý là trung bình cao và Advanced có cùng FSTS trung bình (~10%) nhưng cơ chế xuất khẩu hoàn toàn khác: Advanced chủ yếu dịch vụ và hàng hóa hàm lượng tri thức cao; trung bình cao chủ yếu sản xuất theo chuỗi giá trị toàn cầu với biên lợi nhuận khác nhau.</w:t>
       </w:r>
     </w:p>
     <w:p>
@@ -1615,7 +1676,7 @@
               <w:jc w:val="left"/>
             </w:pPr>
             <w:r>
-              <w:t xml:space="preserve">25,4</w:t>
+              <w:t xml:space="preserve">31,4</w:t>
             </w:r>
           </w:p>
         </w:tc>
@@ -1627,7 +1688,7 @@
               <w:jc w:val="left"/>
             </w:pPr>
             <w:r>
-              <w:t xml:space="preserve">53,9</w:t>
+              <w:t xml:space="preserve">56,9</w:t>
             </w:r>
           </w:p>
         </w:tc>
@@ -1727,7 +1788,7 @@
               <w:jc w:val="left"/>
             </w:pPr>
             <w:r>
-              <w:t xml:space="preserve">24,4</w:t>
+              <w:t xml:space="preserve">24,0</w:t>
             </w:r>
           </w:p>
         </w:tc>
@@ -1739,7 +1800,7 @@
               <w:jc w:val="left"/>
             </w:pPr>
             <w:r>
-              <w:t xml:space="preserve">16,3</w:t>
+              <w:t xml:space="preserve">15,9</w:t>
             </w:r>
           </w:p>
         </w:tc>
@@ -1751,7 +1812,7 @@
               <w:jc w:val="left"/>
             </w:pPr>
             <w:r>
-              <w:t xml:space="preserve">17,5</w:t>
+              <w:t xml:space="preserve">17,6</w:t>
             </w:r>
           </w:p>
         </w:tc>
@@ -1763,7 +1824,7 @@
               <w:jc w:val="left"/>
             </w:pPr>
             <w:r>
-              <w:t xml:space="preserve">12,7</w:t>
+              <w:t xml:space="preserve">13,0</w:t>
             </w:r>
           </w:p>
         </w:tc>
@@ -1775,7 +1836,7 @@
               <w:jc w:val="left"/>
             </w:pPr>
             <w:r>
-              <w:t xml:space="preserve">40,9</w:t>
+              <w:t xml:space="preserve">40,6</w:t>
             </w:r>
           </w:p>
         </w:tc>
@@ -1906,7 +1967,7 @@
           <w:iCs/>
           <w:i/>
         </w:rPr>
-        <w:t xml:space="preserve">Ghi chú: Bảng 4.2 được tính trực tiếp từ dữ liệu thô WBES trên khung 50 nền (một cross-section chuẩn cho mỗi cặp nền kinh tế × năm, đợt khảo sát ≥ 2006), với các chỉ báo chuẩn của bộ công cụ WBES toàn cầu: đổi mới sản phẩm (h1), đổi mới quy trình (h5), chi R&amp;D (h8), chứng nhận chất lượng quốc tế (b8) và website (c22b). Toàn bộ sáu nhóm ICRV đều có độ phủ dữ liệu đầy đủ, kể cả Nhóm II (đủ 6/6 nền GCC). Phổ năng lực thể chế thể hiện rõ ở các biến nền tảng: R&amp;D 21,0% (Nhóm I) xuống 10,2% (Nhóm VI); ISO 32,5% xuống 12,2%; website 69,2% xuống 41,5%. Bộ số này nhất quán với phân tích thực trạng ở Chuyên đề 1.</w:t>
+        <w:t xml:space="preserve">Ghi chú: Bảng 4.2 được tái lập trực tiếp từ dữ liệu thô WBES trên cùng khung mô tả canonical 50 nền (một cross-section chuẩn cho mỗi cặp nền kinh tế × năm, đợt khảo sát ≥ 2006) như Bảng 4.1, với các chỉ báo chuẩn của bộ công cụ WBES toàn cầu: đổi mới sản phẩm (h1), đổi mới quy trình (h5), chi R&amp;D (h8), chứng nhận chất lượng quốc tế (b8) và website (c22b). Toàn bộ sáu nhóm ICRV đều có độ phủ dữ liệu đầy đủ, kể cả Nhóm II (đủ 6/6 nền GCC). Phổ năng lực thể chế thể hiện rõ ở các biến nền tảng: R&amp;D 21,0% (Nhóm I) xuống 10,2% (Nhóm VI); ISO 32,5% xuống 12,2%; website 69,2% xuống 41,5%.</w:t>
       </w:r>
     </w:p>
     <w:p>
@@ -1948,7 +2009,7 @@
         <w:t xml:space="preserve"> </w:t>
       </w:r>
       <w:r>
-        <w:t xml:space="preserve">và đổi mới quy trình cao nhất (24,7%), trong khi website (41,5%) ngang nhóm Đang nổi (40,9%) dù GNI thấp hơn đáng kể, phản ánh đổi mới bằng nguồn lực hạn chế (frugal innovation) như công cụ sinh tồn chứ không phải tối ưu hóa hiệu quả. Kết quả này hỗ trợ lập luận lý thuyết về sự phân biệt giữa DAI (chấp nhận số bề mặt) và TCI (năng lực công nghệ chiều sâu): SIDS đổi mới/áp dụng số ở bề mặt cao nhưng năng lực công nghệ chiều sâu (R&amp;D 10,2%, ISO 12,2%) thuộc nhóm thấp nhất, và đây là nhóm duy nhất nơi dạng chữ U ngược hoàn toàn mất cấu trúc (FIP là trường hợp giới hạn lý thuyết).</w:t>
+        <w:t xml:space="preserve">và đổi mới quy trình cao nhất (24,7%), trong khi website (41,5%) ngang nhóm Đang nổi (40,6%) dù GNI thấp hơn đáng kể, phản ánh đổi mới bằng nguồn lực hạn chế (frugal innovation) như công cụ sinh tồn chứ không phải tối ưu hóa hiệu quả. Kết quả này hỗ trợ lập luận lý thuyết về sự phân biệt giữa DAI (chấp nhận số bề mặt) và TCI (năng lực công nghệ chiều sâu): SIDS đổi mới/áp dụng số ở bề mặt cao nhưng năng lực công nghệ chiều sâu (R&amp;D 10,2%, ISO 12,2%) thuộc nhóm thấp nhất, và đây là nhóm duy nhất nơi dạng chữ U ngược hoàn toàn mất cấu trúc (FIP là trường hợp giới hạn lý thuyết).</w:t>
       </w:r>
     </w:p>
     <w:p>
@@ -1956,7 +2017,7 @@
         <w:pStyle w:val="BodyText"/>
       </w:pPr>
       <w:r>
-        <w:t xml:space="preserve">Một biểu hiện khác của bão hòa Tầng 1 nằm ở tương quan giữa website và năng suất: phần bù tương quan của DAI Tầng 1 thấp nhất ở nhóm Advanced đổi mới (+0,090, so với +0,180–0,201 ở các nhóm chuyển đổi và tài nguyên, Chuyên đề 1, Bảng 2.3.8.1) dù tỷ lệ có website của nhóm này cao (69,2%). Khi một chỉ báo nhị phân tiệm cận bão hòa, phương sai của nó co lại và nhóm</w:t>
+        <w:t xml:space="preserve">Một biểu hiện khác của bão hòa Tầng 1 nằm ở tương quan giữa website và năng suất: phần bù tương quan của DAI Tầng 1 thấp nhất ở nhóm Advanced đổi mới (+0,093, so với +0,183–0,202 ở các nhóm chuyển đổi và tài nguyên, Chuyên đề 1, Bảng 2.3.8.1) dù tỷ lệ có website của nhóm này cao (69,2%). Khi một chỉ báo nhị phân tiệm cận bão hòa, phương sai của nó co lại và nhóm</w:t>
       </w:r>
       <w:r>
         <w:t xml:space="preserve"> </w:t>
@@ -2838,7 +2899,7 @@
         <w:pStyle w:val="FirstParagraph"/>
       </w:pPr>
       <w:r>
-        <w:t xml:space="preserve">Khi đặt cạnh nhau toàn bộ các chỉ báo mô tả theo sáu nhóm ICRV, một bức tranh có cấu trúc nổi lên trong đó cường độ và đôi khi cả dấu của các tương quan thô biến thiên theo chiều suy yếu của thể chế. Hệ số tương quan Pearson giữa năng suất lao động chuẩn hóa và cường độ quốc tế hóa giảm đơn điệu theo phổ thể chế: từ</w:t>
+        <w:t xml:space="preserve">Khi đặt cạnh nhau toàn bộ các chỉ báo mô tả theo sáu nhóm ICRV, một bức tranh có cấu trúc nổi lên trong đó cường độ của các tương quan thô suy giảm dần (đến mức triệt tiêu ở SIDS) theo chiều suy yếu của thể chế. Hệ số tương quan Pearson giữa năng suất lao động chuẩn hóa và cường độ quốc tế hóa giảm đơn điệu theo phổ thể chế: từ</w:t>
       </w:r>
       <w:r>
         <w:t xml:space="preserve"> </w:t>
@@ -2860,7 +2921,7 @@
           <m:t>,</m:t>
         </m:r>
         <m:r>
-          <m:t>139</m:t>
+          <m:t>141</m:t>
         </m:r>
       </m:oMath>
       <w:r>
@@ -2889,7 +2950,7 @@
           <m:t>,</m:t>
         </m:r>
         <m:r>
-          <m:t>131</m:t>
+          <m:t>122</m:t>
         </m:r>
       </m:oMath>
       <w:r>
@@ -2918,7 +2979,7 @@
           <m:t>,</m:t>
         </m:r>
         <m:r>
-          <m:t>094</m:t>
+          <m:t>061</m:t>
         </m:r>
       </m:oMath>
       <w:r>
@@ -2947,7 +3008,7 @@
           <m:t>,</m:t>
         </m:r>
         <m:r>
-          <m:t>047</m:t>
+          <m:t>049</m:t>
         </m:r>
       </m:oMath>
       <w:r>
@@ -2976,21 +3037,21 @@
           <m:t>,</m:t>
         </m:r>
         <m:r>
-          <m:t>018</m:t>
-        </m:r>
-      </m:oMath>
-      <w:r>
-        <w:t xml:space="preserve"> </w:t>
-      </w:r>
-      <w:r>
-        <w:t xml:space="preserve">ở Nhóm V, rồi mất ý nghĩa thống kê và đổi dấu ở SIDS (</w:t>
-      </w:r>
-      <m:oMath>
-        <m:r>
-          <m:rPr>
-            <m:sty m:val="p"/>
-          </m:rPr>
-          <m:t>−</m:t>
+          <m:t>015</m:t>
+        </m:r>
+      </m:oMath>
+      <w:r>
+        <w:t xml:space="preserve"> </w:t>
+      </w:r>
+      <w:r>
+        <w:t xml:space="preserve">ở Nhóm V, rồi mất ý nghĩa thống kê ở SIDS (</w:t>
+      </w:r>
+      <m:oMath>
+        <m:r>
+          <m:rPr>
+            <m:sty m:val="p"/>
+          </m:rPr>
+          <m:t>+</m:t>
         </m:r>
         <m:r>
           <m:t>0</m:t>
@@ -3002,11 +3063,11 @@
           <m:t>,</m:t>
         </m:r>
         <m:r>
-          <m:t>009</m:t>
-        </m:r>
-      </m:oMath>
-      <w:r>
-        <w:t xml:space="preserve">, không có ý nghĩa). Mô thức này cho thấy quan hệ thô giữa quốc tế hóa và năng suất gần như biến mất ở các môi trường thể chế yếu, gợi ý một quan hệ phi tuyến và bị điều tiết thay vì một hiệu ứng tuyến tính phổ quát; SIDS là ngoại lệ duy nhất về dấu, nhất quán với giả thuyết chi phí buộc phải quốc tế hóa, theo đó doanh nghiệp đảo nhỏ xuất khẩu vì bắt buộc chứ không phải vì được chọn lọc theo năng suất.</w:t>
+          <m:t>002</m:t>
+        </m:r>
+      </m:oMath>
+      <w:r>
+        <w:t xml:space="preserve">, không có ý nghĩa). Mô thức này cho thấy quan hệ thô giữa quốc tế hóa và năng suất gần như biến mất ở các môi trường thể chế yếu, gợi ý một quan hệ phi tuyến và bị điều tiết thay vì một hiệu ứng tuyến tính phổ quát; SIDS là nhóm duy nhất nơi tương quan này triệt tiêu hoàn toàn (gần 0, không ý nghĩa), nhất quán với giả thuyết chi phí buộc phải quốc tế hóa, theo đó doanh nghiệp đảo nhỏ xuất khẩu vì bắt buộc chứ không phải vì được chọn lọc theo năng suất.</w:t>
       </w:r>
     </w:p>
     <w:p>
@@ -3091,7 +3152,7 @@
           <m:t>,</m:t>
         </m:r>
         <m:r>
-          <m:t>117</m:t>
+          <m:t>094</m:t>
         </m:r>
       </m:oMath>
       <w:r>
@@ -3120,14 +3181,14 @@
           <m:t>,</m:t>
         </m:r>
         <m:r>
-          <m:t>240</m:t>
-        </m:r>
-      </m:oMath>
-      <w:r>
-        <w:t xml:space="preserve"> </w:t>
-      </w:r>
-      <w:r>
-        <w:t xml:space="preserve">ở Nhóm III, củng cố cách đọc rằng năng lực công nghệ nền tảng là một yếu tố dịch chuyển mức năng suất có tính phổ quát chứ không phụ thuộc chế độ thể chế. Tương quan của sở hữu nước ngoài dương ở mọi nhóm nhưng mạnh hơn ở hai cực của phổ thể chế (Nhóm I</w:t>
+          <m:t>180</m:t>
+        </m:r>
+      </m:oMath>
+      <w:r>
+        <w:t xml:space="preserve"> </w:t>
+      </w:r>
+      <w:r>
+        <w:t xml:space="preserve">ở Nhóm II, củng cố cách đọc rằng năng lực công nghệ nền tảng là một yếu tố dịch chuyển mức năng suất có tính phổ quát chứ không phụ thuộc chế độ thể chế. Tương quan của sở hữu nước ngoài dương ở mọi nhóm nhưng mạnh hơn ở hai cực của phổ thể chế (Nhóm I</w:t>
       </w:r>
       <w:r>
         <w:t xml:space="preserve"> </w:t>
@@ -3149,36 +3210,36 @@
           <m:t>,</m:t>
         </m:r>
         <m:r>
+          <m:t>105</m:t>
+        </m:r>
+      </m:oMath>
+      <w:r>
+        <w:t xml:space="preserve"> </w:t>
+      </w:r>
+      <w:r>
+        <w:t xml:space="preserve">và SIDS</w:t>
+      </w:r>
+      <w:r>
+        <w:t xml:space="preserve"> </w:t>
+      </w:r>
+      <m:oMath>
+        <m:r>
+          <m:rPr>
+            <m:sty m:val="p"/>
+          </m:rPr>
+          <m:t>+</m:t>
+        </m:r>
+        <m:r>
+          <m:t>0</m:t>
+        </m:r>
+        <m:r>
+          <m:rPr>
+            <m:sty m:val="p"/>
+          </m:rPr>
+          <m:t>,</m:t>
+        </m:r>
+        <m:r>
           <m:t>104</m:t>
-        </m:r>
-      </m:oMath>
-      <w:r>
-        <w:t xml:space="preserve"> </w:t>
-      </w:r>
-      <w:r>
-        <w:t xml:space="preserve">và SIDS</w:t>
-      </w:r>
-      <w:r>
-        <w:t xml:space="preserve"> </w:t>
-      </w:r>
-      <m:oMath>
-        <m:r>
-          <m:rPr>
-            <m:sty m:val="p"/>
-          </m:rPr>
-          <m:t>+</m:t>
-        </m:r>
-        <m:r>
-          <m:t>0</m:t>
-        </m:r>
-        <m:r>
-          <m:rPr>
-            <m:sty m:val="p"/>
-          </m:rPr>
-          <m:t>,</m:t>
-        </m:r>
-        <m:r>
-          <m:t>122</m:t>
         </m:r>
       </m:oMath>
       <w:r>
@@ -3290,7 +3351,7 @@
           <m:t>,</m:t>
         </m:r>
         <m:r>
-          <m:t>4</m:t>
+          <m:t>2</m:t>
         </m:r>
       </m:oMath>
       <w:r>
@@ -3313,7 +3374,7 @@
           <m:t>,</m:t>
         </m:r>
         <m:r>
-          <m:t>8</m:t>
+          <m:t>5</m:t>
         </m:r>
       </m:oMath>
       <w:r>
@@ -3500,7 +3561,7 @@
           <m:t>,</m:t>
         </m:r>
         <m:r>
-          <m:t>090</m:t>
+          <m:t>093</m:t>
         </m:r>
       </m:oMath>
       <w:r>
@@ -3523,7 +3584,7 @@
           <m:t>,</m:t>
         </m:r>
         <m:r>
-          <m:t>201</m:t>
+          <m:t>202</m:t>
         </m:r>
       </m:oMath>
       <w:r>
@@ -3546,7 +3607,7 @@
           <m:t>,</m:t>
         </m:r>
         <m:r>
-          <m:t>180</m:t>
+          <m:t>183</m:t>
         </m:r>
       </m:oMath>
       <w:r>
@@ -6070,7 +6131,7 @@
           <m:t>,</m:t>
         </m:r>
         <m:r>
-          <m:t>475</m:t>
+          <m:t>487</m:t>
         </m:r>
       </m:oMath>
       <w:r>
@@ -6096,7 +6157,7 @@
           <m:t>,</m:t>
         </m:r>
         <m:r>
-          <m:t>057</m:t>
+          <m:t>052</m:t>
         </m:r>
       </m:oMath>
       <w:r>
@@ -6179,7 +6240,7 @@
           <m:t>,</m:t>
         </m:r>
         <m:r>
-          <m:t>134</m:t>
+          <m:t>132</m:t>
         </m:r>
       </m:oMath>
       <w:r>
@@ -6205,7 +6266,7 @@
           <m:t>,</m:t>
         </m:r>
         <m:r>
-          <m:t>0007</m:t>
+          <m:t>001</m:t>
         </m:r>
       </m:oMath>
       <w:r>
@@ -6319,7 +6380,7 @@
           <m:t>=</m:t>
         </m:r>
         <m:r>
-          <m:t>58</m:t>
+          <m:t>57</m:t>
         </m:r>
       </m:oMath>
       <w:r>
@@ -6362,7 +6423,7 @@
           <w:bCs/>
           <w:b/>
         </w:rPr>
-        <w:t xml:space="preserve">= 45.848</w:t>
+        <w:t xml:space="preserve">= 44.782</w:t>
       </w:r>
       <w:r>
         <w:t xml:space="preserve"> </w:t>
@@ -6419,7 +6480,7 @@
           <m:t>,</m:t>
         </m:r>
         <m:r>
-          <m:t>0007</m:t>
+          <m:t>001</m:t>
         </m:r>
       </m:oMath>
       <w:r>
@@ -8425,7 +8486,7 @@
           <m:t>,</m:t>
         </m:r>
         <m:r>
-          <m:t>475</m:t>
+          <m:t>487</m:t>
         </m:r>
       </m:oMath>
       <w:r>
@@ -8451,7 +8512,7 @@
           <m:t>,</m:t>
         </m:r>
         <m:r>
-          <m:t>057</m:t>
+          <m:t>052</m:t>
         </m:r>
       </m:oMath>
       <w:r>
@@ -8483,7 +8544,7 @@
           <m:t>,</m:t>
         </m:r>
         <m:r>
-          <m:t>134</m:t>
+          <m:t>132</m:t>
         </m:r>
       </m:oMath>
       <w:r>
@@ -8509,11 +8570,11 @@
           <m:t>,</m:t>
         </m:r>
         <m:r>
-          <m:t>0007</m:t>
-        </m:r>
-      </m:oMath>
-      <w:r>
-        <w:t xml:space="preserve">), nên bằng chứng bất đối xứng dựa trên Egger đơn lẻ không được khẳng định. Quy trình cắt-và-điền (trim-and-fill) gán thêm 58 nghiên cứu ở phía trái của phễu và đưa hệ số điều chỉnh xuống</w:t>
+          <m:t>001</m:t>
+        </m:r>
+      </m:oMath>
+      <w:r>
+        <w:t xml:space="preserve">), nên bằng chứng bất đối xứng dựa trên Egger đơn lẻ không được khẳng định. Quy trình cắt-và-điền (trim-and-fill) gán thêm 57 nghiên cứu ở phía trái của phễu và đưa hệ số điều chỉnh xuống</w:t>
       </w:r>
       <w:r>
         <w:t xml:space="preserve"> </w:t>
@@ -8576,7 +8637,7 @@
               <m:t>,</m:t>
             </m:r>
             <m:r>
-              <m:t>019</m:t>
+              <m:t>018</m:t>
             </m:r>
             <m:r>
               <m:rPr>
@@ -8691,7 +8752,7 @@
           <m:t>=</m:t>
         </m:r>
         <m:r>
-          <m:t>45.848</m:t>
+          <m:t>44.782</m:t>
         </m:r>
       </m:oMath>
       <w:r>
@@ -20877,7 +20938,7 @@
         </m:r>
       </m:oMath>
       <w:r>
-        <w:t xml:space="preserve">). Do đó độ cong toàn mẫu phản ánh chủ yếu bước nhảy năng suất khi doanh nghiệp chuyển từ không xuất khẩu sang xuất khẩu (H1a), chứ không phải độ cong cường độ trong nhóm doanh nghiệp xuất khẩu (H1b).</w:t>
+        <w:t xml:space="preserve">). Do đó độ cong toàn mẫu phản ánh chủ yếu bước nhảy năng suất khi doanh nghiệp chuyển từ không xuất khẩu sang xuất khẩu (biên tham gia), chứ không phải độ cong cường độ trong nhóm doanh nghiệp xuất khẩu (biên cường độ).</w:t>
       </w:r>
     </w:p>
     <w:p>
@@ -40534,7 +40595,7 @@
               <w:jc w:val="left"/>
             </w:pPr>
             <w:r>
-              <w:t xml:space="preserve">dương (+0,26 lên +0,43)</w:t>
+              <w:t xml:space="preserve">dương (+0,28 lên +0,43)</w:t>
             </w:r>
           </w:p>
         </w:tc>
@@ -40572,7 +40633,7 @@
               <w:jc w:val="left"/>
             </w:pPr>
             <w:r>
-              <w:t xml:space="preserve">Phân tích tổng hợp (châu Á)</w:t>
+              <w:t xml:space="preserve">Phân tích tổng hợp (toàn cầu, 49 nền)</w:t>
             </w:r>
           </w:p>
         </w:tc>

--- a/dist/BO_NOP_HOAN_CHINH_2026-06/3_luan_an_chuong_phu_luc/chuong_4_ket_qua_vi.docx
+++ b/dist/BO_NOP_HOAN_CHINH_2026-06/3_luan_an_chuong_phu_luc/chuong_4_ket_qua_vi.docx
@@ -9245,15 +9245,27 @@
       </w:r>
       <m:oMath>
         <m:r>
+          <m:rPr>
+            <m:sty m:val="p"/>
+          </m:rPr>
           <m:t>F</m:t>
         </m:r>
         <m:r>
+          <m:rPr>
+            <m:sty m:val="p"/>
+          </m:rPr>
           <m:t>S</m:t>
         </m:r>
         <m:r>
+          <m:rPr>
+            <m:sty m:val="p"/>
+          </m:rPr>
           <m:t>T</m:t>
         </m:r>
         <m:r>
+          <m:rPr>
+            <m:sty m:val="p"/>
+          </m:rPr>
           <m:t>S</m:t>
         </m:r>
         <m:r>
@@ -9263,12 +9275,21 @@
           <m:t>×</m:t>
         </m:r>
         <m:r>
+          <m:rPr>
+            <m:sty m:val="p"/>
+          </m:rPr>
           <m:t>D</m:t>
         </m:r>
         <m:r>
+          <m:rPr>
+            <m:sty m:val="p"/>
+          </m:rPr>
           <m:t>A</m:t>
         </m:r>
         <m:r>
+          <m:rPr>
+            <m:sty m:val="p"/>
+          </m:rPr>
           <m:t>I</m:t>
         </m:r>
       </m:oMath>
@@ -9282,18 +9303,30 @@
         <w:t xml:space="preserve"> </w:t>
       </w:r>
       <m:oMath>
-        <m:r>
-          <m:t>F</m:t>
-        </m:r>
-        <m:r>
-          <m:t>S</m:t>
-        </m:r>
-        <m:r>
-          <m:t>T</m:t>
-        </m:r>
         <m:sSup>
           <m:e>
             <m:r>
+              <m:rPr>
+                <m:sty m:val="p"/>
+              </m:rPr>
+              <m:t>F</m:t>
+            </m:r>
+            <m:r>
+              <m:rPr>
+                <m:sty m:val="p"/>
+              </m:rPr>
+              <m:t>S</m:t>
+            </m:r>
+            <m:r>
+              <m:rPr>
+                <m:sty m:val="p"/>
+              </m:rPr>
+              <m:t>T</m:t>
+            </m:r>
+            <m:r>
+              <m:rPr>
+                <m:sty m:val="p"/>
+              </m:rPr>
               <m:t>S</m:t>
             </m:r>
           </m:e>
@@ -9310,12 +9343,21 @@
           <m:t>×</m:t>
         </m:r>
         <m:r>
+          <m:rPr>
+            <m:sty m:val="p"/>
+          </m:rPr>
           <m:t>D</m:t>
         </m:r>
         <m:r>
+          <m:rPr>
+            <m:sty m:val="p"/>
+          </m:rPr>
           <m:t>A</m:t>
         </m:r>
         <m:r>
+          <m:rPr>
+            <m:sty m:val="p"/>
+          </m:rPr>
           <m:t>I</m:t>
         </m:r>
         <m:r>
@@ -14476,15 +14518,27 @@
       </w:r>
       <m:oMath>
         <m:r>
+          <m:rPr>
+            <m:sty m:val="p"/>
+          </m:rPr>
           <m:t>F</m:t>
         </m:r>
         <m:r>
+          <m:rPr>
+            <m:sty m:val="p"/>
+          </m:rPr>
           <m:t>S</m:t>
         </m:r>
         <m:r>
+          <m:rPr>
+            <m:sty m:val="p"/>
+          </m:rPr>
           <m:t>T</m:t>
         </m:r>
         <m:r>
+          <m:rPr>
+            <m:sty m:val="p"/>
+          </m:rPr>
           <m:t>S</m:t>
         </m:r>
         <m:r>
@@ -14494,12 +14548,21 @@
           <m:t>×</m:t>
         </m:r>
         <m:r>
+          <m:rPr>
+            <m:sty m:val="p"/>
+          </m:rPr>
           <m:t>T</m:t>
         </m:r>
         <m:r>
+          <m:rPr>
+            <m:sty m:val="p"/>
+          </m:rPr>
           <m:t>C</m:t>
         </m:r>
         <m:r>
+          <m:rPr>
+            <m:sty m:val="p"/>
+          </m:rPr>
           <m:t>I</m:t>
         </m:r>
       </m:oMath>
@@ -18233,15 +18296,27 @@
       </w:r>
       <m:oMath>
         <m:r>
+          <m:rPr>
+            <m:sty m:val="p"/>
+          </m:rPr>
           <m:t>F</m:t>
         </m:r>
         <m:r>
+          <m:rPr>
+            <m:sty m:val="p"/>
+          </m:rPr>
           <m:t>S</m:t>
         </m:r>
         <m:r>
+          <m:rPr>
+            <m:sty m:val="p"/>
+          </m:rPr>
           <m:t>T</m:t>
         </m:r>
         <m:r>
+          <m:rPr>
+            <m:sty m:val="p"/>
+          </m:rPr>
           <m:t>S</m:t>
         </m:r>
         <m:r>
@@ -18251,12 +18326,21 @@
           <m:t>×</m:t>
         </m:r>
         <m:r>
+          <m:rPr>
+            <m:sty m:val="p"/>
+          </m:rPr>
           <m:t>T</m:t>
         </m:r>
         <m:r>
+          <m:rPr>
+            <m:sty m:val="p"/>
+          </m:rPr>
           <m:t>C</m:t>
         </m:r>
         <m:r>
+          <m:rPr>
+            <m:sty m:val="p"/>
+          </m:rPr>
           <m:t>I</m:t>
         </m:r>
       </m:oMath>
@@ -18302,15 +18386,27 @@
       </w:r>
       <m:oMath>
         <m:r>
+          <m:rPr>
+            <m:sty m:val="p"/>
+          </m:rPr>
           <m:t>F</m:t>
         </m:r>
         <m:r>
+          <m:rPr>
+            <m:sty m:val="p"/>
+          </m:rPr>
           <m:t>S</m:t>
         </m:r>
         <m:r>
+          <m:rPr>
+            <m:sty m:val="p"/>
+          </m:rPr>
           <m:t>T</m:t>
         </m:r>
         <m:r>
+          <m:rPr>
+            <m:sty m:val="p"/>
+          </m:rPr>
           <m:t>S</m:t>
         </m:r>
         <m:r>
@@ -18320,12 +18416,21 @@
           <m:t>×</m:t>
         </m:r>
         <m:r>
+          <m:rPr>
+            <m:sty m:val="p"/>
+          </m:rPr>
           <m:t>D</m:t>
         </m:r>
         <m:r>
+          <m:rPr>
+            <m:sty m:val="p"/>
+          </m:rPr>
           <m:t>A</m:t>
         </m:r>
         <m:r>
+          <m:rPr>
+            <m:sty m:val="p"/>
+          </m:rPr>
           <m:t>I</m:t>
         </m:r>
       </m:oMath>
@@ -31504,7 +31609,7 @@
                 <m:nor/>
                 <m:sty m:val="p"/>
               </m:rPr>
-              <m:t>wave</m:t>
+              <m:t>đợt</m:t>
             </m:r>
             <m:r>
               <m:rPr>
@@ -33752,7 +33857,7 @@
             <m:nor/>
             <m:sty m:val="p"/>
           </m:rPr>
-          <m:t>wave</m:t>
+          <m:t>đợt</m:t>
         </m:r>
         <m:r>
           <m:rPr>
@@ -33839,7 +33944,7 @@
             <m:nor/>
             <m:sty m:val="p"/>
           </m:rPr>
-          <m:t>wave</m:t>
+          <m:t>đợt</m:t>
         </m:r>
         <m:r>
           <m:rPr>
@@ -33935,7 +34040,7 @@
             <m:nor/>
             <m:sty m:val="p"/>
           </m:rPr>
-          <m:t>wave</m:t>
+          <m:t>đợt</m:t>
         </m:r>
         <m:r>
           <m:rPr>
@@ -34031,7 +34136,7 @@
             <m:nor/>
             <m:sty m:val="p"/>
           </m:rPr>
-          <m:t>wave</m:t>
+          <m:t>đợt</m:t>
         </m:r>
         <m:r>
           <m:rPr>
@@ -36412,27 +36517,10 @@
         </m:r>
         <m:r>
           <m:rPr>
-            <m:sty m:val="p"/>
-          </m:rPr>
-          <m:t>w</m:t>
-        </m:r>
-        <m:r>
-          <m:rPr>
-            <m:sty m:val="p"/>
-          </m:rPr>
-          <m:t>a</m:t>
-        </m:r>
-        <m:r>
-          <m:rPr>
-            <m:sty m:val="p"/>
-          </m:rPr>
-          <m:t>v</m:t>
-        </m:r>
-        <m:r>
-          <m:rPr>
-            <m:sty m:val="p"/>
-          </m:rPr>
-          <m:t>e</m:t>
+            <m:nor/>
+            <m:sty m:val="p"/>
+          </m:rPr>
+          <m:t>đợt</m:t>
         </m:r>
         <m:r>
           <m:rPr>
@@ -36542,27 +36630,10 @@
         </m:r>
         <m:r>
           <m:rPr>
-            <m:sty m:val="p"/>
-          </m:rPr>
-          <m:t>w</m:t>
-        </m:r>
-        <m:r>
-          <m:rPr>
-            <m:sty m:val="p"/>
-          </m:rPr>
-          <m:t>a</m:t>
-        </m:r>
-        <m:r>
-          <m:rPr>
-            <m:sty m:val="p"/>
-          </m:rPr>
-          <m:t>v</m:t>
-        </m:r>
-        <m:r>
-          <m:rPr>
-            <m:sty m:val="p"/>
-          </m:rPr>
-          <m:t>e</m:t>
+            <m:nor/>
+            <m:sty m:val="p"/>
+          </m:rPr>
+          <m:t>đợt</m:t>
         </m:r>
         <m:r>
           <m:rPr>

--- a/dist/BO_NOP_HOAN_CHINH_2026-06/3_luan_an_chuong_phu_luc/chuong_4_ket_qua_vi.docx
+++ b/dist/BO_NOP_HOAN_CHINH_2026-06/3_luan_an_chuong_phu_luc/chuong_4_ket_qua_vi.docx
@@ -9067,7 +9067,7 @@
         <w:pStyle w:val="Heading2"/>
       </w:pPr>
       <w:r>
-        <w:t xml:space="preserve">4.3 Kết quả bối cảnh thể chế tiên tiến: Đổi mới: Singapore (P4)</w:t>
+        <w:t xml:space="preserve">4.3 Kết quả bối cảnh thể chế tiên tiến đổi mới: Singapore (P4)</w:t>
       </w:r>
     </w:p>
     <w:bookmarkStart w:id="61" w:name="xác-nhận-quan-hệ-phi-tuyến-chữ-u-ngược"/>
@@ -42384,7 +42384,7 @@
           <w:iCs/>
           <w:i/>
         </w:rPr>
-        <w:t xml:space="preserve">Winning in thị trường mới nổi: A road map for strategy and execution</w:t>
+        <w:t xml:space="preserve">Winning in emerging markets: A road map for strategy and execution</w:t>
       </w:r>
       <w:r>
         <w:t xml:space="preserve">. Harvard Business Press.</w:t>

--- a/dist/BO_NOP_HOAN_CHINH_2026-06/3_luan_an_chuong_phu_luc/chuong_4_ket_qua_vi.docx
+++ b/dist/BO_NOP_HOAN_CHINH_2026-06/3_luan_an_chuong_phu_luc/chuong_4_ket_qua_vi.docx
@@ -6683,7 +6683,7 @@
         </m:r>
       </m:oMath>
       <w:r>
-        <w:t xml:space="preserve">), nghĩa là biến thiên hệ số chủ yếu đến từ cách mỗi nghiên cứu vận hành hóa quốc tế hóa, lựa chọn thước đo hiệu quả và đặc tả biến kiểm soát, chứ không phải từ khác biệt bối cảnh quốc gia. Kết hợp với bằng chứng lệch lạc công bố, cấu trúc dị biệt này gợi ý một cách diễn giải lại</w:t>
+        <w:t xml:space="preserve">), nghĩa là biến thiên hệ số chủ yếu đến từ cách mỗi nghiên cứu vận hành hóa quốc tế hóa, lựa chọn thước đo hiệu quả và thiết lập biến kiểm soát, chứ không phải từ khác biệt bối cảnh quốc gia. Kết hợp với bằng chứng lệch lạc công bố, cấu trúc dị biệt này gợi ý một cách diễn giải lại</w:t>
       </w:r>
       <w:r>
         <w:t xml:space="preserve"> </w:t>
@@ -6701,7 +6701,7 @@
         <w:t xml:space="preserve"> </w:t>
       </w:r>
       <w:r>
-        <w:t xml:space="preserve">trong tài liệu: phần lớn phương sai chưa giải thích được có thể phản ánh lựa chọn ở phía công bố và đặc tả mô hình nhiều hơn là các điều kiện bối cảnh thể chế hay số hóa. Phát hiện này không phủ định vai trò điều tiết của thể chế, vốn được xác nhận độc lập qua kiểm định</w:t>
+        <w:t xml:space="preserve">trong tài liệu: phần lớn phương sai chưa giải thích được có thể phản ánh lựa chọn ở phía công bố và thiết lập mô hình nhiều hơn là các điều kiện bối cảnh thể chế hay số hóa. Phát hiện này không phủ định vai trò điều tiết của thể chế, vốn được xác nhận độc lập qua kiểm định</w:t>
       </w:r>
       <w:r>
         <w:t xml:space="preserve"> </w:t>
@@ -7098,7 +7098,7 @@
         <w:t xml:space="preserve"> </w:t>
       </w:r>
       <w:r>
-        <w:t xml:space="preserve">tổng đơn thuần. Vì biến thiên hệ số chủ yếu phát sinh từ những lựa chọn vận hành hóa bên trong cùng một bài báo, cụ thể là cách đo lường cường độ quốc tế hóa (tỷ lệ doanh thu xuất khẩu trên tổng doanh thu, chỉ số entropy, số thị trường nước ngoài), cách chọn thước đo hiệu quả (dựa trên kế toán, dựa trên thị trường, dựa trên năng suất) và đặc tả biến kiểm soát, nên việc bổ sung thêm các nghiên cứu sơ cấp mới khó có khả năng thu hẹp dị biệt nếu các nghiên cứu đó tiếp tục báo cáo nhiều hệ số không đồng nhất cho cùng một mẫu. Mô hình hai tầng quy ước (ước lượng DerSimonian–Laird) cho cùng giá trị điểm</w:t>
+        <w:t xml:space="preserve">tổng đơn thuần. Vì biến thiên hệ số chủ yếu phát sinh từ những lựa chọn vận hành hóa bên trong cùng một bài báo, cụ thể là cách đo lường cường độ quốc tế hóa (tỷ lệ doanh thu xuất khẩu trên tổng doanh thu, chỉ số entropy, số thị trường nước ngoài), cách chọn thước đo hiệu quả (dựa trên kế toán, dựa trên thị trường, dựa trên năng suất) và thiết lập biến kiểm soát, nên việc bổ sung thêm các nghiên cứu sơ cấp mới khó có khả năng thu hẹp dị biệt nếu các nghiên cứu đó tiếp tục báo cáo nhiều hệ số không đồng nhất cho cùng một mẫu. Mô hình hai tầng quy ước (ước lượng DerSimonian–Laird) cho cùng giá trị điểm</w:t>
       </w:r>
       <w:r>
         <w:t xml:space="preserve"> </w:t>
@@ -9977,7 +9977,7 @@
         </m:d>
       </m:oMath>
       <w:r>
-        <w:t xml:space="preserve">), khẳng định vị trí điểm uốn chỉ được định vị lỏng lẻo. Đa cộng tuyến giữa số hạng bậc nhất và bậc hai không phải là vấn đề thực chất: hệ số phóng đại phương sai (variance inflation factor — VIF) duy trì dưới 3 ở mọi đặc tả cuối.</w:t>
+        <w:t xml:space="preserve">), khẳng định vị trí điểm uốn chỉ được định vị lỏng lẻo. Đa cộng tuyến giữa số hạng bậc nhất và bậc hai không phải là vấn đề thực chất: hệ số phóng đại phương sai (variance inflation factor — VIF) duy trì dưới 3 ở mọi mô hình cuối.</w:t>
       </w:r>
     </w:p>
     <w:bookmarkEnd w:id="64"/>
@@ -10181,7 +10181,7 @@
         <w:t xml:space="preserve"> </w:t>
       </w:r>
       <w:r>
-        <w:t xml:space="preserve">ở M5. Trong đặc tả điều tiết TCI bổ sung (M3), hệ số trực tiếp vẫn dương và có ý nghĩa (</w:t>
+        <w:t xml:space="preserve">ở M5. Trong mô hình điều tiết TCI bổ sung (M3), hệ số trực tiếp vẫn dương và có ý nghĩa (</w:t>
       </w:r>
       <m:oMath>
         <m:acc>
@@ -10486,7 +10486,7 @@
         <w:pStyle w:val="FirstParagraph"/>
       </w:pPr>
       <w:r>
-        <w:t xml:space="preserve">Bằng chứng mạnh nhất về vai trò của DAI xuất hiện ở các đặc tả điều tiết. Trong mô hình đầy đủ M8, số hạng trực tiếp DAI nhỏ và không có ý nghĩa (</w:t>
+        <w:t xml:space="preserve">Bằng chứng mạnh nhất về vai trò của DAI xuất hiện ở các mô hình điều tiết. Trong mô hình đầy đủ M8, số hạng trực tiếp DAI nhỏ và không có ý nghĩa (</w:t>
       </w:r>
       <m:oMath>
         <m:acc>
@@ -10784,7 +10784,7 @@
         </m:r>
       </m:oMath>
       <w:r>
-        <w:t xml:space="preserve">). M8 cũng đạt sức giải thích cao nhất trong các đặc tả chính, với</w:t>
+        <w:t xml:space="preserve">). M8 cũng đạt sức giải thích cao nhất trong các mô hình chính, với</w:t>
       </w:r>
       <w:r>
         <w:t xml:space="preserve"> </w:t>
@@ -11207,7 +11207,7 @@
         </m:r>
       </m:oMath>
       <w:r>
-        <w:t xml:space="preserve">). Mô thức này xác nhận DAI là một nguồn lực mở rộng quy mô có điều kiện, phát huy giá trị chính khi doanh nghiệp đối mặt với nhu cầu phối hợp xuyên biên giới dày đặc hơn. Dấu dương của số hạng điều tiết bậc hai được giữ nguyên qua sáu đặc tả độ vững. Một kiểm định đảo chỗ chỉ báo (item-swap) củng cố ranh giới cấu trúc giữa TCI và DAI: khi chuyển chỉ báo website (c22b) từ DAI sang TCI, ý nghĩa chung của khối điều tiết DAI sụp đổ, với thống kê F chung giảm từ</w:t>
+        <w:t xml:space="preserve">). Mô thức này xác nhận DAI là một nguồn lực mở rộng quy mô có điều kiện, phát huy giá trị chính khi doanh nghiệp đối mặt với nhu cầu phối hợp xuyên biên giới dày đặc hơn. Dấu dương của số hạng điều tiết bậc hai được giữ nguyên qua sáu mô hình độ vững. Một kiểm định đảo chỗ chỉ báo (item-swap) củng cố ranh giới cấu trúc giữa TCI và DAI: khi chuyển chỉ báo website (c22b) từ DAI sang TCI, ý nghĩa chung của khối điều tiết DAI sụp đổ, với thống kê F chung giảm từ</w:t>
       </w:r>
       <w:r>
         <w:t xml:space="preserve"> </w:t>
@@ -11713,7 +11713,7 @@
         <w:pStyle w:val="FirstParagraph"/>
       </w:pPr>
       <w:r>
-        <w:t xml:space="preserve">Để minh bạch hóa cách hai cấu trúc năng lực tách dần khỏi đường cong cường độ qua chuỗi mô hình lồng nhau, Bảng 4.5 hợp nhất bộ hệ số trọng tâm của bảy đặc tả chính trên mẫu Singapore. Hạng cường độ xuất khẩu tuyến tính dương và có ý nghĩa cao ở mọi đặc tả, dao động từ</w:t>
+        <w:t xml:space="preserve">Để minh bạch hóa cách hai cấu trúc năng lực tách dần khỏi đường cong cường độ qua chuỗi mô hình lồng nhau, Bảng 4.5 hợp nhất bộ hệ số trọng tâm của bảy mô hình chính trên mẫu Singapore. Hạng cường độ xuất khẩu tuyến tính dương và có ý nghĩa cao ở mọi mô hình, dao động từ</w:t>
       </w:r>
       <w:r>
         <w:t xml:space="preserve"> </w:t>
@@ -11771,7 +11771,7 @@
         <w:t xml:space="preserve"> </w:t>
       </w:r>
       <w:r>
-        <w:t xml:space="preserve">(M4), trong khi hạng bậc hai chỉ đạt ý nghĩa thống kê trong hai đặc tả có khối tương tác DAI (M4:</w:t>
+        <w:t xml:space="preserve">(M4), trong khi hạng bậc hai chỉ đạt ý nghĩa thống kê trong hai mô hình có khối tương tác DAI (M4:</w:t>
       </w:r>
       <w:r>
         <w:t xml:space="preserve"> </w:t>
@@ -11875,7 +11875,7 @@
         </m:r>
       </m:oMath>
       <w:r>
-        <w:t xml:space="preserve">) và ở biên trong đặc tả nền M2 (</w:t>
+        <w:t xml:space="preserve">) và ở biên trong mô hình nền M2 (</w:t>
       </w:r>
       <m:oMath>
         <m:r>
@@ -13031,7 +13031,7 @@
           <w:iCs/>
           <w:i/>
         </w:rPr>
-        <w:t xml:space="preserve">. Sai số chuẩn vững HC1; FSTS định tâm trước khi bình phương; mọi mô hình có quy mô, tuổi, sở hữu nước ngoài và hiệu ứng cố định ngành. Các đặc tả chứa DAI dùng</w:t>
+        <w:t xml:space="preserve">. Sai số chuẩn vững HC1; FSTS định tâm trước khi bình phương; mọi mô hình có quy mô, tuổi, sở hữu nước ngoài và hiệu ứng cố định ngành. Các mô hình chứa DAI dùng</w:t>
       </w:r>
       <w:r>
         <w:rPr>
@@ -13166,7 +13166,7 @@
         <w:t xml:space="preserve"> </w:t>
       </w:r>
       <w:r>
-        <w:t xml:space="preserve">ở M6); mô hình đầy đủ M8 đạt sức giải thích cao nhất trong các đặc tả chính (</w:t>
+        <w:t xml:space="preserve">ở M6); mô hình đầy đủ M8 đạt sức giải thích cao nhất trong các mô hình chính (</w:t>
       </w:r>
       <m:oMath>
         <m:sSup>
@@ -13944,7 +13944,7 @@
         <w:pStyle w:val="BodyText"/>
       </w:pPr>
       <w:r>
-        <w:t xml:space="preserve">Cơ chế khuếch đại còn được kiểm tra trước hiệu chỉnh chọn lựa biên gia nhập. Vì thiết kế một đợt khảo sát Singapore 2023 không cung cấp công cụ thỏa mãn ràng buộc loại trừ, một chẩn đoán dạng rút gọn ước lượng probit giai đoạn một về tham gia xuất khẩu rồi đưa tỉ số Mills nghịch đảo vào đặc tả M8: hệ số IMR (</w:t>
+        <w:t xml:space="preserve">Cơ chế khuếch đại còn được kiểm tra trước hiệu chỉnh chọn lựa biên gia nhập. Vì thiết kế một đợt khảo sát Singapore 2023 không cung cấp công cụ thỏa mãn ràng buộc loại trừ, một chẩn đoán dạng rút gọn ước lượng probit giai đoạn một về tham gia xuất khẩu rồi đưa tỉ số Mills nghịch đảo vào mô hình M8: hệ số IMR (</w:t>
       </w:r>
       <m:oMath>
         <m:acc>
@@ -14171,7 +14171,7 @@
         <w:t xml:space="preserve"> </w:t>
       </w:r>
       <w:r>
-        <w:t xml:space="preserve">trong mỗi trường hợp). Phù hợp với cảnh báo trong tài liệu kinh tế lượng rằng hiệu chỉnh Heckman thiếu công cụ loại trừ khả tín có thể chệch hơn cả ước lượng OLS cần sửa, đặc tả OLS được giữ làm đặc tả chính. Tổng hợp lại, bằng chứng Singapore ủng hộ khuếch đại là cơ chế trọng tâm, giữ chọn lựa như một quan ngại dư có giới hạn, và đặt Singapore như một trường hợp biên ở trần thể chế nơi bão hòa số nội địa xóa hiệu ứng phần thưởng phổ quát còn tầng giao dịch Tầng 2 sẵn có về mặt thể chế làm cơ chế mở rộng quy mô có điều kiện trở nên nhận diện được về thực nghiệm.</w:t>
+        <w:t xml:space="preserve">trong mỗi trường hợp). Phù hợp với cảnh báo trong tài liệu kinh tế lượng rằng hiệu chỉnh Heckman thiếu công cụ loại trừ khả tín có thể chệch hơn cả ước lượng OLS cần sửa, mô hình OLS được giữ làm mô hình chính. Tổng hợp lại, bằng chứng Singapore ủng hộ khuếch đại là cơ chế trọng tâm, giữ chọn lựa như một quan ngại dư có giới hạn, và đặt Singapore như một trường hợp biên ở trần thể chế nơi bão hòa số nội địa xóa hiệu ứng phần thưởng phổ quát còn tầng giao dịch Tầng 2 sẵn có về mặt thể chế làm cơ chế mở rộng quy mô có điều kiện trở nên nhận diện được về thực nghiệm.</w:t>
       </w:r>
     </w:p>
     <w:p>
@@ -14614,7 +14614,7 @@
         <w:pStyle w:val="FirstParagraph"/>
       </w:pPr>
       <w:r>
-        <w:t xml:space="preserve">Mô hình ngưỡng chính M2 (đặc tả</w:t>
+        <w:t xml:space="preserve">Mô hình ngưỡng chính M2 (mô hình</w:t>
       </w:r>
       <w:r>
         <w:t xml:space="preserve"> </w:t>
@@ -15717,7 +15717,7 @@
         <w:t xml:space="preserve"> </w:t>
       </w:r>
       <w:r>
-        <w:t xml:space="preserve">trong đặc tả ngưỡng chính. Cường độ xuất khẩu trung bình thấp và lệch mạnh:</w:t>
+        <w:t xml:space="preserve">trong mô hình ngưỡng chính. Cường độ xuất khẩu trung bình thấp và lệch mạnh:</w:t>
       </w:r>
       <w:r>
         <w:t xml:space="preserve"> </w:t>
@@ -16238,7 +16238,7 @@
         <w:pStyle w:val="FirstParagraph"/>
       </w:pPr>
       <w:r>
-        <w:t xml:space="preserve">Kết quả điều tiết không có ý nghĩa trình bày trong Mục 4.4.3 được nâng đỡ bởi một bộ ba kiểm định F liên hợp trên đặc tả điều tiết ba chiều gộp (</w:t>
+        <w:t xml:space="preserve">Kết quả điều tiết không có ý nghĩa trình bày trong Mục 4.4.3 được nâng đỡ bởi một bộ ba kiểm định F liên hợp trên mô hình điều tiết ba chiều gộp (</w:t>
       </w:r>
       <m:oMath>
         <m:r>
@@ -17676,7 +17676,7 @@
         <w:pStyle w:val="BodyText"/>
       </w:pPr>
       <w:r>
-        <w:t xml:space="preserve">Ước lượng đặc tả bậc hai với hiệu ứng cố định ngành và năm xác nhận chữ U ngược: hệ số nhánh đi lên dương và có ý nghĩa cao (</w:t>
+        <w:t xml:space="preserve">Ước lượng mô hình bậc hai với hiệu ứng cố định ngành và năm xác nhận chữ U ngược: hệ số nhánh đi lên dương và có ý nghĩa cao (</w:t>
       </w:r>
       <m:oMath>
         <m:sSub>
@@ -21714,7 +21714,7 @@
         <w:pStyle w:val="FirstParagraph"/>
       </w:pPr>
       <w:r>
-        <w:t xml:space="preserve">Bộ hiệu ứng biên theo từng mức cường độ xuất khẩu trong đặc tả gộp M2 (</w:t>
+        <w:t xml:space="preserve">Bộ hiệu ứng biên theo từng mức cường độ xuất khẩu trong mô hình gộp M2 (</w:t>
       </w:r>
       <m:oMath>
         <m:r>
@@ -22700,13 +22700,13 @@
       </w:r>
     </w:p>
     <w:bookmarkEnd w:id="88"/>
-    <w:bookmarkStart w:id="89" w:name="X0255ade886bbb95bf7cfa8465e46ac63bac43a6"/>
+    <w:bookmarkStart w:id="89" w:name="Xf3b54f3aa0931b02452d767d5a84e0a4dad82b8"/>
     <w:p>
       <w:pPr>
         <w:pStyle w:val="Heading3"/>
       </w:pPr>
       <w:r>
-        <w:t xml:space="preserve">4.5.10 Pin chặt độ vững: tách ngành, đặc tả bậc ba và batterie kiểm định nội sinh</w:t>
+        <w:t xml:space="preserve">4.5.10 Pin chặt độ vững: tách ngành, mô hình bậc ba và batterie kiểm định nội sinh</w:t>
       </w:r>
     </w:p>
     <w:p>
@@ -23414,7 +23414,7 @@
         </m:r>
       </m:oMath>
       <w:r>
-        <w:t xml:space="preserve">). Thứ hai, kiểm định dạng hàm bằng đặc tả bậc ba bác bỏ đường cong chữ S: số hạng bậc ba không có ý nghĩa (</w:t>
+        <w:t xml:space="preserve">). Thứ hai, kiểm định dạng hàm bằng mô hình bậc ba bác bỏ đường cong chữ S: số hạng bậc ba không có ý nghĩa (</w:t>
       </w:r>
       <m:oMath>
         <m:acc>
@@ -23479,7 +23479,7 @@
         </m:r>
       </m:oMath>
       <w:r>
-        <w:t xml:space="preserve">), và cả AIC lẫn BIC đều ưu tiên đặc tả bậc hai (AIC giảm</w:t>
+        <w:t xml:space="preserve">), và cả AIC lẫn BIC đều ưu tiên mô hình bậc hai (AIC giảm</w:t>
       </w:r>
       <w:r>
         <w:t xml:space="preserve"> </w:t>
@@ -23522,7 +23522,7 @@
         <w:t xml:space="preserve"> </w:t>
       </w:r>
       <w:r>
-        <w:t xml:space="preserve">khi quay về đặc tả bậc hai). Thứ ba, loại doanh nghiệp siêu nhỏ (giữ</w:t>
+        <w:t xml:space="preserve">khi quay về mô hình bậc hai). Thứ ba, loại doanh nghiệp siêu nhỏ (giữ</w:t>
       </w:r>
       <w:r>
         <w:t xml:space="preserve"> </w:t>
@@ -24116,7 +24116,7 @@
         <w:t xml:space="preserve"> </w:t>
       </w:r>
       <w:r>
-        <w:t xml:space="preserve">ở đặc tả bậc hai cơ sở (M2) và</w:t>
+        <w:t xml:space="preserve">ở mô hình bậc hai cơ sở (M2) và</w:t>
       </w:r>
       <w:r>
         <w:t xml:space="preserve"> </w:t>
@@ -24257,7 +24257,7 @@
         <w:t xml:space="preserve"> </w:t>
       </w:r>
       <w:r>
-        <w:t xml:space="preserve">FSTS qua các đặc tả M2 đến M10, với kiểm định Lind và Mehlum có ý nghĩa thống kê cao ở mọi cấu hình. Tính nhất quán này bác bỏ giả thuyết rằng chữ U ngược chỉ là sản phẩm phụ của mẫu nhỏ hay thiếu biến kiểm soát.</w:t>
+        <w:t xml:space="preserve">FSTS qua các mô hình M2 đến M10, với kiểm định Lind và Mehlum có ý nghĩa thống kê cao ở mọi cấu hình. Tính nhất quán này bác bỏ giả thuyết rằng chữ U ngược chỉ là sản phẩm phụ của mẫu nhỏ hay thiếu biến kiểm soát.</w:t>
       </w:r>
     </w:p>
     <w:p>
@@ -24265,7 +24265,7 @@
         <w:pStyle w:val="BodyText"/>
       </w:pPr>
       <w:r>
-        <w:t xml:space="preserve">Bảng 4.6 trình bày tiến triển các mô hình lồng nhau, từ đặc tả bậc hai cơ sở đến các mô hình điều tiết, cho thấy điểm uốn ổn định và quan hệ chữ U ngược được xác nhận qua mọi cấu hình.</w:t>
+        <w:t xml:space="preserve">Bảng 4.6 trình bày tiến triển các mô hình lồng nhau, từ mô hình bậc hai cơ sở đến các mô hình điều tiết, cho thấy điểm uốn ổn định và quan hệ chữ U ngược được xác nhận qua mọi cấu hình.</w:t>
       </w:r>
     </w:p>
     <w:p>
@@ -24405,7 +24405,7 @@
               <w:jc w:val="left"/>
             </w:pPr>
             <w:r>
-              <w:t xml:space="preserve">Đặc tả bổ sung</w:t>
+              <w:t xml:space="preserve">Mô hình bổ sung</w:t>
             </w:r>
           </w:p>
         </w:tc>
@@ -26276,7 +26276,7 @@
         <w:pStyle w:val="FirstParagraph"/>
       </w:pPr>
       <w:r>
-        <w:t xml:space="preserve">Khi đọc theo chuỗi mô hình lồng nhau, điểm uốn dịch chuyển có quy luật chứ không ngẫu nhiên. Đặc tả tuyến tính cơ sở cho hệ số FSTS dương và có ý nghĩa cao (</w:t>
+        <w:t xml:space="preserve">Khi đọc theo chuỗi mô hình lồng nhau, điểm uốn dịch chuyển có quy luật chứ không ngẫu nhiên. Mô hình tuyến tính cơ sở cho hệ số FSTS dương và có ý nghĩa cao (</w:t>
       </w:r>
       <m:oMath>
         <m:acc>
@@ -26341,7 +26341,7 @@
         </m:r>
       </m:oMath>
       <w:r>
-        <w:t xml:space="preserve">), xác nhận rằng ở mức trung bình toàn mẫu quan hệ quốc tế hóa và năng suất là dương. Khi bổ sung số hạng bậc hai (đặc tả M2), đường cong định hình chữ U ngược với điểm uốn ở mức 51,5% FSTS. Việc đưa vào lần lượt các biến kiểm soát nhân khẩu doanh nghiệp rồi khối năng lực (TCI và DAI) kéo điểm uốn xuống 43,8% rồi 43,6%, chính là điểm uốn của mô hình chính (M5). Sự dịch chuyển xuống khoảng bảy điểm phần trăm này có ý nghĩa thực chất: một phần độ cong biểu kiến ở đặc tả thô phản ánh chênh lệch năng lực giữa các doanh nghiệp xuất khẩu nhiều và ít; sau khi kiểm soát năng lực, ngưỡng tối ưu thực của cường độ xuất khẩu thấp hơn và nằm sát các ước lượng đơn quốc gia trong vùng chuyển đổi (Việt Nam 39–46%, Ấn Độ 2022 ở mức 40,7%).</w:t>
+        <w:t xml:space="preserve">), xác nhận rằng ở mức trung bình toàn mẫu quan hệ quốc tế hóa và năng suất là dương. Khi bổ sung số hạng bậc hai (mô hình M2), đường cong định hình chữ U ngược với điểm uốn ở mức 51,5% FSTS. Việc đưa vào lần lượt các biến kiểm soát nhân khẩu doanh nghiệp rồi khối năng lực (TCI và DAI) kéo điểm uốn xuống 43,8% rồi 43,6%, chính là điểm uốn của mô hình chính (M5). Sự dịch chuyển xuống khoảng bảy điểm phần trăm này có ý nghĩa thực chất: một phần độ cong biểu kiến ở mô hình thô phản ánh chênh lệch năng lực giữa các doanh nghiệp xuất khẩu nhiều và ít; sau khi kiểm soát năng lực, ngưỡng tối ưu thực của cường độ xuất khẩu thấp hơn và nằm sát các ước lượng đơn quốc gia trong vùng chuyển đổi (Việt Nam 39–46%, Ấn Độ 2022 ở mức 40,7%).</w:t>
       </w:r>
     </w:p>
     <w:p>
@@ -26754,7 +26754,7 @@
         <w:pStyle w:val="FirstParagraph"/>
       </w:pPr>
       <w:r>
-        <w:t xml:space="preserve">Sức thuyết phục của cấu trúc ba vùng nằm ở chỗ ước lượng gộp 50 nền và các ước lượng đơn quốc gia độc lập hội tụ chặt chẽ ở từng vùng dù được ước lượng trên các mẫu, công cụ khảo sát và đặc tả khác nhau. Ở vùng giữa, điểm uốn cấp nhóm của Nhóm IV (43,0%) trùng khớp đáng kể với điểm uốn đơn quốc gia của Việt Nam, vốn được kiểm định Lind–Mehlum xác nhận trong cả ba đợt (2009</w:t>
+        <w:t xml:space="preserve">Sức thuyết phục của cấu trúc ba vùng nằm ở chỗ ước lượng gộp 50 nền và các ước lượng đơn quốc gia độc lập hội tụ chặt chẽ ở từng vùng dù được ước lượng trên các mẫu, công cụ khảo sát và mô hình khác nhau. Ở vùng giữa, điểm uốn cấp nhóm của Nhóm IV (43,0%) trùng khớp đáng kể với điểm uốn đơn quốc gia của Việt Nam, vốn được kiểm định Lind–Mehlum xác nhận trong cả ba đợt (2009</w:t>
       </w:r>
       <w:r>
         <w:t xml:space="preserve"> </w:t>
@@ -28052,7 +28052,7 @@
         </m:r>
       </m:oMath>
       <w:r>
-        <w:t xml:space="preserve">). Các điều kiện Lind–Mehlum cho một chữ U ngược thực sự không được thỏa, và không tồn tại cực đại nội vùng. Điều này tương phản sắc nét với chế độ chuyển đổi lục địa (Nhóm IV) nơi cùng đặc tả cho chữ U ngược mạnh và rất có ý nghĩa (</w:t>
+        <w:t xml:space="preserve">). Các điều kiện Lind–Mehlum cho một chữ U ngược thực sự không được thỏa, và không tồn tại cực đại nội vùng. Điều này tương phản sắc nét với chế độ chuyển đổi lục địa (Nhóm IV) nơi cùng mô hình cho chữ U ngược mạnh và rất có ý nghĩa (</w:t>
       </w:r>
       <m:oMath>
         <m:acc>
@@ -29523,13 +29523,13 @@
       </w:r>
     </w:p>
     <w:bookmarkEnd w:id="112"/>
-    <w:bookmarkStart w:id="113" w:name="X1c195754a95259c712ac576e38ee1c5da4f052c"/>
+    <w:bookmarkStart w:id="113" w:name="X43aaaec6098e02f393fbba06055f5eafb097236"/>
     <w:p>
       <w:pPr>
         <w:pStyle w:val="Heading3"/>
       </w:pPr>
       <w:r>
-        <w:t xml:space="preserve">4.7.7 Mô thức dấu của hệ số FIP qua các đặc tả (phiên bản dữ liệu gốc) và cơ chế năng lực không điều tiết</w:t>
+        <w:t xml:space="preserve">4.7.7 Mô thức dấu của hệ số FIP qua các mô hình (phiên bản dữ liệu gốc) và cơ chế năng lực không điều tiết</w:t>
       </w:r>
     </w:p>
     <w:p>
@@ -29537,7 +29537,7 @@
         <w:pStyle w:val="FirstParagraph"/>
       </w:pPr>
       <w:r>
-        <w:t xml:space="preserve">Trên phiên bản dữ liệu gốc dùng cho nghiên cứu thành phần P8, hệ số FIP duy trì dấu âm và quy mô đáng kể qua một chuỗi đặc tả, một mô thức nhất quán nội bộ trên dữ liệu đó (lưu ý độ bền này phụ thuộc phiên bản dữ liệu, xem Mục 4.7.8). Khi loại bỏ hiệu ứng cố định quốc gia (chỉ giữ hiệu ứng cố định năm), hệ số âm còn lớn hơn rõ rệt:</w:t>
+        <w:t xml:space="preserve">Trên phiên bản dữ liệu gốc dùng cho nghiên cứu thành phần P8, hệ số FIP duy trì dấu âm và quy mô đáng kể qua một chuỗi mô hình, một mô thức nhất quán nội bộ trên dữ liệu đó (lưu ý độ bền này phụ thuộc phiên bản dữ liệu, xem Mục 4.7.8). Khi loại bỏ hiệu ứng cố định quốc gia (chỉ giữ hiệu ứng cố định năm), hệ số âm còn lớn hơn rõ rệt:</w:t>
       </w:r>
       <w:r>
         <w:t xml:space="preserve"> </w:t>
@@ -29689,7 +29689,7 @@
         </m:r>
       </m:oMath>
       <w:r>
-        <w:t xml:space="preserve">), cho thấy bất lợi cấu trúc cấp quốc gia cộng dồn vào FIP cấp doanh nghiệp. Ở đặc tả song biến không kiểm soát, quan hệ vẫn âm và ở biên ý nghĩa (</w:t>
+        <w:t xml:space="preserve">), cho thấy bất lợi cấu trúc cấp quốc gia cộng dồn vào FIP cấp doanh nghiệp. Ở mô hình song biến không kiểm soát, quan hệ vẫn âm và ở biên ý nghĩa (</w:t>
       </w:r>
       <m:oMath>
         <m:acc>
@@ -30417,7 +30417,7 @@
         <w:t xml:space="preserve"> </w:t>
       </w:r>
       <w:r>
-        <w:t xml:space="preserve">(Fiji 2009, Papua New Guinea 2015, Vanuatu 2009); các đặc tả độ vững mở rộng ở Mục 4.7.7 (mẫu đầy đủ</w:t>
+        <w:t xml:space="preserve">(Fiji 2009, Papua New Guinea 2015, Vanuatu 2009); các mô hình độ vững mở rộng ở Mục 4.7.7 (mẫu đầy đủ</w:t>
       </w:r>
       <w:r>
         <w:t xml:space="preserve"> </w:t>
@@ -31574,7 +31574,7 @@
         </m:r>
       </m:oMath>
       <w:r>
-        <w:t xml:space="preserve">. Đặc tả gộp ba đợt với biến giả đợt khảo sát xác nhận sự dịch chuyển có hệ thống:</w:t>
+        <w:t xml:space="preserve">. Mô hình gộp ba đợt với biến giả đợt khảo sát xác nhận sự dịch chuyển có hệ thống:</w:t>
       </w:r>
       <w:r>
         <w:t xml:space="preserve"> </w:t>
@@ -33605,13 +33605,13 @@
       </w:r>
     </w:p>
     <w:bookmarkEnd w:id="116"/>
-    <w:bookmarkStart w:id="117" w:name="X69aa24b46cd6147ff623b8d98152029170b54c6"/>
+    <w:bookmarkStart w:id="117" w:name="X831cc447fad3f32e70dc6a6e8cab29a5c412c7c"/>
     <w:p>
       <w:pPr>
         <w:pStyle w:val="Heading3"/>
       </w:pPr>
       <w:r>
-        <w:t xml:space="preserve">4.8.2 Đặc tả gộp ba đợt và bằng chứng dịch chuyển lũy tiến</w:t>
+        <w:t xml:space="preserve">4.8.2 Mô hình gộp ba đợt và bằng chứng dịch chuyển lũy tiến</w:t>
       </w:r>
     </w:p>
     <w:p>
@@ -34199,7 +34199,7 @@
         </m:r>
       </m:oMath>
       <w:r>
-        <w:t xml:space="preserve">) phản ánh độ cong làm phẳng năm 2025. Đặc tả xu hướng tuyến tính cho</w:t>
+        <w:t xml:space="preserve">) phản ánh độ cong làm phẳng năm 2025. Mô hình xu hướng tuyến tính cho</w:t>
       </w:r>
       <w:r>
         <w:t xml:space="preserve"> </w:t>
@@ -34295,7 +34295,7 @@
         <w:pStyle w:val="FirstParagraph"/>
       </w:pPr>
       <w:r>
-        <w:t xml:space="preserve">Năm đặc tả độ vững củng cố diễn giải cấu trúc. (R1) Mẫu chỉ doanh nghiệp chế biến chế tạo làm mô thức mạnh thêm đôi chút: điểm uốn</w:t>
+        <w:t xml:space="preserve">Năm mô hình độ vững củng cố diễn giải cấu trúc. (R1) Mẫu chỉ doanh nghiệp chế biến chế tạo làm mô thức mạnh thêm đôi chút: điểm uốn</w:t>
       </w:r>
       <w:r>
         <w:t xml:space="preserve"> </w:t>
@@ -35533,7 +35533,7 @@
         <w:t xml:space="preserve"> </w:t>
       </w:r>
       <w:r>
-        <w:t xml:space="preserve">thuộc cả khu vực chế biến chế tạo và dịch vụ (760 quan sát doanh nghiệp và năm) từ dữ liệu WBES, sử dụng hồi quy bình phương nhỏ nhất tổng quát khả thi (FGLS) để xử lý phương sai sai số thay đổi. Biến phụ thuộc ở đây là tỷ suất lợi nhuận trên doanh thu (ROS, trung bình 30,34%), khác với thước đo năng suất lao động dùng ở các phần còn lại của luận án, và đặc tả là tuyến tính thay vì bậc hai.</w:t>
+        <w:t xml:space="preserve">thuộc cả khu vực chế biến chế tạo và dịch vụ (760 quan sát doanh nghiệp và năm) từ dữ liệu WBES, sử dụng hồi quy bình phương nhỏ nhất tổng quát khả thi (FGLS) để xử lý phương sai sai số thay đổi. Biến phụ thuộc ở đây là tỷ suất lợi nhuận trên doanh thu (ROS, trung bình 30,34%), khác với thước đo năng suất lao động dùng ở các phần còn lại của luận án, và mô hình là tuyến tính thay vì bậc hai.</w:t>
       </w:r>
     </w:p>
     <w:p>
@@ -35541,7 +35541,7 @@
         <w:pStyle w:val="BodyText"/>
       </w:pPr>
       <w:r>
-        <w:t xml:space="preserve">Kết quả xác nhận ba mệnh đề. Thứ nhất, mức độ quốc tế hóa tác động âm lên hiệu quả ở đặc tả tuyến tính (</w:t>
+        <w:t xml:space="preserve">Kết quả xác nhận ba mệnh đề. Thứ nhất, mức độ quốc tế hóa tác động âm lên hiệu quả ở mô hình tuyến tính (</w:t>
       </w:r>
       <m:oMath>
         <m:acc>
@@ -36286,7 +36286,7 @@
         <w:t xml:space="preserve"> </w:t>
       </w:r>
       <w:r>
-        <w:t xml:space="preserve">(2022) qua cửa sổ bãi bỏ tiền mặt, GST và IBC trên cùng công cụ phái sinh từ PICS, rồi quan hệ mới mất cấu trúc vào 2025; đặc tả xu hướng tuyến tính cho</w:t>
+        <w:t xml:space="preserve">(2022) qua cửa sổ bãi bỏ tiền mặt, GST và IBC trên cùng công cụ phái sinh từ PICS, rồi quan hệ mới mất cấu trúc vào 2025; mô hình xu hướng tuyến tính cho</w:t>
       </w:r>
       <w:r>
         <w:t xml:space="preserve"> </w:t>
@@ -37404,7 +37404,7 @@
         </m:r>
       </m:oMath>
       <w:r>
-        <w:t xml:space="preserve">). Điều này cho thấy chữ U ngược 2014 cô đặc ở doanh nghiệp lớn và chỉ lan tới phân khúc nhỏ vào 2022, trùng khớp với sự mở rộng tham gia xuất khẩu của doanh nghiệp nhỏ và vừa dưới chính sách thúc đẩy xuất khẩu giai đoạn 2014–2020 rồi đảo chiều sau 2020 dưới Atmanirbhar Bharat. Bốn trong năm đặc tả (R1, R2, R3b, R4) xác nhận mô thức định tính chữ U ngược hiện diện 2014–2022 rồi biến mất 2025; đặc tả thứ năm (R3a) xác nhận hiện diện 2022 và biến mất 2025.</w:t>
+        <w:t xml:space="preserve">). Điều này cho thấy chữ U ngược 2014 cô đặc ở doanh nghiệp lớn và chỉ lan tới phân khúc nhỏ vào 2022, trùng khớp với sự mở rộng tham gia xuất khẩu của doanh nghiệp nhỏ và vừa dưới chính sách thúc đẩy xuất khẩu giai đoạn 2014–2020 rồi đảo chiều sau 2020 dưới Atmanirbhar Bharat. Bốn trong năm mô hình (R1, R2, R3b, R4) xác nhận mô thức định tính chữ U ngược hiện diện 2014–2022 rồi biến mất 2025; mô hình thứ năm (R3a) xác nhận hiện diện 2022 và biến mất 2025.</w:t>
       </w:r>
     </w:p>
     <w:bookmarkEnd w:id="122"/>
@@ -37788,7 +37788,7 @@
         </m:r>
       </m:oMath>
       <w:r>
-        <w:t xml:space="preserve">) bất chấp cỡ mẫu hiệu dụng nhỏ hơn nhiều mà 24 cụm bang hàm ý. Với số cụm ở mức biên này, biện minh tiệm cận cho suy luận cụm-vững là cận biên, nên đây được đọc là kiểm định bảo thủ chứ không phải đặc tả chính. Đối với tương tác UPI Tầng 2 âm (</w:t>
+        <w:t xml:space="preserve">) bất chấp cỡ mẫu hiệu dụng nhỏ hơn nhiều mà 24 cụm bang hàm ý. Với số cụm ở mức biên này, biện minh tiệm cận cho suy luận cụm-vững là cận biên, nên đây được đọc là kiểm định bảo thủ chứ không phải mô hình chính. Đối với tương tác UPI Tầng 2 âm (</w:t>
       </w:r>
       <m:oMath>
         <m:r>
@@ -38242,7 +38242,7 @@
           <w:bCs/>
           <w:b/>
         </w:rPr>
-        <w:t xml:space="preserve">không một đặc tả nào xác nhận chữ U ngược</w:t>
+        <w:t xml:space="preserve">không một mô hình nào xác nhận chữ U ngược</w:t>
       </w:r>
       <w:r>
         <w:t xml:space="preserve">: trong miền quan sát (FSTS trung bình 4,1%, trung bình có điều kiện 24,6%), quốc tế hóa nâng hiệu quả một cách đơn điệu.</w:t>
@@ -38800,7 +38800,7 @@
           <w:iCs/>
           <w:i/>
         </w:rPr>
-        <w:t xml:space="preserve">; (ns) không có ý nghĩa thống kê. Không đặc tả nào có FSTS² âm có ý nghĩa nên không xác nhận chữ U ngược (Lind &amp; Mehlum, 2010). Độ vững với d3c riêng:</w:t>
+        <w:t xml:space="preserve">; (ns) không có ý nghĩa thống kê. Không mô hình nào có FSTS² âm có ý nghĩa nên không xác nhận chữ U ngược (Lind &amp; Mehlum, 2010). Độ vững với d3c riêng:</w:t>
       </w:r>
       <w:r>
         <w:rPr>
@@ -38981,7 +38981,7 @@
           <w:bCs/>
           <w:b/>
         </w:rPr>
-        <w:t xml:space="preserve">vững qua sáu đặc tả độ vững</w:t>
+        <w:t xml:space="preserve">vững qua sáu mô hình độ vững</w:t>
       </w:r>
       <w:r>
         <w:t xml:space="preserve">: thêm kiểm soát quy mô (</w:t>
@@ -39143,7 +39143,7 @@
         </m:r>
       </m:oMath>
       <w:r>
-        <w:t xml:space="preserve">); ở mọi đặc tả số hạng bậc hai vô nghĩa. Riêng đặc tả chỉ trên doanh nghiệp xuất khẩu (</w:t>
+        <w:t xml:space="preserve">); ở mọi mô hình số hạng bậc hai vô nghĩa. Riêng mô hình chỉ trên doanh nghiệp xuất khẩu (</w:t>
       </w:r>
       <m:oMath>
         <m:r>
@@ -41123,7 +41123,7 @@
           <w:iCs/>
           <w:i/>
         </w:rPr>
-        <w:t xml:space="preserve">Nguồn: tổng hợp từ các nghiên cứu thành phần P2–P10. ** p &lt;,01; *** p &lt;,001. Điểm uốn xác nhận bằng kiểm định Lind–Mehlum (2010). Điểm uốn P7 = 43,6% ở mô hình đầy đủ M5 trên khung 50 nền (dải 43,6–51,5% giữa các đặc tả).</w:t>
+        <w:t xml:space="preserve">Nguồn: tổng hợp từ các nghiên cứu thành phần P2–P10. ** p &lt;,01; *** p &lt;,001. Điểm uốn xác nhận bằng kiểm định Lind–Mehlum (2010). Điểm uốn P7 = 43,6% ở mô hình đầy đủ M5 trên khung 50 nền (dải 43,6–51,5% giữa các mô hình).</w:t>
       </w:r>
     </w:p>
     <w:p>

--- a/dist/BO_NOP_HOAN_CHINH_2026-06/3_luan_an_chuong_phu_luc/chuong_4_ket_qua_vi.docx
+++ b/dist/BO_NOP_HOAN_CHINH_2026-06/3_luan_an_chuong_phu_luc/chuong_4_ket_qua_vi.docx
@@ -37,6 +37,77 @@
       </w:r>
     </w:p>
     <w:p>
+      <w:pPr>
+        <w:pStyle w:val="BodyText"/>
+      </w:pPr>
+      <w:r>
+        <w:t xml:space="preserve">Trật tự trình bày này không ngẫu nhiên mà được tổ chức để kiểm chứng luận điểm trọng tâm của luận án theo một lát cắt dọc trên phổ thể chế: rằng thể chế quy định không chỉ độ lớn mà cả dấu và dạng hình của quan hệ quốc tế hóa và hiệu quả. Đi từ Nhóm I (Singapore gần tuyến tính dương) qua Nhóm III (Trung Quốc, điểm uốn ổn định) đến Nhóm IV (Việt Nam, chữ U ngược rõ nét), rồi đối chiếu với toàn mẫu 50 nền (P7) và cực trị Nhóm VI (SIDS), chương này lần lượt phơi bày cách dạng hàm dịch chuyển theo vị trí thể chế và cách toàn bộ họ mô hình chữ U ngược mất cấu trúc tại cực trị, tức điều kiện biên FIP.</w:t>
+      </w:r>
+    </w:p>
+    <w:p>
+      <w:pPr>
+        <w:pStyle w:val="BlockText"/>
+      </w:pPr>
+      <w:r>
+        <w:rPr>
+          <w:bCs/>
+          <w:b/>
+        </w:rPr>
+        <w:t xml:space="preserve">Ghi chú nhận diện (đọc trước toàn chương).</w:t>
+      </w:r>
+      <w:r>
+        <w:t xml:space="preserve"> </w:t>
+      </w:r>
+      <w:r>
+        <w:t xml:space="preserve">Dữ liệu thực nghiệm là lát cắt ngang lặp lại, không phải bảng theo dõi cùng doanh nghiệp qua thời gian. Do đó, trừ nơi nêu rõ chiến lược biến công cụ (P3, P5), các hệ số trong chương này nên được đọc là</w:t>
+      </w:r>
+      <w:r>
+        <w:t xml:space="preserve"> </w:t>
+      </w:r>
+      <w:r>
+        <w:rPr>
+          <w:bCs/>
+          <w:b/>
+        </w:rPr>
+        <w:t xml:space="preserve">quan hệ liên hệ (associational) vững về mặt thống kê</w:t>
+      </w:r>
+      <w:r>
+        <w:t xml:space="preserve"> </w:t>
+      </w:r>
+      <w:r>
+        <w:t xml:space="preserve">sau khi hấp thụ hiệu ứng cố định nền kinh tế và năm,</w:t>
+      </w:r>
+      <w:r>
+        <w:t xml:space="preserve"> </w:t>
+      </w:r>
+      <w:r>
+        <w:rPr>
+          <w:bCs/>
+          <w:b/>
+        </w:rPr>
+        <w:t xml:space="preserve">chứ chưa phải hiệu ứng nhân quả</w:t>
+      </w:r>
+      <w:r>
+        <w:t xml:space="preserve"> </w:t>
+      </w:r>
+      <w:r>
+        <w:t xml:space="preserve">được nhận diện trực tiếp; ranh giới suy luận này được trình bày đầy đủ ở Mục 3.5.6 và đối chiếu với ba phản bác chính (nhân quả ngược, chọn lọc xuất khẩu, tạo tác đo lường) ở Mục 4.11. Các kết quả từ mẫu nhỏ hoặc thiếu công suất (đặc biệt P8 SIDS) được trình bày như</w:t>
+      </w:r>
+      <w:r>
+        <w:t xml:space="preserve"> </w:t>
+      </w:r>
+      <w:r>
+        <w:rPr>
+          <w:bCs/>
+          <w:b/>
+        </w:rPr>
+        <w:t xml:space="preserve">bằng chứng thăm dò cho điều kiện biên lý thuyết</w:t>
+      </w:r>
+      <w:r>
+        <w:t xml:space="preserve">, không phải hiệu ứng khẳng định.</w:t>
+      </w:r>
+    </w:p>
+    <w:p>
       <w:r>
         <w:pict>
           <v:rect style="width:0;height:1.5pt" o:hralign="center" o:hrstd="t" o:hr="t"/>
@@ -53,13 +124,13 @@
         <w:t xml:space="preserve">4.1 Thực trạng quốc tế hóa và hiệu quả hoạt động kinh doanh tại châu Á</w:t>
       </w:r>
     </w:p>
-    <w:bookmarkStart w:id="28" w:name="Xb1e8c66f36d625c41d3242b876172b55f6bfe20"/>
+    <w:bookmarkStart w:id="28" w:name="Xe27c4fc798ba9badf07654f8bef42e3eb112ba1"/>
     <w:p>
       <w:pPr>
         <w:pStyle w:val="Heading3"/>
       </w:pPr>
       <w:r>
-        <w:t xml:space="preserve">4.1.1 Bức tranh tổng thể về hiệu quả hoạt động kinh doanh của doanh nghiệp châu Á</w:t>
+        <w:t xml:space="preserve">4.1.1 Toàn cảnh tổng thể về hiệu quả hoạt động kinh doanh của doanh nghiệp châu Á</w:t>
       </w:r>
     </w:p>
     <w:p>
@@ -92,7 +163,7 @@
         <w:t xml:space="preserve">scripts/relock_descriptives_canonical.py</w:t>
       </w:r>
       <w:r>
-        <w:t xml:space="preserve">); pool phân loại ICRV rộng hơn là 96.415 doanh nghiệp / 52 nhãn nền, khung phân tích đa quốc gia là 88.869 / 50 nền gồm Nhật Bản, và mẫu hồi quy chính P7 M2 là N = 81.022. Vì doanh thu WBES được báo cáo bằng nội tệ, độ phân tán năng suất được tính</w:t>
+        <w:t xml:space="preserve">); pool phân loại ICRV rộng hơn là 96.415 doanh nghiệp / 52 nhãn nền, khung phân tích đa quốc gia là 88.869 / 50 nền gồm Nhật Bản, và mẫu hồi quy chính P7 M2 là N = 81.022. Chênh lệch giữa các con số này là hệ quả trực tiếp của xóa-theo-danh-sách (listwise deletion) trên tập biến lõi (xem Phụ lục A.9): pool phân loại rộng nhất giữ cả doanh nghiệp thiếu biến năng suất hoặc thể chế, còn mẫu hồi quy chỉ giữ doanh nghiệp có đủ mọi biến mô hình; kiểm định ổn định điểm uốn (Mục 4.6.8) xác nhận các kết luận không bị chi phối bởi cơ chế khuyết. Vì doanh thu WBES được báo cáo bằng nội tệ, độ phân tán năng suất được tính</w:t>
       </w:r>
       <w:r>
         <w:t xml:space="preserve"> </w:t>
@@ -220,7 +291,24 @@
               <w:jc w:val="left"/>
             </w:pPr>
             <w:r>
-              <w:t xml:space="preserve">FDI≥10% (%)</w:t>
+              <w:t xml:space="preserve">FDI</w:t>
+            </w:r>
+            <w:r>
+              <w:t xml:space="preserve"> </w:t>
+            </w:r>
+            <m:oMath>
+              <m:r>
+                <m:rPr>
+                  <m:sty m:val="p"/>
+                </m:rPr>
+                <m:t>≥</m:t>
+              </m:r>
+            </m:oMath>
+            <w:r>
+              <w:t xml:space="preserve"> </w:t>
+            </w:r>
+            <w:r>
+              <w:t xml:space="preserve">10% (%)</w:t>
             </w:r>
           </w:p>
         </w:tc>
@@ -1458,7 +1546,7 @@
               <w:jc w:val="left"/>
             </w:pPr>
             <w:r>
-              <w:t xml:space="preserve">Website (DAI Tầng 1)</w:t>
+              <w:t xml:space="preserve">Website (DAI Bậc 1)</w:t>
             </w:r>
           </w:p>
         </w:tc>
@@ -2017,7 +2105,7 @@
         <w:pStyle w:val="BodyText"/>
       </w:pPr>
       <w:r>
-        <w:t xml:space="preserve">Một biểu hiện khác của bão hòa Tầng 1 nằm ở tương quan giữa website và năng suất: phần bù tương quan của DAI Tầng 1 thấp nhất ở nhóm Advanced đổi mới (+0,093, so với +0,183–0,202 ở các nhóm chuyển đổi và tài nguyên, Chuyên đề 1, Bảng 2.3.8.1) dù tỷ lệ có website của nhóm này cao (69,2%). Khi một chỉ báo nhị phân tiệm cận bão hòa, phương sai của nó co lại và nhóm</w:t>
+        <w:t xml:space="preserve">Một biểu hiện khác của bão hòa Bậc 1 nằm ở tương quan giữa website và năng suất: phần bù tương quan của DAI Bậc 1 thấp nhất ở nhóm Advanced đổi mới (+0,093, so với +0,183–0,202 ở các nhóm chuyển đổi và tài nguyên, Chuyên đề 1, Bảng 2.3.8.1) dù tỷ lệ có website của nhóm này cao (69,2%). Khi một chỉ báo nhị phân tiệm cận bão hòa, phương sai của nó co lại và nhóm</w:t>
       </w:r>
       <w:r>
         <w:t xml:space="preserve"> </w:t>
@@ -2035,7 +2123,7 @@
         <w:t xml:space="preserve"> </w:t>
       </w:r>
       <w:r>
-        <w:t xml:space="preserve">còn lại mang tính chọn lọc đặc thù, nên hệ số đo được phản ánh giới hạn của thước đo Tầng 1 nhiều hơn là giới hạn của số hóa, một vấn đề đo lường cần phân biệt với quan hệ nhân quả thực.</w:t>
+        <w:t xml:space="preserve">còn lại mang tính chọn lọc đặc thù, nên hệ số đo được phản ánh giới hạn của thước đo Bậc 1 nhiều hơn là giới hạn của số hóa, một vấn đề đo lường cần phân biệt với quan hệ nhân quả thực.</w:t>
       </w:r>
     </w:p>
     <w:p>
@@ -2484,7 +2572,24 @@
               <w:jc w:val="left"/>
             </w:pPr>
             <w:r>
-              <w:t xml:space="preserve">FDI ≥ 10% (%)</w:t>
+              <w:t xml:space="preserve">FDI</w:t>
+            </w:r>
+            <w:r>
+              <w:t xml:space="preserve"> </w:t>
+            </w:r>
+            <m:oMath>
+              <m:r>
+                <m:rPr>
+                  <m:sty m:val="p"/>
+                </m:rPr>
+                <m:t>≥</m:t>
+              </m:r>
+            </m:oMath>
+            <w:r>
+              <w:t xml:space="preserve"> </w:t>
+            </w:r>
+            <w:r>
+              <w:t xml:space="preserve">10% (%)</w:t>
             </w:r>
           </w:p>
         </w:tc>
@@ -2826,7 +2931,7 @@
         <w:t xml:space="preserve">“</w:t>
       </w:r>
       <w:r>
-        <w:t xml:space="preserve">bão hòa Tầng 1</w:t>
+        <w:t xml:space="preserve">bão hòa Bậc 1</w:t>
       </w:r>
       <w:r>
         <w:t xml:space="preserve">”</w:t>
@@ -2899,7 +3004,7 @@
         <w:pStyle w:val="FirstParagraph"/>
       </w:pPr>
       <w:r>
-        <w:t xml:space="preserve">Khi đặt cạnh nhau toàn bộ các chỉ báo mô tả theo sáu nhóm ICRV, một bức tranh có cấu trúc nổi lên trong đó cường độ của các tương quan thô suy giảm dần (đến mức triệt tiêu ở SIDS) theo chiều suy yếu của thể chế. Hệ số tương quan Pearson giữa năng suất lao động chuẩn hóa và cường độ quốc tế hóa giảm đơn điệu theo phổ thể chế: từ</w:t>
+        <w:t xml:space="preserve">Khi đặt cạnh nhau toàn bộ các chỉ báo mô tả theo sáu nhóm ICRV, một cấu trúc rõ rệt nổi lên trong đó cường độ của các tương quan thô suy giảm dần (đến mức triệt tiêu ở SIDS) theo chiều suy yếu của thể chế. Hệ số tương quan Pearson giữa năng suất lao động chuẩn hóa và cường độ quốc tế hóa giảm đơn điệu theo phổ thể chế: từ</w:t>
       </w:r>
       <w:r>
         <w:t xml:space="preserve"> </w:t>
@@ -3542,7 +3647,7 @@
         <w:pStyle w:val="BodyText"/>
       </w:pPr>
       <w:r>
-        <w:t xml:space="preserve">Một điểm tương phản đáng chú ý về số hóa nằm ở chính nhóm tiên tiến. Phần bù tương quan của chấp nhận số bề mặt (website, thuộc Tầng 1) lại thấp nhất ở Nhóm I (</w:t>
+        <w:t xml:space="preserve">Một điểm tương phản đáng chú ý về số hóa nằm ở chính nhóm tiên tiến. Phần bù tương quan của chấp nhận số bề mặt (website, thuộc Bậc 1) lại thấp nhất ở Nhóm I (</w:t>
       </w:r>
       <m:oMath>
         <m:r>
@@ -3637,7 +3742,7 @@
         </m:r>
       </m:oMath>
       <w:r>
-        <w:t xml:space="preserve">. Đây là biểu hiện trực tiếp của hiện tượng bão hòa thước đo Tầng 1: khi một chỉ báo nhị phân tiệm cận trần, phương sai của nó co lại và lợi suất biên của hiện diện số cơ bản giảm dần, một vấn đề đo lường cần phân biệt với giới hạn của số hóa thực chất. Cuối cùng, về cấu trúc lãnh đạo, khu vực Đông Á và Thái Bình Dương dẫn đầu toàn cầu về tỷ lệ nữ trong nhóm quản trị cấp cao (</w:t>
+        <w:t xml:space="preserve">. Đây là biểu hiện trực tiếp của hiện tượng bão hòa thước đo Bậc 1: khi một chỉ báo nhị phân tiệm cận trần, phương sai của nó co lại và lợi suất biên của hiện diện số cơ bản giảm dần, một vấn đề đo lường cần phân biệt với giới hạn của số hóa thực chất. Cuối cùng, về cấu trúc lãnh đạo, khu vực Đông Á và Thái Bình Dương dẫn đầu toàn cầu về tỷ lệ nữ trong nhóm quản trị cấp cao (</w:t>
       </w:r>
       <m:oMath>
         <m:r>
@@ -4771,7 +4876,7 @@
         <w:pStyle w:val="BodyText"/>
       </w:pPr>
       <w:r>
-        <w:t xml:space="preserve">Hồ sơ đặc trưng doanh nghiệp theo nhóm cũng phơi bày những tương phản đáng chú ý không trùng với thứ bậc thu nhập. Cường độ xuất khẩu trung bình cao nhất ở Nhóm I (13,3%) và thấp nhất ở Nhóm II tài nguyên (3,5%), phản ánh định hướng nội địa và tài nguyên của khối sau. Tỷ lệ doanh nghiệp có hiện diện số bề mặt giảm dần khá đều theo phổ thể chế, từ 61,7% ở Nhóm I xuống 41,2% ở Nhóm V, phù hợp với khoảng cách hạ tầng số. Đáng chú ý nhất, tỷ lệ nữ trong quản trị cấp cao không theo phổ thể chế thu nhập mà cao ở cả Nhóm I (27,5%), Nhóm III (29,1%) và Nhóm VI đảo nhỏ (31,8%) trong khi rất thấp ở Nhóm II tài nguyên (4,0%), một khác biệt thể chế kép gắn với bối cảnh văn hóa và nhà nước tô của khối tài nguyên dẫn dắt. Hồ sơ này củng cố lập luận xuyên suốt rằng các nhóm ICRV khác nhau về chất chứ không chỉ về mức phát triển, và do đó đòi hỏi cách đọc theo từng chế độ thay vì một thang tuyến tính duy nhất.</w:t>
+        <w:t xml:space="preserve">Hồ sơ đặc trưng doanh nghiệp theo nhóm cũng phơi bày những tương phản đáng chú ý không trùng với thứ bậc thu nhập. Cường độ xuất khẩu trung bình cao nhất ở Nhóm I (13,3%) và thấp nhất ở Nhóm II tài nguyên (3,5%), phản ánh định hướng nội địa và tài nguyên của khối sau. Tỷ lệ doanh nghiệp có hiện diện số bề mặt giảm dần khá đều theo phổ thể chế, từ 61,7% ở Nhóm I xuống 41,2% ở Nhóm V, phù hợp với khoảng cách hạ tầng số. Nổi bật nhất, tỷ lệ nữ trong quản trị cấp cao không theo phổ thể chế thu nhập mà cao ở cả Nhóm I (27,5%), Nhóm III (29,1%) và Nhóm VI đảo nhỏ (31,8%) trong khi rất thấp ở Nhóm II tài nguyên (4,0%), một khác biệt thể chế kép gắn với bối cảnh văn hóa và nhà nước tô của khối tài nguyên dẫn dắt. Hồ sơ này củng cố lập luận xuyên suốt rằng các nhóm ICRV khác nhau về chất chứ không chỉ về mức phát triển, và do đó đòi hỏi cách đọc theo từng chế độ thay vì một thang tuyến tính duy nhất.</w:t>
       </w:r>
     </w:p>
     <w:p>
@@ -4806,7 +4911,7 @@
         <w:pStyle w:val="FirstParagraph"/>
       </w:pPr>
       <w:r>
-        <w:t xml:space="preserve">Phân tích phân tích tổng hợp tổng hợp ba tầng (three-level multilevel meta-analysis, MARA) được tiến hành trên tập dữ liệu gồm</w:t>
+        <w:t xml:space="preserve">Phân tích tổng hợp ba tầng (three-level multilevel meta-analysis, MARA) được tiến hành trên tập dữ liệu gồm</w:t>
       </w:r>
       <w:r>
         <w:t xml:space="preserve"> </w:t>
@@ -4829,7 +4934,7 @@
         <w:t xml:space="preserve"> </w:t>
       </w:r>
       <w:r>
-        <w:t xml:space="preserve">nghiên cứu với tổng cộng K = 288 cỡ ảnh hưởng đa dạng theo vùng địa lý, giai đoạn và phương pháp. Kết quả cho thấy hiệu ứng tổng hợp (pooled correlation) là</w:t>
+        <w:t xml:space="preserve">nghiên cứu (danh sách đầy đủ các nghiên cứu sơ cấp được liệt kê ở Phụ lục D) với tổng cộng K = 288 cỡ ảnh hưởng đa dạng theo vùng địa lý, giai đoạn và phương pháp. Kết quả cho thấy hiệu ứng tổng hợp (pooled correlation) là</w:t>
       </w:r>
       <w:r>
         <w:t xml:space="preserve"> </w:t>
@@ -4872,7 +4977,114 @@
         <w:t xml:space="preserve"> </w:t>
       </w:r>
       <w:r>
-        <w:t xml:space="preserve">này khẳng định bức tranh tổng quát từ các các phân tích tổng hợp trước đây của Bausch và Krist (2007), Kirca et al. (2012), Marano et al. (2016) và Arte và Larimo (2022): mối quan hệ tổng hợp giữa quốc tế hóa và hiệu quả hoạt động là dương nhưng có biên độ khiêm tốn.</w:t>
+        <w:t xml:space="preserve">này khẳng định bức tranh tổng quát từ các phân tích tổng hợp trước đây của Bausch và Krist (2007), Kirca et al. (2012), Marano et al. (2016) và Arte và Larimo (2022): mối quan hệ tổng hợp giữa quốc tế hóa và hiệu quả hoạt động là dương nhưng có biên độ khiêm tốn. Đặt trong dải bằng chứng quốc tế,</w:t>
+      </w:r>
+      <w:r>
+        <w:t xml:space="preserve"> </w:t>
+      </w:r>
+      <m:oMath>
+        <m:r>
+          <m:t>r</m:t>
+        </m:r>
+        <m:r>
+          <m:rPr>
+            <m:sty m:val="p"/>
+          </m:rPr>
+          <m:t>=</m:t>
+        </m:r>
+        <m:r>
+          <m:t>0</m:t>
+        </m:r>
+        <m:r>
+          <m:rPr>
+            <m:sty m:val="p"/>
+          </m:rPr>
+          <m:t>,</m:t>
+        </m:r>
+        <m:r>
+          <m:t>074</m:t>
+        </m:r>
+      </m:oMath>
+      <w:r>
+        <w:t xml:space="preserve"> </w:t>
+      </w:r>
+      <w:r>
+        <w:t xml:space="preserve">nằm ở cận dưới của khoảng mà các phân tích tổng hợp toàn cầu báo cáo (Bausch và Krist, 2007:</w:t>
+      </w:r>
+      <w:r>
+        <w:t xml:space="preserve"> </w:t>
+      </w:r>
+      <m:oMath>
+        <m:r>
+          <m:t>r</m:t>
+        </m:r>
+        <m:r>
+          <m:rPr>
+            <m:sty m:val="p"/>
+          </m:rPr>
+          <m:t>≈</m:t>
+        </m:r>
+        <m:r>
+          <m:t>0</m:t>
+        </m:r>
+        <m:r>
+          <m:rPr>
+            <m:sty m:val="p"/>
+          </m:rPr>
+          <m:t>,</m:t>
+        </m:r>
+        <m:r>
+          <m:t>10</m:t>
+        </m:r>
+      </m:oMath>
+      <w:r>
+        <w:t xml:space="preserve">; Marano et al., 2016:</w:t>
+      </w:r>
+      <w:r>
+        <w:t xml:space="preserve"> </w:t>
+      </w:r>
+      <m:oMath>
+        <m:r>
+          <m:t>r</m:t>
+        </m:r>
+        <m:r>
+          <m:rPr>
+            <m:sty m:val="p"/>
+          </m:rPr>
+          <m:t>≈</m:t>
+        </m:r>
+        <m:r>
+          <m:t>0</m:t>
+        </m:r>
+        <m:r>
+          <m:rPr>
+            <m:sty m:val="p"/>
+          </m:rPr>
+          <m:t>,</m:t>
+        </m:r>
+        <m:r>
+          <m:t>07</m:t>
+        </m:r>
+      </m:oMath>
+      <w:r>
+        <w:t xml:space="preserve">–</w:t>
+      </w:r>
+      <m:oMath>
+        <m:r>
+          <m:t>0</m:t>
+        </m:r>
+        <m:r>
+          <m:rPr>
+            <m:sty m:val="p"/>
+          </m:rPr>
+          <m:t>,</m:t>
+        </m:r>
+        <m:r>
+          <m:t>13</m:t>
+        </m:r>
+      </m:oMath>
+      <w:r>
+        <w:t xml:space="preserve">) và đặc biệt gần với các phân tích tổng hợp tập trung vào doanh nghiệp đa quốc gia thị trường mới nổi, vốn cũng ghi nhận hiệu ứng dương nhỏ kèm dị biệt rất cao (Wu et al., 2022); sự tương hợp này định vị P6 ở cận dưới của tài liệu quốc tế thay vì như một ngoại lệ.</w:t>
       </w:r>
     </w:p>
     <w:p>
@@ -6461,7 +6673,7 @@
         </m:r>
       </m:oMath>
       <w:r>
-        <w:t xml:space="preserve">, khẳng định lệch lạc công bố không thể bác bỏ hoàn toàn kết quả tổng hợp. Tổng hợp lại, bằng chứng lệch lạc công bố được xác nhận qua kiểm định Begg–Mazumdar có ý nghĩa (</w:t>
+        <w:t xml:space="preserve">, khẳng định lệch lạc công bố không thể bác bỏ hoàn toàn kết quả tổng hợp. Tóm lại, bằng chứng lệch lạc công bố được xác nhận qua kiểm định Begg–Mazumdar có ý nghĩa (</w:t>
       </w:r>
       <m:oMath>
         <m:r>
@@ -7199,7 +7411,7 @@
         <w:pStyle w:val="FirstParagraph"/>
       </w:pPr>
       <w:r>
-        <w:t xml:space="preserve">Bảng hệ số gộp theo từng nhóm ICRV cho thấy một bức tranh tinh tế hơn so với kết luận</w:t>
+        <w:t xml:space="preserve">Bảng hệ số gộp theo từng nhóm ICRV cho thấy một kết quả tinh tế hơn so với kết luận</w:t>
       </w:r>
       <w:r>
         <w:t xml:space="preserve"> </w:t>
@@ -8791,7 +9003,7 @@
         </m:r>
       </m:oMath>
       <w:r>
-        <w:t xml:space="preserve">, hàm ý rằng lệch lạc công bố tuy hiện diện nhưng không thể đảo ngược hoàn toàn kết luận về dấu của quan hệ. Tổng hợp lại, các kiểm định độ vững và lệch lạc công bố hội tụ về một thông điệp duy nhất: quan hệ quốc tế hóa và hiệu quả ở cấp tổng hợp là dương, ổn định về dấu, nhưng nhỏ hơn nhiều so với ấn tượng từ tài liệu đã công bố.</w:t>
+        <w:t xml:space="preserve">, hàm ý rằng lệch lạc công bố tuy hiện diện nhưng không thể đảo ngược hoàn toàn kết luận về dấu của quan hệ. Nhìn lại, các kiểm định độ vững và lệch lạc công bố hội tụ về một thông điệp duy nhất: quan hệ quốc tế hóa và hiệu quả ở cấp tổng hợp là dương, ổn định về dấu, nhưng nhỏ hơn nhiều so với ấn tượng từ tài liệu đã công bố.</w:t>
       </w:r>
     </w:p>
     <w:p>
@@ -9297,7 +9509,7 @@
         <w:t xml:space="preserve"> </w:t>
       </w:r>
       <w:r>
-        <w:t xml:space="preserve">(bao gồm cả Tầng 1 và Tầng 2 của chỉ số DAI) cho thấy hiệu ứng khuếch đại (amplification) tại mức FSTS cao: hệ số tương tác</w:t>
+        <w:t xml:space="preserve">(bao gồm cả Bậc 1 và Bậc 2 của chỉ số DAI) cho thấy hiệu ứng khuếch đại (amplification) tại mức FSTS cao: hệ số tương tác</w:t>
       </w:r>
       <w:r>
         <w:t xml:space="preserve"> </w:t>
@@ -10472,13 +10684,13 @@
       </w:r>
     </w:p>
     <w:bookmarkEnd w:id="65"/>
-    <w:bookmarkStart w:id="66" w:name="X5b29f6d7a1e568457f8600cd8694765de8754b2"/>
+    <w:bookmarkStart w:id="66" w:name="Xb551b0690edc79caca1b03b187a531e4ea21dea"/>
     <w:p>
       <w:pPr>
         <w:pStyle w:val="Heading3"/>
       </w:pPr>
       <w:r>
-        <w:t xml:space="preserve">4.3.6 Cơ chế lá chắn số: tương tác Tầng 1–Tầng 2 và hiệu ứng biên theo cường độ xuất khẩu</w:t>
+        <w:t xml:space="preserve">4.3.6 Cơ chế lá chắn số: tương tác Bậc 1–Bậc 2 và hiệu ứng biên theo cường độ xuất khẩu</w:t>
       </w:r>
     </w:p>
     <w:p>
@@ -12148,9 +12360,24 @@
               <w:pStyle w:val="Compact"/>
               <w:jc w:val="left"/>
             </w:pPr>
-            <w:r>
-              <w:t xml:space="preserve">FSTS²</w:t>
-            </w:r>
+            <m:oMath>
+              <m:sSup>
+                <m:e>
+                  <m:r>
+                    <m:rPr>
+                      <m:nor/>
+                      <m:sty m:val="p"/>
+                    </m:rPr>
+                    <m:t>FSTS</m:t>
+                  </m:r>
+                </m:e>
+                <m:sup>
+                  <m:r>
+                    <m:t>2</m:t>
+                  </m:r>
+                </m:sup>
+              </m:sSup>
+            </m:oMath>
           </w:p>
         </w:tc>
         <w:tc>
@@ -12406,9 +12633,28 @@
               <w:pStyle w:val="Compact"/>
               <w:jc w:val="left"/>
             </w:pPr>
-            <w:r>
-              <w:t xml:space="preserve">FSTS × DAI</w:t>
-            </w:r>
+            <m:oMath>
+              <m:r>
+                <m:rPr>
+                  <m:nor/>
+                  <m:sty m:val="p"/>
+                </m:rPr>
+                <m:t>FSTS</m:t>
+              </m:r>
+              <m:r>
+                <m:rPr>
+                  <m:sty m:val="p"/>
+                </m:rPr>
+                <m:t>×</m:t>
+              </m:r>
+              <m:r>
+                <m:rPr>
+                  <m:nor/>
+                  <m:sty m:val="p"/>
+                </m:rPr>
+                <m:t>DAI</m:t>
+              </m:r>
+            </m:oMath>
           </w:p>
         </w:tc>
         <w:tc>
@@ -12492,9 +12738,37 @@
               <w:pStyle w:val="Compact"/>
               <w:jc w:val="left"/>
             </w:pPr>
-            <w:r>
-              <w:t xml:space="preserve">FSTS² × DAI</w:t>
-            </w:r>
+            <m:oMath>
+              <m:sSup>
+                <m:e>
+                  <m:r>
+                    <m:rPr>
+                      <m:nor/>
+                      <m:sty m:val="p"/>
+                    </m:rPr>
+                    <m:t>FSTS</m:t>
+                  </m:r>
+                </m:e>
+                <m:sup>
+                  <m:r>
+                    <m:t>2</m:t>
+                  </m:r>
+                </m:sup>
+              </m:sSup>
+              <m:r>
+                <m:rPr>
+                  <m:sty m:val="p"/>
+                </m:rPr>
+                <m:t>×</m:t>
+              </m:r>
+              <m:r>
+                <m:rPr>
+                  <m:nor/>
+                  <m:sty m:val="p"/>
+                </m:rPr>
+                <m:t>DAI</m:t>
+              </m:r>
+            </m:oMath>
           </w:p>
         </w:tc>
         <w:tc>
@@ -14171,7 +14445,7 @@
         <w:t xml:space="preserve"> </w:t>
       </w:r>
       <w:r>
-        <w:t xml:space="preserve">trong mỗi trường hợp). Phù hợp với cảnh báo trong tài liệu kinh tế lượng rằng hiệu chỉnh Heckman thiếu công cụ loại trừ khả tín có thể chệch hơn cả ước lượng OLS cần sửa, mô hình OLS được giữ làm mô hình chính. Tổng hợp lại, bằng chứng Singapore ủng hộ khuếch đại là cơ chế trọng tâm, giữ chọn lựa như một quan ngại dư có giới hạn, và đặt Singapore như một trường hợp biên ở trần thể chế nơi bão hòa số nội địa xóa hiệu ứng phần thưởng phổ quát còn tầng giao dịch Tầng 2 sẵn có về mặt thể chế làm cơ chế mở rộng quy mô có điều kiện trở nên nhận diện được về thực nghiệm.</w:t>
+        <w:t xml:space="preserve">trong mỗi trường hợp). Phù hợp với cảnh báo trong tài liệu kinh tế lượng rằng hiệu chỉnh Heckman thiếu công cụ loại trừ khả tín có thể chệch hơn cả ước lượng OLS cần sửa, mô hình OLS được giữ làm mô hình chính. Tóm lại, bằng chứng Singapore ủng hộ khuếch đại là cơ chế trọng tâm, giữ chọn lựa như một quan ngại dư có giới hạn, và đặt Singapore như một trường hợp biên ở trần thể chế nơi bão hòa số nội địa xóa hiệu ứng phần thưởng phổ quát còn tầng giao dịch Bậc 2 sẵn có về mặt thể chế làm cơ chế mở rộng quy mô có điều kiện trở nên nhận diện được về thực nghiệm.</w:t>
       </w:r>
     </w:p>
     <w:p>
@@ -14417,7 +14691,31 @@
         <w:t xml:space="preserve"> </w:t>
       </w:r>
       <w:r>
-        <w:t xml:space="preserve">(vế FSTS²), không có ý nghĩa thống kê. Điều này xác nhận rằng</w:t>
+        <w:t xml:space="preserve">(vế</w:t>
+      </w:r>
+      <w:r>
+        <w:t xml:space="preserve"> </w:t>
+      </w:r>
+      <m:oMath>
+        <m:sSup>
+          <m:e>
+            <m:r>
+              <m:rPr>
+                <m:nor/>
+                <m:sty m:val="p"/>
+              </m:rPr>
+              <m:t>FSTS</m:t>
+            </m:r>
+          </m:e>
+          <m:sup>
+            <m:r>
+              <m:t>2</m:t>
+            </m:r>
+          </m:sup>
+        </m:sSup>
+      </m:oMath>
+      <w:r>
+        <w:t xml:space="preserve">), không có ý nghĩa thống kê. Điều này xác nhận rằng</w:t>
       </w:r>
       <w:r>
         <w:t xml:space="preserve"> </w:t>
@@ -14570,7 +14868,7 @@
         <w:t xml:space="preserve"> </w:t>
       </w:r>
       <w:r>
-        <w:t xml:space="preserve">không đạt ý nghĩa thống kê (null moderation,</w:t>
+        <w:t xml:space="preserve">không đạt ý nghĩa thống kê (điều tiết không có ý nghĩa,</w:t>
       </w:r>
       <w:r>
         <w:t xml:space="preserve"> </w:t>
@@ -14596,7 +14894,7 @@
         </m:r>
       </m:oMath>
       <w:r>
-        <w:t xml:space="preserve">), cho thấy chỉ số năng lực công nghệ (TCI) không phát huy vai trò điều tiết đáng kể ở bối cảnh Trung Quốc theo mô hình P5. Tương tự, DAI cũng không cho thấy điều tiết có ý nghĩa trong bối cảnh này. kết quả không có ý nghĩa về điều tiết tại Trung Quốc có thể phản ánh thực tế rằng năng lực công nghệ đã được phân phối tương đối đồng đều hơn trong mẫu doanh nghiệp xuất khẩu Trung Quốc, làm giảm phương sai đủ để phát hiện hiệu ứng điều tiết.</w:t>
+        <w:t xml:space="preserve">), cho thấy chỉ số năng lực công nghệ (TCI) không phát huy vai trò điều tiết đáng kể ở bối cảnh Trung Quốc theo mô hình P5. Tương tự, DAI cũng không cho thấy điều tiết có ý nghĩa trong bối cảnh này. Kết quả không có ý nghĩa về điều tiết tại Trung Quốc có thể phản ánh thực tế rằng năng lực công nghệ đã được phân phối tương đối đồng đều hơn trong mẫu doanh nghiệp xuất khẩu Trung Quốc, làm giảm phương sai đủ để phát hiện hiệu ứng điều tiết.</w:t>
       </w:r>
     </w:p>
     <w:bookmarkEnd w:id="73"/>
@@ -16495,7 +16793,7 @@
         <w:t xml:space="preserve"> </w:t>
       </w:r>
       <w:r>
-        <w:t xml:space="preserve">(không hỗ trợ). Đáng chú ý, dù kiểm định F liên hợp về điều tiết độ cong đạt ý nghĩa biên, không một hệ số tương tác riêng lẻ nào phân biệt được với 0:</w:t>
+        <w:t xml:space="preserve">(không hỗ trợ). Cần lưu ý, dù kiểm định F liên hợp về điều tiết độ cong đạt ý nghĩa biên, không một hệ số tương tác riêng lẻ nào phân biệt được với 0:</w:t>
       </w:r>
       <w:r>
         <w:t xml:space="preserve"> </w:t>
@@ -18438,7 +18736,7 @@
         <w:t xml:space="preserve"> </w:t>
       </w:r>
       <w:r>
-        <w:t xml:space="preserve">(chỉ bao gồm Tầng 1 DAI do giới hạn đo lường WBES trong các làn sóng này) cho kết quả yếu dương nhưng không có ý nghĩa thống kê. Kết quả này có thể phản ánh hạn chế về đo lường: Tầng 1 DAI chỉ nắm bắt mức độ chấp nhận số bề mặt (website, email, online sales) chứ không đo lường được chiều sâu năng lực số. Với dữ liệu WBES Việt Nam chỉ cung cấp Tầng 1, không đủ phân biệt để phát hiện hiệu ứng điều tiết tinh tế hơn.</w:t>
+        <w:t xml:space="preserve">(chỉ bao gồm Bậc 1 DAI do giới hạn đo lường WBES trong các làn sóng này) cho kết quả yếu dương nhưng không có ý nghĩa thống kê. Kết quả này có thể phản ánh hạn chế về đo lường: Bậc 1 DAI chỉ nắm bắt mức độ chấp nhận số bề mặt (website, email, online sales) chứ không đo lường được chiều sâu năng lực số. Với dữ liệu WBES Việt Nam chỉ cung cấp Bậc 1, không đủ phân biệt để phát hiện hiệu ứng điều tiết tinh tế hơn.</w:t>
       </w:r>
     </w:p>
     <w:bookmarkEnd w:id="83"/>
@@ -21243,7 +21541,7 @@
         <w:t xml:space="preserve">“</w:t>
       </w:r>
       <w:r>
-        <w:t xml:space="preserve">tính lỗi thời của biến đại diện Tầng 1</w:t>
+        <w:t xml:space="preserve">tính lỗi thời của biến đại diện Bậc 1</w:t>
       </w:r>
       <w:r>
         <w:t xml:space="preserve">”</w:t>
@@ -22700,13 +22998,13 @@
       </w:r>
     </w:p>
     <w:bookmarkEnd w:id="88"/>
-    <w:bookmarkStart w:id="89" w:name="Xf3b54f3aa0931b02452d767d5a84e0a4dad82b8"/>
+    <w:bookmarkStart w:id="89" w:name="X74521efb953a9ebb566aa1fa0342a1606d94df2"/>
     <w:p>
       <w:pPr>
         <w:pStyle w:val="Heading3"/>
       </w:pPr>
       <w:r>
-        <w:t xml:space="preserve">4.5.10 Pin chặt độ vững: tách ngành, mô hình bậc ba và batterie kiểm định nội sinh</w:t>
+        <w:t xml:space="preserve">4.5.10 Củng cố độ vững: tách ngành, mô hình bậc ba và bộ kiểm định nội sinh</w:t>
       </w:r>
     </w:p>
     <w:p>
@@ -24341,8 +24639,25 @@
               <w:pStyle w:val="Compact"/>
               <w:jc w:val="left"/>
             </w:pPr>
-            <w:r>
-              <w:t xml:space="preserve">β₁ (p)</w:t>
+            <m:oMath>
+              <m:sSub>
+                <m:e>
+                  <m:r>
+                    <m:t>β</m:t>
+                  </m:r>
+                </m:e>
+                <m:sub>
+                  <m:r>
+                    <m:t>1</m:t>
+                  </m:r>
+                </m:sub>
+              </m:sSub>
+            </m:oMath>
+            <w:r>
+              <w:t xml:space="preserve"> </w:t>
+            </w:r>
+            <w:r>
+              <w:t xml:space="preserve">(p)</w:t>
             </w:r>
           </w:p>
         </w:tc>
@@ -24353,8 +24668,25 @@
               <w:pStyle w:val="Compact"/>
               <w:jc w:val="left"/>
             </w:pPr>
-            <w:r>
-              <w:t xml:space="preserve">β₂ (p)</w:t>
+            <m:oMath>
+              <m:sSub>
+                <m:e>
+                  <m:r>
+                    <m:t>β</m:t>
+                  </m:r>
+                </m:e>
+                <m:sub>
+                  <m:r>
+                    <m:t>2</m:t>
+                  </m:r>
+                </m:sub>
+              </m:sSub>
+            </m:oMath>
+            <w:r>
+              <w:t xml:space="preserve"> </w:t>
+            </w:r>
+            <w:r>
+              <w:t xml:space="preserve">(p)</w:t>
             </w:r>
           </w:p>
         </w:tc>
@@ -24491,7 +24823,31 @@
               <w:jc w:val="left"/>
             </w:pPr>
             <w:r>
-              <w:t xml:space="preserve">FSTS + FSTS², FE hai chiều</w:t>
+              <w:t xml:space="preserve">FSTS +</w:t>
+            </w:r>
+            <w:r>
+              <w:t xml:space="preserve"> </w:t>
+            </w:r>
+            <m:oMath>
+              <m:sSup>
+                <m:e>
+                  <m:r>
+                    <m:rPr>
+                      <m:nor/>
+                      <m:sty m:val="p"/>
+                    </m:rPr>
+                    <m:t>FSTS</m:t>
+                  </m:r>
+                </m:e>
+                <m:sup>
+                  <m:r>
+                    <m:t>2</m:t>
+                  </m:r>
+                </m:sup>
+              </m:sSup>
+            </m:oMath>
+            <w:r>
+              <w:t xml:space="preserve">, FE hai chiều</w:t>
             </w:r>
           </w:p>
         </w:tc>
@@ -24918,7 +25274,7 @@
         <w:t xml:space="preserve"> </w:t>
       </w:r>
       <w:r>
-        <w:t xml:space="preserve">Bộ kết quả này được ước lượng bằng công cụ hồi quy hiệu ứng cố định tương đương reghdfe (pyfixest) với spec được tài liệu hóa đầy đủ và tái lập được; bộ do-file Stata tương ứng (</w:t>
+        <w:t xml:space="preserve">Bộ kết quả này được ước lượng bằng công cụ hồi quy hiệu ứng cố định tương đương reghdfe (pyfixest) với đặc tả được tài liệu hóa đầy đủ và tái lập được; bộ do-file Stata tương ứng (</w:t>
       </w:r>
       <w:r>
         <w:rPr>
@@ -24945,7 +25301,7 @@
         <w:pStyle w:val="FirstParagraph"/>
       </w:pPr>
       <w:r>
-        <w:t xml:space="preserve">Ước lượng dạng M5 trong từng nhóm ICRV cho thấy một bức tranh điều tiết thể chế</w:t>
+        <w:t xml:space="preserve">Ước lượng dạng M5 trong từng nhóm ICRV cho thấy một hình ảnh điều tiết thể chế</w:t>
       </w:r>
       <w:r>
         <w:t xml:space="preserve"> </w:t>
@@ -25037,8 +25393,25 @@
               <w:pStyle w:val="Compact"/>
               <w:jc w:val="left"/>
             </w:pPr>
-            <w:r>
-              <w:t xml:space="preserve">β₁ (p)</w:t>
+            <m:oMath>
+              <m:sSub>
+                <m:e>
+                  <m:r>
+                    <m:t>β</m:t>
+                  </m:r>
+                </m:e>
+                <m:sub>
+                  <m:r>
+                    <m:t>1</m:t>
+                  </m:r>
+                </m:sub>
+              </m:sSub>
+            </m:oMath>
+            <w:r>
+              <w:t xml:space="preserve"> </w:t>
+            </w:r>
+            <w:r>
+              <w:t xml:space="preserve">(p)</w:t>
             </w:r>
           </w:p>
         </w:tc>
@@ -25049,8 +25422,25 @@
               <w:pStyle w:val="Compact"/>
               <w:jc w:val="left"/>
             </w:pPr>
-            <w:r>
-              <w:t xml:space="preserve">β₂ (p)</w:t>
+            <m:oMath>
+              <m:sSub>
+                <m:e>
+                  <m:r>
+                    <m:t>β</m:t>
+                  </m:r>
+                </m:e>
+                <m:sub>
+                  <m:r>
+                    <m:t>2</m:t>
+                  </m:r>
+                </m:sub>
+              </m:sSub>
+            </m:oMath>
+            <w:r>
+              <w:t xml:space="preserve"> </w:t>
+            </w:r>
+            <w:r>
+              <w:t xml:space="preserve">(p)</w:t>
             </w:r>
           </w:p>
         </w:tc>
@@ -25920,7 +26310,7 @@
         <w:t xml:space="preserve"> </w:t>
       </w:r>
       <w:r>
-        <w:t xml:space="preserve">Chữ U ngược định hình rõ nét nhất ở vùng giữa phổ thể chế (Nhóm IV, điểm uốn 43,0%); ở biên trên (Nhóm I) đường cong duỗi thẳng gần tuyến tính dương; ở biên dưới (Nhóm V và VI) quan hệ mất cấu trúc, riêng SIDS chuyển sang quan hệ âm theo mức (FIP, H1b, theo spec mức của P8).</w:t>
+        <w:t xml:space="preserve">Chữ U ngược định hình rõ nét nhất ở vùng giữa phổ thể chế (Nhóm IV, điểm uốn 43,0%); ở biên trên (Nhóm I) đường cong duỗi thẳng gần tuyến tính dương; ở biên dưới (Nhóm V và VI) quan hệ mất cấu trúc, riêng SIDS chuyển sang quan hệ âm theo mức (FIP, H1b, theo đặc tả mức của P8).</w:t>
       </w:r>
       <w:r>
         <w:t xml:space="preserve"> </w:t>
@@ -26044,7 +26434,31 @@
         </m:r>
       </m:oMath>
       <w:r>
-        <w:t xml:space="preserve">): một độ lệch chuẩn TCI nâng năng suất chuẩn hóa thêm 0,141 độ lệch chuẩn. Các tương tác FSTS×TCI và FSTS²×TCI không có ý nghĩa thống kê, xác nhận TCI là</w:t>
+        <w:t xml:space="preserve">): một độ lệch chuẩn TCI nâng năng suất chuẩn hóa thêm 0,141 độ lệch chuẩn. Các tương tác FSTS×TCI và</w:t>
+      </w:r>
+      <w:r>
+        <w:t xml:space="preserve"> </w:t>
+      </w:r>
+      <m:oMath>
+        <m:sSup>
+          <m:e>
+            <m:r>
+              <m:rPr>
+                <m:nor/>
+                <m:sty m:val="p"/>
+              </m:rPr>
+              <m:t>FSTS</m:t>
+            </m:r>
+          </m:e>
+          <m:sup>
+            <m:r>
+              <m:t>2</m:t>
+            </m:r>
+          </m:sup>
+        </m:sSup>
+      </m:oMath>
+      <w:r>
+        <w:t xml:space="preserve">×TCI không có ý nghĩa thống kê, xác nhận TCI là</w:t>
       </w:r>
       <w:r>
         <w:t xml:space="preserve"> </w:t>
@@ -26190,7 +26604,47 @@
         </m:r>
       </m:oMath>
       <w:r>
-        <w:t xml:space="preserve">; FSTS²×DAI = +0,252,</w:t>
+        <w:t xml:space="preserve">;</w:t>
+      </w:r>
+      <w:r>
+        <w:t xml:space="preserve"> </w:t>
+      </w:r>
+      <m:oMath>
+        <m:sSup>
+          <m:e>
+            <m:r>
+              <m:rPr>
+                <m:nor/>
+                <m:sty m:val="p"/>
+              </m:rPr>
+              <m:t>FSTS</m:t>
+            </m:r>
+          </m:e>
+          <m:sup>
+            <m:r>
+              <m:t>2</m:t>
+            </m:r>
+          </m:sup>
+        </m:sSup>
+        <m:r>
+          <m:rPr>
+            <m:sty m:val="p"/>
+          </m:rPr>
+          <m:t>×</m:t>
+        </m:r>
+        <m:r>
+          <m:rPr>
+            <m:nor/>
+            <m:sty m:val="p"/>
+          </m:rPr>
+          <m:t>DAI</m:t>
+        </m:r>
+      </m:oMath>
+      <w:r>
+        <w:t xml:space="preserve"> </w:t>
+      </w:r>
+      <w:r>
+        <w:t xml:space="preserve">= +0,252,</w:t>
       </w:r>
       <w:r>
         <w:t xml:space="preserve"> </w:t>
@@ -26232,7 +26686,47 @@
         <w:t xml:space="preserve"> </w:t>
       </w:r>
       <w:r>
-        <w:t xml:space="preserve">như dự đoán của khung CDCM nhưng không đạt ý nghĩa thống kê trên toàn mẫu 50 nền; bằng chứng điều tiết DAI rõ nét nhất vẫn là ở cấp bối cảnh đơn quốc gia (P4 Singapore: FSTS²×DAI = +3,119,</w:t>
+        <w:t xml:space="preserve">như dự đoán của khung CDCM nhưng không đạt ý nghĩa thống kê trên toàn mẫu 50 nền; bằng chứng điều tiết DAI rõ nét nhất vẫn là ở cấp bối cảnh đơn quốc gia (P4 Singapore:</w:t>
+      </w:r>
+      <w:r>
+        <w:t xml:space="preserve"> </w:t>
+      </w:r>
+      <m:oMath>
+        <m:sSup>
+          <m:e>
+            <m:r>
+              <m:rPr>
+                <m:nor/>
+                <m:sty m:val="p"/>
+              </m:rPr>
+              <m:t>FSTS</m:t>
+            </m:r>
+          </m:e>
+          <m:sup>
+            <m:r>
+              <m:t>2</m:t>
+            </m:r>
+          </m:sup>
+        </m:sSup>
+        <m:r>
+          <m:rPr>
+            <m:sty m:val="p"/>
+          </m:rPr>
+          <m:t>×</m:t>
+        </m:r>
+        <m:r>
+          <m:rPr>
+            <m:nor/>
+            <m:sty m:val="p"/>
+          </m:rPr>
+          <m:t>DAI</m:t>
+        </m:r>
+      </m:oMath>
+      <w:r>
+        <w:t xml:space="preserve"> </w:t>
+      </w:r>
+      <w:r>
+        <w:t xml:space="preserve">= +3,119,</w:t>
       </w:r>
       <w:r>
         <w:t xml:space="preserve"> </w:t>
@@ -26258,7 +26752,7 @@
         </m:r>
       </m:oMath>
       <w:r>
-        <w:t xml:space="preserve">). H3 do đó được hỗ trợ ở hiệu ứng mức và ở bối cảnh đặc thù, chưa được xác nhận như hiệu ứng uốn đường cong phổ quát. Khoảng cách độ lớn giữa hai ước lượng (3,119 ở Singapore so với 0,252 ở mẫu gộp) không phải mâu thuẫn mà phản ánh bản chất trung bình hóa của mẫu gộp: phần lớn 50 nền chỉ đo được DAI ở Tầng 1 (hiện diện web), nơi công cụ số chưa đủ chiều sâu để uốn đường cong, trong khi hiệu ứng uốn mạnh ở Singapore gắn với năng lực số Tầng 2 hiếm có trong mẫu; gộp hai loại bối cảnh này lại làm pha loãng hiệu ứng uốn về một trung bình không có ý nghĩa, đúng như logic phụ thuộc bối cảnh của khung CDCM dự báo chứ không phủ định cơ chế lá chắn số.</w:t>
+        <w:t xml:space="preserve">). H3 do đó được hỗ trợ ở hiệu ứng mức và ở bối cảnh đặc thù, chưa được xác nhận như hiệu ứng uốn đường cong phổ quát. Khoảng cách độ lớn giữa hai ước lượng (3,119 ở Singapore so với 0,252 ở mẫu gộp) không phải mâu thuẫn mà phản ánh bản chất trung bình hóa của mẫu gộp: phần lớn 50 nền chỉ đo được DAI ở Bậc 1 (hiện diện web), nơi công cụ số chưa đủ chiều sâu để uốn đường cong, trong khi hiệu ứng uốn mạnh ở Singapore gắn với năng lực số Bậc 2 hiếm có trong mẫu; gộp hai loại bối cảnh này lại làm pha loãng hiệu ứng uốn về một trung bình không có ý nghĩa, đúng như logic phụ thuộc bối cảnh của khung CDCM dự báo chứ không phủ định cơ chế lá chắn số.</w:t>
       </w:r>
     </w:p>
     <w:bookmarkEnd w:id="97"/>
@@ -26655,7 +27149,31 @@
         </m:r>
       </m:oMath>
       <w:r>
-        <w:t xml:space="preserve">) lẫn FSTS²×ICRV (</w:t>
+        <w:t xml:space="preserve">) lẫn</w:t>
+      </w:r>
+      <w:r>
+        <w:t xml:space="preserve"> </w:t>
+      </w:r>
+      <m:oMath>
+        <m:sSup>
+          <m:e>
+            <m:r>
+              <m:rPr>
+                <m:nor/>
+                <m:sty m:val="p"/>
+              </m:rPr>
+              <m:t>FSTS</m:t>
+            </m:r>
+          </m:e>
+          <m:sup>
+            <m:r>
+              <m:t>2</m:t>
+            </m:r>
+          </m:sup>
+        </m:sSup>
+      </m:oMath>
+      <w:r>
+        <w:t xml:space="preserve">×ICRV (</w:t>
       </w:r>
       <m:oMath>
         <m:acc>
@@ -26694,7 +27212,7 @@
         </m:r>
       </m:oMath>
       <w:r>
-        <w:t xml:space="preserve">) đều không có ý nghĩa, khiến điểm uốn gộp không định vị được. Đây không phải bằng chứng phủ định H5 mà là chỉ dấu phương pháp luận: cấu trúc thể chế của quan hệ chỉ hiện ra khi ước lượng điểm uốn trong từng nhóm ICRV (Bảng 4.7), nơi nó biểu hiện thành ba vùng rời rạc chứ không phải một phổ liên tục. Nói cách khác, điều tiết thể chế là điều tiết về sự tồn tại của dạng hàm, không phải điều tiết về vị trí của một điểm uốn phổ quát.</w:t>
+        <w:t xml:space="preserve">) đều không có ý nghĩa, khiến điểm uốn gộp không định vị được. Đây không phải bằng chứng phủ định H5 mà là chỉ dấu phương pháp luận: cấu trúc thể chế của quan hệ chỉ hiện ra khi ước lượng điểm uốn trong từng nhóm ICRV (Bảng 4.7), nơi nó biểu hiện thành ba vùng rời rạc chứ không phải một phổ liên tục. Cụ thể hơn, điều tiết thể chế là điều tiết về sự tồn tại của dạng hàm, không phải điều tiết về vị trí của một điểm uốn phổ quát.</w:t>
       </w:r>
     </w:p>
     <w:bookmarkEnd w:id="99"/>
@@ -26720,7 +27238,7 @@
         <w:pStyle w:val="BodyText"/>
       </w:pPr>
       <w:r>
-        <w:t xml:space="preserve">Tổng hợp lại, ba mức bằng chứng, gồm diễn tiến điểm uốn ổn định trong dải 43,6–51,5%, tính trơ của điểm uốn trước năng lực và đặc trưng quản lý, và cấu trúc ba vùng theo chế độ thể chế, hội tụ về một cách đọc thống nhất: năng lực công nghệ và số hóa cùng đặc trưng quản lý nâng</w:t>
+        <w:t xml:space="preserve">Tổng hợp ba mức bằng chứng, gồm diễn tiến điểm uốn ổn định trong dải 43,6–51,5%, tính trơ của điểm uốn trước năng lực và đặc trưng quản lý, và cấu trúc ba vùng theo chế độ thể chế, hội tụ về một cách đọc thống nhất: năng lực công nghệ và số hóa cùng đặc trưng quản lý nâng</w:t>
       </w:r>
       <w:r>
         <w:t xml:space="preserve"> </w:t>
@@ -26754,7 +27272,7 @@
         <w:pStyle w:val="FirstParagraph"/>
       </w:pPr>
       <w:r>
-        <w:t xml:space="preserve">Sức thuyết phục của cấu trúc ba vùng nằm ở chỗ ước lượng gộp 50 nền và các ước lượng đơn quốc gia độc lập hội tụ chặt chẽ ở từng vùng dù được ước lượng trên các mẫu, công cụ khảo sát và mô hình khác nhau. Ở vùng giữa, điểm uốn cấp nhóm của Nhóm IV (43,0%) trùng khớp đáng kể với điểm uốn đơn quốc gia của Việt Nam, vốn được kiểm định Lind–Mehlum xác nhận trong cả ba đợt (2009</w:t>
+        <w:t xml:space="preserve">Sức thuyết phục của cấu trúc ba vùng nằm ở chỗ ước lượng gộp 50 nền và các ước lượng đơn quốc gia độc lập hội tụ trong một dải hẹp ở từng vùng dù được ước lượng trên các mẫu, công cụ khảo sát và mô hình khác nhau. Ở vùng giữa, điểm uốn cấp nhóm của Nhóm IV (43,0%) trùng khớp đáng kể với điểm uốn đơn quốc gia của Việt Nam, vốn được kiểm định Lind–Mehlum xác nhận trong cả ba đợt (2009</w:t>
       </w:r>
       <w:r>
         <w:t xml:space="preserve"> </w:t>
@@ -26924,7 +27442,88 @@
         </m:r>
       </m:oMath>
       <w:r>
-        <w:t xml:space="preserve">. Sự trùng khớp ba ước lượng độc lập quanh mốc 40–43% ở cùng chế độ thể chế ICRV IV cung cấp bằng chứng hội tụ mạnh rằng điểm uốn vùng giữa là một quy luật cấu trúc chứ không phải tạo tác của một mẫu đơn lẻ.</w:t>
+        <w:t xml:space="preserve">. Sự trùng khớp ba ước lượng độc lập quanh mốc 40–43% ở cùng chế độ thể chế ICRV IV cung cấp bằng chứng hội tụ rằng điểm uốn vùng giữa là một quy luật cấu trúc chứ không phải tạo tác của một mẫu đơn lẻ. Cần đọc đây như một</w:t>
+      </w:r>
+      <w:r>
+        <w:t xml:space="preserve"> </w:t>
+      </w:r>
+      <w:r>
+        <w:rPr>
+          <w:bCs/>
+          <w:b/>
+        </w:rPr>
+        <w:t xml:space="preserve">hội tụ dải</w:t>
+      </w:r>
+      <w:r>
+        <w:t xml:space="preserve"> </w:t>
+      </w:r>
+      <w:r>
+        <w:t xml:space="preserve">(trong khoảng</w:t>
+      </w:r>
+      <w:r>
+        <w:t xml:space="preserve"> </w:t>
+      </w:r>
+      <m:oMath>
+        <m:r>
+          <m:rPr>
+            <m:sty m:val="p"/>
+          </m:rPr>
+          <m:t>±</m:t>
+        </m:r>
+        <m:r>
+          <m:t>5</m:t>
+        </m:r>
+      </m:oMath>
+      <w:r>
+        <w:t xml:space="preserve"> </w:t>
+      </w:r>
+      <w:r>
+        <w:t xml:space="preserve">điểm phần trăm quanh mốc Nhóm IV) chứ không phải một sự trùng khớp điểm: điểm uốn Trung Quốc (</w:t>
+      </w:r>
+      <m:oMath>
+        <m:r>
+          <m:rPr>
+            <m:sty m:val="p"/>
+          </m:rPr>
+          <m:t>≈</m:t>
+        </m:r>
+        <m:r>
+          <m:t>48</m:t>
+        </m:r>
+        <m:r>
+          <m:rPr>
+            <m:sty m:val="p"/>
+          </m:rPr>
+          <m:t>,</m:t>
+        </m:r>
+        <m:r>
+          <m:t>8</m:t>
+        </m:r>
+        <m:r>
+          <m:rPr>
+            <m:sty m:val="p"/>
+          </m:rPr>
+          <m:t>%</m:t>
+        </m:r>
+      </m:oMath>
+      <w:r>
+        <w:t xml:space="preserve">, Nhóm III) nằm</w:t>
+      </w:r>
+      <w:r>
+        <w:t xml:space="preserve"> </w:t>
+      </w:r>
+      <w:r>
+        <w:rPr>
+          <w:bCs/>
+          <w:b/>
+        </w:rPr>
+        <w:t xml:space="preserve">lân cận</w:t>
+      </w:r>
+      <w:r>
+        <w:t xml:space="preserve"> </w:t>
+      </w:r>
+      <w:r>
+        <w:t xml:space="preserve">dải này chứ không trùng, và điểm uốn Ấn Độ di động ngay trong Nhóm IV theo thời gian (61,8% năm 2014 → 40,7% năm 2022; Mục 4.8), cho thấy vị trí điểm uốn theo chế độ là một dải đặc trưng có biến thiên nội nhóm chứ không phải một hằng số cấu trúc tuyệt đối.</w:t>
       </w:r>
     </w:p>
     <w:p>
@@ -27149,7 +27748,7 @@
         <w:t xml:space="preserve"> </w:t>
       </w:r>
       <w:r>
-        <w:t xml:space="preserve">Vì ước lượng điểm uốn theo từng nhóm ICRV chỉ dựa trên 6–16 nền kinh tế (cụm), sai số chuẩn cụm CRV1 có xu hướng bác bỏ quá mức. Một kiểm định bootstrap cụm hoang dã (wild-cluster, Cameron–Gelbach–Miller, trọng số Rademacher, B = 9.999, cụm theo nền kinh tế) cho thấy độ cong cấp nhóm nhạy cảm với số cụm: số hạng bậc hai của vùng chuyển đổi (Nhóm IV) vẫn mạnh nhất nhưng giá trị</w:t>
+        <w:t xml:space="preserve">Vì ước lượng điểm uốn theo từng nhóm ICRV chỉ dựa trên 6–16 nền kinh tế (cụm), sai số chuẩn cụm CRV1 có xu hướng bác bỏ quá mức. Một kiểm định bootstrap cụm hoang dã (wild-cluster, Cameron–Gelbach–Miller, 2008; MacKinnon và Webb, 2017, trọng số Rademacher, B = 9.999, cụm theo nền kinh tế) cho thấy độ cong cấp nhóm nhạy cảm với số cụm: số hạng bậc hai của vùng chuyển đổi (Nhóm IV) vẫn mạnh nhất nhưng giá trị</w:t>
       </w:r>
       <w:r>
         <w:t xml:space="preserve"> </w:t>
@@ -27372,7 +27971,246 @@
         <w:t xml:space="preserve"> </w:t>
       </w:r>
       <w:r>
-        <w:t xml:space="preserve">Áp dụng hiệu chỉnh Holm và Bonferroni cho cả họ bốn số hạng tương tác năng lực số (FSTS×TCI, FSTS²×TCI, FSTS×DAI, FSTS²×DAI): không số hạng nào có ý nghĩa ở mức thô (mọi</w:t>
+        <w:t xml:space="preserve">Áp dụng hiệu chỉnh Holm và Bonferroni cho cả họ bốn số hạng tương tác năng lực số (</w:t>
+      </w:r>
+      <m:oMath>
+        <m:r>
+          <m:rPr>
+            <m:sty m:val="p"/>
+          </m:rPr>
+          <m:t>F</m:t>
+        </m:r>
+        <m:r>
+          <m:rPr>
+            <m:sty m:val="p"/>
+          </m:rPr>
+          <m:t>S</m:t>
+        </m:r>
+        <m:r>
+          <m:rPr>
+            <m:sty m:val="p"/>
+          </m:rPr>
+          <m:t>T</m:t>
+        </m:r>
+        <m:r>
+          <m:rPr>
+            <m:sty m:val="p"/>
+          </m:rPr>
+          <m:t>S</m:t>
+        </m:r>
+        <m:r>
+          <m:rPr>
+            <m:sty m:val="p"/>
+          </m:rPr>
+          <m:t>×</m:t>
+        </m:r>
+        <m:r>
+          <m:rPr>
+            <m:sty m:val="p"/>
+          </m:rPr>
+          <m:t>T</m:t>
+        </m:r>
+        <m:r>
+          <m:rPr>
+            <m:sty m:val="p"/>
+          </m:rPr>
+          <m:t>C</m:t>
+        </m:r>
+        <m:r>
+          <m:rPr>
+            <m:sty m:val="p"/>
+          </m:rPr>
+          <m:t>I</m:t>
+        </m:r>
+      </m:oMath>
+      <w:r>
+        <w:t xml:space="preserve">,</w:t>
+      </w:r>
+      <w:r>
+        <w:t xml:space="preserve"> </w:t>
+      </w:r>
+      <m:oMath>
+        <m:sSup>
+          <m:e>
+            <m:r>
+              <m:rPr>
+                <m:sty m:val="p"/>
+              </m:rPr>
+              <m:t>F</m:t>
+            </m:r>
+            <m:r>
+              <m:rPr>
+                <m:sty m:val="p"/>
+              </m:rPr>
+              <m:t>S</m:t>
+            </m:r>
+            <m:r>
+              <m:rPr>
+                <m:sty m:val="p"/>
+              </m:rPr>
+              <m:t>T</m:t>
+            </m:r>
+            <m:r>
+              <m:rPr>
+                <m:sty m:val="p"/>
+              </m:rPr>
+              <m:t>S</m:t>
+            </m:r>
+          </m:e>
+          <m:sup>
+            <m:r>
+              <m:t>2</m:t>
+            </m:r>
+          </m:sup>
+        </m:sSup>
+        <m:r>
+          <m:rPr>
+            <m:sty m:val="p"/>
+          </m:rPr>
+          <m:t>×</m:t>
+        </m:r>
+        <m:r>
+          <m:rPr>
+            <m:sty m:val="p"/>
+          </m:rPr>
+          <m:t>T</m:t>
+        </m:r>
+        <m:r>
+          <m:rPr>
+            <m:sty m:val="p"/>
+          </m:rPr>
+          <m:t>C</m:t>
+        </m:r>
+        <m:r>
+          <m:rPr>
+            <m:sty m:val="p"/>
+          </m:rPr>
+          <m:t>I</m:t>
+        </m:r>
+      </m:oMath>
+      <w:r>
+        <w:t xml:space="preserve">,</w:t>
+      </w:r>
+      <w:r>
+        <w:t xml:space="preserve"> </w:t>
+      </w:r>
+      <m:oMath>
+        <m:r>
+          <m:rPr>
+            <m:sty m:val="p"/>
+          </m:rPr>
+          <m:t>F</m:t>
+        </m:r>
+        <m:r>
+          <m:rPr>
+            <m:sty m:val="p"/>
+          </m:rPr>
+          <m:t>S</m:t>
+        </m:r>
+        <m:r>
+          <m:rPr>
+            <m:sty m:val="p"/>
+          </m:rPr>
+          <m:t>T</m:t>
+        </m:r>
+        <m:r>
+          <m:rPr>
+            <m:sty m:val="p"/>
+          </m:rPr>
+          <m:t>S</m:t>
+        </m:r>
+        <m:r>
+          <m:rPr>
+            <m:sty m:val="p"/>
+          </m:rPr>
+          <m:t>×</m:t>
+        </m:r>
+        <m:r>
+          <m:rPr>
+            <m:sty m:val="p"/>
+          </m:rPr>
+          <m:t>D</m:t>
+        </m:r>
+        <m:r>
+          <m:rPr>
+            <m:sty m:val="p"/>
+          </m:rPr>
+          <m:t>A</m:t>
+        </m:r>
+        <m:r>
+          <m:rPr>
+            <m:sty m:val="p"/>
+          </m:rPr>
+          <m:t>I</m:t>
+        </m:r>
+      </m:oMath>
+      <w:r>
+        <w:t xml:space="preserve">,</w:t>
+      </w:r>
+      <w:r>
+        <w:t xml:space="preserve"> </w:t>
+      </w:r>
+      <m:oMath>
+        <m:sSup>
+          <m:e>
+            <m:r>
+              <m:rPr>
+                <m:sty m:val="p"/>
+              </m:rPr>
+              <m:t>F</m:t>
+            </m:r>
+            <m:r>
+              <m:rPr>
+                <m:sty m:val="p"/>
+              </m:rPr>
+              <m:t>S</m:t>
+            </m:r>
+            <m:r>
+              <m:rPr>
+                <m:sty m:val="p"/>
+              </m:rPr>
+              <m:t>T</m:t>
+            </m:r>
+            <m:r>
+              <m:rPr>
+                <m:sty m:val="p"/>
+              </m:rPr>
+              <m:t>S</m:t>
+            </m:r>
+          </m:e>
+          <m:sup>
+            <m:r>
+              <m:t>2</m:t>
+            </m:r>
+          </m:sup>
+        </m:sSup>
+        <m:r>
+          <m:rPr>
+            <m:sty m:val="p"/>
+          </m:rPr>
+          <m:t>×</m:t>
+        </m:r>
+        <m:r>
+          <m:rPr>
+            <m:sty m:val="p"/>
+          </m:rPr>
+          <m:t>D</m:t>
+        </m:r>
+        <m:r>
+          <m:rPr>
+            <m:sty m:val="p"/>
+          </m:rPr>
+          <m:t>A</m:t>
+        </m:r>
+        <m:r>
+          <m:rPr>
+            <m:sty m:val="p"/>
+          </m:rPr>
+          <m:t>I</m:t>
+        </m:r>
+      </m:oMath>
+      <w:r>
+        <w:t xml:space="preserve">): không số hạng nào có ý nghĩa ở mức thô (mọi</w:t>
       </w:r>
       <w:r>
         <w:t xml:space="preserve"> </w:t>
@@ -27419,7 +28257,7 @@
         <w:t xml:space="preserve"> </w:t>
       </w:r>
       <w:r>
-        <w:t xml:space="preserve">Các mục đo của DAI Tầng 1 (hiện diện web) và TCI hiện diện cho khoảng</w:t>
+        <w:t xml:space="preserve">Các mục đo của DAI Bậc 1 (hiện diện web) và TCI hiện diện cho khoảng</w:t>
       </w:r>
       <w:r>
         <w:t xml:space="preserve"> </w:t>
@@ -27834,7 +28672,7 @@
         <w:t xml:space="preserve"> </w:t>
       </w:r>
       <w:r>
-        <w:t xml:space="preserve">doanh nghiệp, bảy cụm quốc gia), ước lượng bằng đúng quy trình hài hòa hóa của P7 (biến phụ thuộc là năng suất lao động chuẩn hóa z trong từng cặp nền × năm, hiệu ứng cố định nền và năm) với suy luận few-cluster hợp lệ bằng bootstrap cụm hoang dã (Cameron, Gelbach và Miller, 2008; B = 9.999),</w:t>
+        <w:t xml:space="preserve">doanh nghiệp, bảy cụm quốc gia), ước lượng bằng đúng quy trình hài hòa hóa của P7 (biến phụ thuộc là năng suất lao động chuẩn hóa z trong từng cặp nền × năm, hiệu ứng cố định nền và năm) với suy luận few-cluster hợp lệ bằng bootstrap cụm hoang dã (Cameron, Gelbach và Miller, 2008; MacKinnon và Webb, 2017; B = 9.999),</w:t>
       </w:r>
       <w:r>
         <w:t xml:space="preserve"> </w:t>
@@ -28530,7 +29368,7 @@
           <wp:inline>
             <wp:extent cx="5753100" cy="2563881"/>
             <wp:effectExtent b="0" l="0" r="0" t="0"/>
-            <wp:docPr descr="Hình 4.7.1. Việc chữ U ngược mất cấu trúc ở biên cực đoan: lục địa (∩, chế độ chuyển đổi, độ cong âm có ý nghĩa) so với Pacific SIDS (độ cong không có ý nghĩa trên mẫu đầy đủ; chỉ chuyển dương ở mức biên khi giữ cố định năng lực). Phần lớn doanh nghiệp đảo nhỏ nằm trong dải cường độ xuất khẩu thấp đến trung bình. Nguồn: ước lượng của tác giả từ WBES." title="" id="106" name="Picture"/>
+            <wp:docPr descr="Hình 4.7.1. Việc chữ U ngược mất cấu trúc ở biên cực đoan: lục địa (dạng \cap, chế độ chuyển đổi, độ cong âm có ý nghĩa) so với Pacific SIDS (độ cong không có ý nghĩa trên mẫu đầy đủ; chỉ chuyển dương ở mức biên khi giữ cố định năng lực). Phần lớn doanh nghiệp đảo nhỏ nằm trong dải cường độ xuất khẩu thấp đến trung bình. Nguồn: ước lượng của tác giả từ WBES." title="" id="106" name="Picture"/>
             <a:graphic>
               <a:graphicData uri="http://schemas.openxmlformats.org/drawingml/2006/picture">
                 <pic:pic>
@@ -28573,7 +29411,21 @@
         <w:pStyle w:val="ImageCaption"/>
       </w:pPr>
       <w:r>
-        <w:t xml:space="preserve">Hình 4.7.1. Việc chữ U ngược mất cấu trúc ở biên cực đoan: lục địa (∩, chế độ chuyển đổi, độ cong âm có ý nghĩa) so với Pacific SIDS (độ cong không có ý nghĩa trên mẫu đầy đủ; chỉ chuyển dương ở mức biên khi giữ cố định năng lực). Phần lớn doanh nghiệp đảo nhỏ nằm trong dải cường độ xuất khẩu thấp đến trung bình. Nguồn: ước lượng của tác giả từ WBES.</w:t>
+        <w:t xml:space="preserve">Hình 4.7.1. Việc chữ U ngược mất cấu trúc ở biên cực đoan: lục địa (dạng</w:t>
+      </w:r>
+      <w:r>
+        <w:t xml:space="preserve"> </w:t>
+      </w:r>
+      <m:oMath>
+        <m:r>
+          <m:rPr>
+            <m:sty m:val="p"/>
+          </m:rPr>
+          <m:t>∩</m:t>
+        </m:r>
+      </m:oMath>
+      <w:r>
+        <w:t xml:space="preserve">, chế độ chuyển đổi, độ cong âm có ý nghĩa) so với Pacific SIDS (độ cong không có ý nghĩa trên mẫu đầy đủ; chỉ chuyển dương ở mức biên khi giữ cố định năng lực). Phần lớn doanh nghiệp đảo nhỏ nằm trong dải cường độ xuất khẩu thấp đến trung bình. Nguồn: ước lượng của tác giả từ WBES.</w:t>
       </w:r>
     </w:p>
     <w:p>
@@ -28743,7 +29595,7 @@
         </m:r>
       </m:oMath>
       <w:r>
-        <w:t xml:space="preserve">) — chữ ký FIP đậm nét nhất. Tuy nhiên kết quả này dựa trên</w:t>
+        <w:t xml:space="preserve">) — dấu hiệu FIP đậm nét nhất. Tuy nhiên kết quả này dựa trên</w:t>
       </w:r>
       <w:r>
         <w:t xml:space="preserve"> </w:t>
@@ -29165,7 +30017,7 @@
         <w:pStyle w:val="FirstParagraph"/>
       </w:pPr>
       <w:r>
-        <w:t xml:space="preserve">Quan hệ đơn điệu âm được xác nhận qua việc cả bốn điều kiện cần của một đường cong chữ U ngược (Haans và cộng sự, 2016) đều thất bại, đúng như chữ ký kỳ vọng của hiện tượng gánh nặng quốc tế hóa bắt buộc. Ở mô hình bậc hai M2, cả hai số hạng đều mất ý nghĩa khi đưa vào đồng thời:</w:t>
+        <w:t xml:space="preserve">Quan hệ đơn điệu âm được xác nhận qua việc cả bốn điều kiện cần của một đường cong chữ U ngược (Haans và cộng sự, 2016) đều thất bại, đúng như dấu hiệu đặc trưng kỳ vọng của hiện tượng gánh nặng quốc tế hóa bắt buộc. Ở mô hình bậc hai M2, cả hai số hạng đều mất ý nghĩa khi đưa vào đồng thời:</w:t>
       </w:r>
       <w:r>
         <w:t xml:space="preserve"> </w:t>
@@ -32534,7 +33386,7 @@
         <w:pStyle w:val="BodyText"/>
       </w:pPr>
       <w:r>
-        <w:t xml:space="preserve">Vai trò của DAI tại Ấn Độ làm rõ một sự tinh chỉnh lý thuyết quan trọng cho khung CDCM. Tại đợt 2025, ngoài chỉ báo Tầng 1 (trang web) chung cho cả ba đợt, WBES BREADY cung cấp thêm chỉ báo Tầng 2 (tỷ trọng doanh thu nhận qua thanh toán điện tử, biến</w:t>
+        <w:t xml:space="preserve">Vai trò của DAI tại Ấn Độ làm rõ một sự tinh chỉnh lý thuyết quan trọng cho khung CDCM. Tại đợt 2025, ngoài chỉ báo Bậc 1 (trang web) chung cho cả ba đợt, WBES BREADY cung cấp thêm chỉ báo Bậc 2 (tỷ trọng doanh thu nhận qua thanh toán điện tử, biến</w:t>
       </w:r>
       <w:r>
         <w:t xml:space="preserve"> </w:t>
@@ -32546,7 +33398,7 @@
         <w:t xml:space="preserve">k33</w:t>
       </w:r>
       <w:r>
-        <w:t xml:space="preserve">) làm bối cảnh thí nghiệm gần tự nhiên cho hạ tầng số công cộng UPI. Tương tác DAI Tầng 2 với cường độ xuất khẩu lại âm và có ý nghĩa thống kê:</w:t>
+        <w:t xml:space="preserve">) làm bối cảnh thí nghiệm gần tự nhiên cho hạ tầng số công cộng UPI. Tương tác DAI Bậc 2 với cường độ xuất khẩu lại âm và có ý nghĩa thống kê:</w:t>
       </w:r>
       <w:r>
         <w:t xml:space="preserve"> </w:t>
@@ -32581,7 +33433,7 @@
                 <m:nor/>
                 <m:sty m:val="p"/>
               </m:rPr>
-              <m:t>Tầng 2</m:t>
+              <m:t>Bậc 2</m:t>
             </m:r>
           </m:sub>
         </m:sSub>
@@ -32828,7 +33680,7 @@
         </m:r>
       </m:oMath>
       <w:r>
-        <w:t xml:space="preserve">. Tỷ lệ áp dụng website (DAI Tầng 1) đạt</w:t>
+        <w:t xml:space="preserve">. Tỷ lệ áp dụng website (DAI Bậc 1) đạt</w:t>
       </w:r>
       <w:r>
         <w:t xml:space="preserve"> </w:t>
@@ -32915,7 +33767,7 @@
         <w:t xml:space="preserve"> </w:t>
       </w:r>
       <w:r>
-        <w:t xml:space="preserve">(2025), trong khi tỷ trọng doanh thu qua thanh toán điện tử (DAI Tầng 2, chỉ đo năm 2025) trung bình</w:t>
+        <w:t xml:space="preserve">(2025), trong khi tỷ trọng doanh thu qua thanh toán điện tử (DAI Bậc 2, chỉ đo năm 2025) trung bình</w:t>
       </w:r>
       <w:r>
         <w:t xml:space="preserve"> </w:t>
@@ -35258,7 +36110,7 @@
         </m:r>
       </m:oMath>
       <w:r>
-        <w:t xml:space="preserve">, nên việc mất độ cong bậc hai năm 2025 một phần phản ánh sự suy giảm biến thiên nhận dạng ở đuôi xuất khẩu cao. Tuy vậy, chính dấu của độ dốc ở vùng xuất khẩu thấp cũng đảo chiều, từ nhánh đi lên dương năm 2014 sang đơn điệu âm năm 2025, một thay đổi định tính mà riêng việc đuôi mỏng đi không thể tạo ra. Đối với điều tiết DAI Tầng 2, bên cạnh tương tác bậc nhất âm đã nêu, số hạng bậc hai</w:t>
+        <w:t xml:space="preserve">, nên việc mất độ cong bậc hai năm 2025 một phần phản ánh sự suy giảm biến thiên nhận dạng ở đuôi xuất khẩu cao. Tuy vậy, chính dấu của độ dốc ở vùng xuất khẩu thấp cũng đảo chiều, từ nhánh đi lên dương năm 2014 sang đơn điệu âm năm 2025, một thay đổi định tính mà riêng việc đuôi mỏng đi không thể tạo ra. Đối với điều tiết DAI Bậc 2, bên cạnh tương tác bậc nhất âm đã nêu, số hạng bậc hai</w:t>
       </w:r>
       <w:r>
         <w:t xml:space="preserve"> </w:t>
@@ -35358,7 +36210,7 @@
         </m:r>
       </m:oMath>
       <w:r>
-        <w:t xml:space="preserve">); và DAI Tầng 1 (website) có hiệu ứng trực tiếp dương ở cả ba đợt (</w:t>
+        <w:t xml:space="preserve">); và DAI Bậc 1 (website) có hiệu ứng trực tiếp dương ở cả ba đợt (</w:t>
       </w:r>
       <m:oMath>
         <m:r>
@@ -37788,7 +38640,7 @@
         </m:r>
       </m:oMath>
       <w:r>
-        <w:t xml:space="preserve">) bất chấp cỡ mẫu hiệu dụng nhỏ hơn nhiều mà 24 cụm bang hàm ý. Với số cụm ở mức biên này, biện minh tiệm cận cho suy luận cụm-vững là cận biên, nên đây được đọc là kiểm định bảo thủ chứ không phải mô hình chính. Đối với tương tác UPI Tầng 2 âm (</w:t>
+        <w:t xml:space="preserve">) bất chấp cỡ mẫu hiệu dụng nhỏ hơn nhiều mà 24 cụm bang hàm ý. Với số cụm ở mức biên này, biện minh tiệm cận cho suy luận cụm-vững là cận biên, nên đây được đọc là kiểm định bảo thủ chứ không phải mô hình chính. Đối với tương tác UPI Bậc 2 âm (</w:t>
       </w:r>
       <m:oMath>
         <m:r>
@@ -37904,7 +38756,7 @@
         </m:r>
       </m:oMath>
       <w:r>
-        <w:t xml:space="preserve">), một quan ngại nội sinh được thừa nhận rõ: ở các doanh nghiệp 2025 có tỉ trọng thanh toán UPI cao, phân phối cường độ xuất khẩu bị cắt cụt về phía thấp một cách cơ học, vì doanh nghiệp có khách hàng nước ngoài không thanh toán qua UPI nên tỉ trọng UPI cao và tỉ trọng xuất khẩu cao nghịch biến ngay trong quá trình sinh dữ liệu. Do đó việc bác bỏ H4b (Tầng 2 lấn át Tầng 1) được đọc là gợi ý chứ không dứt khoát, với diễn giải cộng hưởng là cách giải thích nhất quán lý thuyết nhất: hạ tầng số công cộng chỉ thay thế năng lực tư nhân khi cùng định hướng mục đích, và UPI định hướng nội địa không thể thay thế hạ tầng tài chính xuyên biên giới (SWIFT, ngân hàng đại lý, tài trợ thương mại) mà doanh nghiệp xuất khẩu cần.</w:t>
+        <w:t xml:space="preserve">), một quan ngại nội sinh được thừa nhận rõ: ở các doanh nghiệp 2025 có tỉ trọng thanh toán UPI cao, phân phối cường độ xuất khẩu bị cắt cụt về phía thấp một cách cơ học, vì doanh nghiệp có khách hàng nước ngoài không thanh toán qua UPI nên tỉ trọng UPI cao và tỉ trọng xuất khẩu cao nghịch biến ngay trong quá trình sinh dữ liệu. Do đó việc bác bỏ H4b (Bậc 2 lấn át Bậc 1) được đọc là gợi ý chứ không dứt khoát, với diễn giải cộng hưởng là cách giải thích nhất quán lý thuyết nhất: hạ tầng số công cộng chỉ thay thế năng lực tư nhân khi cùng định hướng mục đích, và UPI định hướng nội địa không thể thay thế hạ tầng tài chính xuyên biên giới (SWIFT, ngân hàng đại lý, tài trợ thương mại) mà doanh nghiệp xuất khẩu cần.</w:t>
       </w:r>
     </w:p>
     <w:p>
@@ -38465,9 +39317,24 @@
               <w:pStyle w:val="Compact"/>
               <w:jc w:val="left"/>
             </w:pPr>
-            <w:r>
-              <w:t xml:space="preserve">FSTS²</w:t>
-            </w:r>
+            <m:oMath>
+              <m:sSup>
+                <m:e>
+                  <m:r>
+                    <m:rPr>
+                      <m:nor/>
+                      <m:sty m:val="p"/>
+                    </m:rPr>
+                    <m:t>FSTS</m:t>
+                  </m:r>
+                </m:e>
+                <m:sup>
+                  <m:r>
+                    <m:t>2</m:t>
+                  </m:r>
+                </m:sup>
+              </m:sSup>
+            </m:oMath>
           </w:p>
         </w:tc>
         <w:tc>
@@ -38800,7 +39667,46 @@
           <w:iCs/>
           <w:i/>
         </w:rPr>
-        <w:t xml:space="preserve">; (ns) không có ý nghĩa thống kê. Không mô hình nào có FSTS² âm có ý nghĩa nên không xác nhận chữ U ngược (Lind &amp; Mehlum, 2010). Độ vững với d3c riêng:</w:t>
+        <w:t xml:space="preserve">; (ns) không có ý nghĩa thống kê. Không mô hình nào có</w:t>
+      </w:r>
+      <w:r>
+        <w:rPr>
+          <w:iCs/>
+          <w:i/>
+        </w:rPr>
+        <w:t xml:space="preserve"> </w:t>
+      </w:r>
+      <m:oMath>
+        <m:sSup>
+          <m:e>
+            <m:r>
+              <m:rPr>
+                <m:nor/>
+                <m:sty m:val="p"/>
+              </m:rPr>
+              <m:t>FSTS</m:t>
+            </m:r>
+          </m:e>
+          <m:sup>
+            <m:r>
+              <m:t>2</m:t>
+            </m:r>
+          </m:sup>
+        </m:sSup>
+      </m:oMath>
+      <w:r>
+        <w:rPr>
+          <w:iCs/>
+          <w:i/>
+        </w:rPr>
+        <w:t xml:space="preserve"> </w:t>
+      </w:r>
+      <w:r>
+        <w:rPr>
+          <w:iCs/>
+          <w:i/>
+        </w:rPr>
+        <w:t xml:space="preserve">âm có ý nghĩa nên không xác nhận chữ U ngược (Lind &amp; Mehlum, 2010). Độ vững với d3c riêng:</w:t>
       </w:r>
       <w:r>
         <w:rPr>
@@ -39228,7 +40134,7 @@
         <w:t xml:space="preserve"> </w:t>
       </w:r>
       <w:r>
-        <w:t xml:space="preserve">— Nhật Bản nằm trên một nhánh đi lên dài mà nhánh đi xuống vắng mặt về mặt thực nghiệm, trùng khớp kết quả Singapore (Mục 4.3) và kết quả cấp nhóm Advanced của ước lượng 50 nền (Mục 4.6.2), hoàn tất bức tranh ba vùng của phổ thể chế: chữ U ngược ở các chế độ chuyển đổi, gần tuyến tính ở biên trên, mất cấu trúc ở biên dưới.</w:t>
+        <w:t xml:space="preserve">— Nhật Bản nằm trên một nhánh đi lên dài mà nhánh đi xuống vắng mặt về mặt thực nghiệm, trùng khớp kết quả Singapore (Mục 4.3) và kết quả cấp nhóm Advanced của ước lượng 50 nền (Mục 4.6.2), hoàn tất phổ ba vùng của thể chế: chữ U ngược ở các chế độ chuyển đổi, gần tuyến tính ở biên trên, mất cấu trúc ở biên dưới.</w:t>
       </w:r>
     </w:p>
     <w:bookmarkEnd w:id="125"/>
@@ -39441,7 +40347,7 @@
           <w:bCs/>
           <w:b/>
         </w:rPr>
-        <w:t xml:space="preserve">bão hòa Tầng 1</w:t>
+        <w:t xml:space="preserve">bão hòa Bậc 1</w:t>
       </w:r>
       <w:r>
         <w:t xml:space="preserve"> </w:t>
@@ -40122,7 +41028,7 @@
         <w:t xml:space="preserve"> </w:t>
       </w:r>
       <w:r>
-        <w:t xml:space="preserve">Luận án cho thấy phần thưởng của hiện diện số Tầng 1 co lại ở các nền kinh tế tiên tiến nơi nó đã tiệm cận bão hòa, trong khi vẫn còn dư địa ở các nền đang chuyển đổi (Mục 4.3.2, Mục 4.6.3). Phân tích của Ngân hàng Thế giới về thể chế công trong kỷ nguyên trí tuệ nhân tạo nhấn mạnh rằng hạ tầng số công và quản trị dữ liệu là điều kiện nền tảng quyết định năng lực số được chuyển hóa thành giá trị, và rằng giai đoạn trưởng thành số khác nhau đòi hỏi công cụ chính sách khác nhau (World Bank, 2026e). Sự tương đồng này củng cố luận điểm cốt lõi của khung CDCM: phần thưởng của áp dụng số là hàm của mức độ phát triển thể chế và tầng năng lực số được đo, chứ không phải một</w:t>
+        <w:t xml:space="preserve">Luận án cho thấy phần thưởng của hiện diện số Bậc 1 co lại ở các nền kinh tế tiên tiến nơi nó đã tiệm cận bão hòa, trong khi vẫn còn dư địa ở các nền đang chuyển đổi (Mục 4.3.2, Mục 4.6.3). Phân tích của Ngân hàng Thế giới về thể chế công trong kỷ nguyên trí tuệ nhân tạo nhấn mạnh rằng hạ tầng số công và quản trị dữ liệu là điều kiện nền tảng quyết định năng lực số được chuyển hóa thành giá trị, và rằng giai đoạn trưởng thành số khác nhau đòi hỏi công cụ chính sách khác nhau (World Bank, 2026e). Sự tương đồng này củng cố luận điểm cốt lõi của khung CDCM: phần thưởng của áp dụng số là hàm của mức độ phát triển thể chế và tầng năng lực số được đo, chứ không phải một</w:t>
       </w:r>
       <w:r>
         <w:t xml:space="preserve"> </w:t>
@@ -40494,7 +41400,33 @@
               <w:jc w:val="left"/>
             </w:pPr>
             <w:r>
-              <w:t xml:space="preserve">dương, có ý nghĩa (β=0,179, biến công cụ)</w:t>
+              <w:t xml:space="preserve">dương, có ý nghĩa (</w:t>
+            </w:r>
+            <m:oMath>
+              <m:r>
+                <m:t>β</m:t>
+              </m:r>
+              <m:r>
+                <m:rPr>
+                  <m:sty m:val="p"/>
+                </m:rPr>
+                <m:t>=</m:t>
+              </m:r>
+              <m:r>
+                <m:t>0</m:t>
+              </m:r>
+              <m:r>
+                <m:rPr>
+                  <m:sty m:val="p"/>
+                </m:rPr>
+                <m:t>,</m:t>
+              </m:r>
+              <m:r>
+                <m:t>179</m:t>
+              </m:r>
+            </m:oMath>
+            <w:r>
+              <w:t xml:space="preserve">, biến công cụ)</w:t>
             </w:r>
           </w:p>
         </w:tc>
@@ -40506,7 +41438,7 @@
               <w:jc w:val="left"/>
             </w:pPr>
             <w:r>
-              <w:t xml:space="preserve">không có ý nghĩa (Tầng 1)</w:t>
+              <w:t xml:space="preserve">không có ý nghĩa (Bậc 1)</w:t>
             </w:r>
           </w:p>
         </w:tc>
@@ -40591,9 +41523,79 @@
               <w:pStyle w:val="Compact"/>
               <w:jc w:val="left"/>
             </w:pPr>
-            <w:r>
-              <w:t xml:space="preserve">FSTS²×DAI=+3,119**</w:t>
-            </w:r>
+            <m:oMath>
+              <m:sSup>
+                <m:e>
+                  <m:r>
+                    <m:rPr>
+                      <m:nor/>
+                      <m:sty m:val="p"/>
+                    </m:rPr>
+                    <m:t>FSTS</m:t>
+                  </m:r>
+                </m:e>
+                <m:sup>
+                  <m:r>
+                    <m:t>2</m:t>
+                  </m:r>
+                </m:sup>
+              </m:sSup>
+              <m:r>
+                <m:rPr>
+                  <m:sty m:val="p"/>
+                </m:rPr>
+                <m:t>×</m:t>
+              </m:r>
+              <m:r>
+                <m:rPr>
+                  <m:nor/>
+                  <m:sty m:val="p"/>
+                </m:rPr>
+                <m:t>DAI</m:t>
+              </m:r>
+              <m:r>
+                <m:rPr>
+                  <m:sty m:val="p"/>
+                </m:rPr>
+                <m:t>=</m:t>
+              </m:r>
+              <m:r>
+                <m:rPr>
+                  <m:sty m:val="p"/>
+                </m:rPr>
+                <m:t>+</m:t>
+              </m:r>
+              <m:r>
+                <m:t>3</m:t>
+              </m:r>
+              <m:r>
+                <m:rPr>
+                  <m:sty m:val="p"/>
+                </m:rPr>
+                <m:t>,</m:t>
+              </m:r>
+              <m:sSup>
+                <m:e>
+                  <m:r>
+                    <m:t>119</m:t>
+                  </m:r>
+                </m:e>
+                <m:sup>
+                  <m:r>
+                    <m:rPr>
+                      <m:sty m:val="p"/>
+                    </m:rPr>
+                    <m:t>*</m:t>
+                  </m:r>
+                  <m:r>
+                    <m:rPr>
+                      <m:sty m:val="p"/>
+                    </m:rPr>
+                    <m:t>*</m:t>
+                  </m:r>
+                </m:sup>
+              </m:sSup>
+            </m:oMath>
           </w:p>
         </w:tc>
       </w:tr>
@@ -40763,9 +41765,80 @@
               <w:pStyle w:val="Compact"/>
               <w:jc w:val="left"/>
             </w:pPr>
-            <w:r>
-              <w:t xml:space="preserve">r̄=0,074; I²=62,4%</w:t>
-            </w:r>
+            <m:oMath>
+              <m:acc>
+                <m:accPr>
+                  <m:chr m:val="‾"/>
+                </m:accPr>
+                <m:e>
+                  <m:r>
+                    <m:t>r</m:t>
+                  </m:r>
+                </m:e>
+              </m:acc>
+              <m:r>
+                <m:rPr>
+                  <m:sty m:val="p"/>
+                </m:rPr>
+                <m:t>=</m:t>
+              </m:r>
+              <m:r>
+                <m:t>0</m:t>
+              </m:r>
+              <m:r>
+                <m:rPr>
+                  <m:sty m:val="p"/>
+                </m:rPr>
+                <m:t>,</m:t>
+              </m:r>
+              <m:r>
+                <m:t>074</m:t>
+              </m:r>
+            </m:oMath>
+            <w:r>
+              <w:t xml:space="preserve">;</w:t>
+            </w:r>
+            <w:r>
+              <w:t xml:space="preserve"> </w:t>
+            </w:r>
+            <m:oMath>
+              <m:sSup>
+                <m:e>
+                  <m:r>
+                    <m:t>I</m:t>
+                  </m:r>
+                </m:e>
+                <m:sup>
+                  <m:r>
+                    <m:t>2</m:t>
+                  </m:r>
+                </m:sup>
+              </m:sSup>
+              <m:r>
+                <m:rPr>
+                  <m:sty m:val="p"/>
+                </m:rPr>
+                <m:t>=</m:t>
+              </m:r>
+              <m:r>
+                <m:t>62</m:t>
+              </m:r>
+              <m:r>
+                <m:rPr>
+                  <m:sty m:val="p"/>
+                </m:rPr>
+                <m:t>,</m:t>
+              </m:r>
+              <m:r>
+                <m:t>4</m:t>
+              </m:r>
+              <m:r>
+                <m:rPr>
+                  <m:sty m:val="p"/>
+                </m:rPr>
+                <m:t>%</m:t>
+              </m:r>
+            </m:oMath>
           </w:p>
         </w:tc>
       </w:tr>
@@ -41022,7 +42095,7 @@
               <w:jc w:val="left"/>
             </w:pPr>
             <w:r>
-              <w:t xml:space="preserve">tương tác Tầng 2 âm</w:t>
+              <w:t xml:space="preserve">tương tác Bậc 2 âm</w:t>
             </w:r>
           </w:p>
         </w:tc>
@@ -41335,17 +42408,86 @@
               <w:jc w:val="left"/>
             </w:pPr>
             <w:r>
-              <w:t xml:space="preserve">Hỗ trợ một phần: hiệu ứng mức phổ quát (+0,201*</w:t>
-            </w:r>
-            <w:r>
-              <w:rPr>
-                <w:bCs/>
-                <w:b/>
-              </w:rPr>
-              <w:t xml:space="preserve">, 50 nền); tương tác đường cong cùng chiều nén nhưng không ý nghĩa toàn mẫu; bằng chứng điều tiết rõ nhất ở bối cảnh đơn quốc gia (P4: FSTS²×DAI = +3,119</w:t>
-            </w:r>
-            <w:r>
-              <w:t xml:space="preserve">); không có ý nghĩa tại Việt Nam (Tầng 1) tương thích với hạn chế đo lường</w:t>
+              <w:t xml:space="preserve">Hỗ trợ một phần: hiệu ứng mức phổ quát (+0,201***, 50 nền); tương tác đường cong cùng chiều nén nhưng không ý nghĩa toàn mẫu; bằng chứng điều tiết rõ nhất ở bối cảnh đơn quốc gia (P4:</w:t>
+            </w:r>
+            <w:r>
+              <w:t xml:space="preserve"> </w:t>
+            </w:r>
+            <m:oMath>
+              <m:sSup>
+                <m:e>
+                  <m:r>
+                    <m:rPr>
+                      <m:nor/>
+                      <m:sty m:val="p"/>
+                    </m:rPr>
+                    <m:t>FSTS</m:t>
+                  </m:r>
+                </m:e>
+                <m:sup>
+                  <m:r>
+                    <m:t>2</m:t>
+                  </m:r>
+                </m:sup>
+              </m:sSup>
+              <m:r>
+                <m:rPr>
+                  <m:sty m:val="p"/>
+                </m:rPr>
+                <m:t>×</m:t>
+              </m:r>
+              <m:r>
+                <m:rPr>
+                  <m:nor/>
+                  <m:sty m:val="p"/>
+                </m:rPr>
+                <m:t>DAI</m:t>
+              </m:r>
+              <m:r>
+                <m:rPr>
+                  <m:sty m:val="p"/>
+                </m:rPr>
+                <m:t>=</m:t>
+              </m:r>
+              <m:r>
+                <m:rPr>
+                  <m:sty m:val="p"/>
+                </m:rPr>
+                <m:t>+</m:t>
+              </m:r>
+              <m:r>
+                <m:t>3</m:t>
+              </m:r>
+              <m:r>
+                <m:rPr>
+                  <m:sty m:val="p"/>
+                </m:rPr>
+                <m:t>,</m:t>
+              </m:r>
+              <m:sSup>
+                <m:e>
+                  <m:r>
+                    <m:t>119</m:t>
+                  </m:r>
+                </m:e>
+                <m:sup>
+                  <m:r>
+                    <m:rPr>
+                      <m:sty m:val="p"/>
+                    </m:rPr>
+                    <m:t>*</m:t>
+                  </m:r>
+                  <m:r>
+                    <m:rPr>
+                      <m:sty m:val="p"/>
+                    </m:rPr>
+                    <m:t>*</m:t>
+                  </m:r>
+                </m:sup>
+              </m:sSup>
+            </m:oMath>
+            <w:r>
+              <w:t xml:space="preserve">); không có ý nghĩa tại Việt Nam (Bậc 1) tương thích với hạn chế đo lường</w:t>
             </w:r>
           </w:p>
         </w:tc>
@@ -41979,7 +43121,7 @@
               </m:r>
             </m:oMath>
             <w:r>
-              <w:t xml:space="preserve">; tương tác DAI Tầng 2 (UPI) âm (</w:t>
+              <w:t xml:space="preserve">; tương tác DAI Bậc 2 (UPI) âm (</w:t>
             </w:r>
             <m:oMath>
               <m:r>

--- a/dist/BO_NOP_HOAN_CHINH_2026-06/3_luan_an_chuong_phu_luc/chuong_4_ket_qua_vi.docx
+++ b/dist/BO_NOP_HOAN_CHINH_2026-06/3_luan_an_chuong_phu_luc/chuong_4_ket_qua_vi.docx
@@ -8063,7 +8063,7 @@
         <w:pStyle w:val="BodyText"/>
       </w:pPr>
       <w:r>
-        <w:t xml:space="preserve">Hai biến điều tiết bối cảnh khác được kiểm định trong cùng khung MARA nhưng không đạt ý nghĩa thống kê. Chấp nhận số cấp quốc gia (country-level Digital Adoption Index — cDAI) cho</w:t>
+        <w:t xml:space="preserve">Hai biến điều tiết bối cảnh khác được kiểm định trong cùng khung MARA nhưng không đạt ý nghĩa thống kê. Chấp nhận số cấp quốc gia (country-level Digital Adoption Index, cDAI) cho</w:t>
       </w:r>
       <w:r>
         <w:t xml:space="preserve"> </w:t>
@@ -8284,7 +8284,7 @@
         </m:r>
       </m:oMath>
       <w:r>
-        <w:t xml:space="preserve">). Chu kỳ nghịch lý số (Digital Paradox Lifecycle — DPL) cho</w:t>
+        <w:t xml:space="preserve">). Chu kỳ nghịch lý số (Digital Paradox Lifecycle, DPL) cho</w:t>
       </w:r>
       <w:r>
         <w:t xml:space="preserve"> </w:t>
@@ -10189,7 +10189,7 @@
         </m:d>
       </m:oMath>
       <w:r>
-        <w:t xml:space="preserve">), khẳng định vị trí điểm uốn chỉ được định vị lỏng lẻo. Đa cộng tuyến giữa số hạng bậc nhất và bậc hai không phải là vấn đề thực chất: hệ số phóng đại phương sai (variance inflation factor — VIF) duy trì dưới 3 ở mọi mô hình cuối.</w:t>
+        <w:t xml:space="preserve">), khẳng định vị trí điểm uốn chỉ được định vị lỏng lẻo. Đa cộng tuyến giữa số hạng bậc nhất và bậc hai không phải là vấn đề thực chất: hệ số phóng đại phương sai (variance inflation factor, VIF) duy trì dưới 3 ở mọi mô hình cuối.</w:t>
       </w:r>
     </w:p>
     <w:bookmarkEnd w:id="64"/>
@@ -29233,10 +29233,7 @@
         <w:t xml:space="preserve">vùng phạt năng suất trong dải cường độ xuất khẩu thấp đến trung bình</w:t>
       </w:r>
       <w:r>
-        <w:t xml:space="preserve"> </w:t>
-      </w:r>
-      <w:r>
-        <w:t xml:space="preserve">— đúng vùng mà gần như toàn bộ doanh nghiệp đảo nhỏ hoạt động — phù hợp với cơ chế hình phạt quốc tế hóa cưỡng bức (FIP). Tuy nhiên, do chỉ đạt ý nghĩa biên và số cụm nhỏ, luận án</w:t>
+        <w:t xml:space="preserve">, đúng vùng mà gần như toàn bộ doanh nghiệp đảo nhỏ hoạt động, phù hợp với cơ chế hình phạt quốc tế hóa cưỡng bức (FIP). Tuy nhiên, do chỉ đạt ý nghĩa biên và số cụm nhỏ, luận án</w:t>
       </w:r>
       <w:r>
         <w:t xml:space="preserve"> </w:t>
@@ -29595,7 +29592,7 @@
         </m:r>
       </m:oMath>
       <w:r>
-        <w:t xml:space="preserve">) — dấu hiệu FIP đậm nét nhất. Tuy nhiên kết quả này dựa trên</w:t>
+        <w:t xml:space="preserve">), dấu hiệu FIP đậm nét nhất. Tuy nhiên kết quả này dựa trên</w:t>
       </w:r>
       <w:r>
         <w:t xml:space="preserve"> </w:t>
@@ -31367,10 +31364,7 @@
         <w:t xml:space="preserve">điều kiện biên lý thuyết</w:t>
       </w:r>
       <w:r>
-        <w:t xml:space="preserve"> </w:t>
-      </w:r>
-      <w:r>
-        <w:t xml:space="preserve">— khái niệm gánh nặng quốc tế hóa bắt buộc có giá trị định hướng — chứ</w:t>
+        <w:t xml:space="preserve">, khái niệm gánh nặng quốc tế hóa bắt buộc có giá trị định hướng, chứ</w:t>
       </w:r>
       <w:r>
         <w:t xml:space="preserve"> </w:t>
@@ -33793,7 +33787,7 @@
         </m:r>
       </m:oMath>
       <w:r>
-        <w:t xml:space="preserve">, phản ánh mức bão hòa thanh toán hợp nhất (Unified Payments Interface — UPI).</w:t>
+        <w:t xml:space="preserve">, phản ánh mức bão hòa thanh toán hợp nhất (Unified Payments Interface, UPI).</w:t>
       </w:r>
     </w:p>
     <w:p>
@@ -39994,10 +39988,7 @@
         </m:r>
       </m:oMath>
       <w:r>
-        <w:t xml:space="preserve"> </w:t>
-      </w:r>
-      <w:r>
-        <w:t xml:space="preserve">— loại trừ khả năng số ít doanh nghiệp vốn nước ngoài dẫn dắt), và winsorize năng suất tại phân vị 5/95 (</w:t>
+        <w:t xml:space="preserve">, loại trừ khả năng số ít doanh nghiệp vốn nước ngoài dẫn dắt), và winsorize năng suất tại phân vị 5/95 (</w:t>
       </w:r>
       <m:oMath>
         <m:r>
@@ -40131,10 +40122,7 @@
         <w:t xml:space="preserve">H1 được ủng hộ</w:t>
       </w:r>
       <w:r>
-        <w:t xml:space="preserve"> </w:t>
-      </w:r>
-      <w:r>
-        <w:t xml:space="preserve">— Nhật Bản nằm trên một nhánh đi lên dài mà nhánh đi xuống vắng mặt về mặt thực nghiệm, trùng khớp kết quả Singapore (Mục 4.3) và kết quả cấp nhóm Advanced của ước lượng 50 nền (Mục 4.6.2), hoàn tất phổ ba vùng của thể chế: chữ U ngược ở các chế độ chuyển đổi, gần tuyến tính ở biên trên, mất cấu trúc ở biên dưới.</w:t>
+        <w:t xml:space="preserve">, Nhật Bản nằm trên một nhánh đi lên dài mà nhánh đi xuống vắng mặt về mặt thực nghiệm, trùng khớp kết quả Singapore (Mục 4.3) và kết quả cấp nhóm Advanced của ước lượng 50 nền (Mục 4.6.2), hoàn tất phổ ba vùng của thể chế: chữ U ngược ở các chế độ chuyển đổi, gần tuyến tính ở biên trên, mất cấu trúc ở biên dưới.</w:t>
       </w:r>
     </w:p>
     <w:bookmarkEnd w:id="125"/>
@@ -40275,7 +40263,7 @@
         </m:r>
       </m:oMath>
       <w:r>
-        <w:t xml:space="preserve">) — năng lực nâng sàn, không uốn đường cong (</w:t>
+        <w:t xml:space="preserve">), năng lực nâng sàn, không uốn đường cong (</w:t>
       </w:r>
       <w:r>
         <w:rPr>
@@ -40637,10 +40625,7 @@
         </m:r>
       </m:oMath>
       <w:r>
-        <w:t xml:space="preserve"> </w:t>
-      </w:r>
-      <w:r>
-        <w:t xml:space="preserve">— một cơ sở có ít nhất 10% vốn nước ngoài có xác suất xuất khẩu cao hơn khoảng bốn mươi điểm phần trăm),</w:t>
+        <w:t xml:space="preserve">, một cơ sở có ít nhất 10% vốn nước ngoài có xác suất xuất khẩu cao hơn khoảng bốn mươi điểm phần trăm),</w:t>
       </w:r>
       <w:r>
         <w:t xml:space="preserve"> </w:t>
@@ -40910,7 +40895,7 @@
         <w:t xml:space="preserve"> </w:t>
       </w:r>
       <w:r>
-        <w:t xml:space="preserve">xuất khẩu hay không — lợi ích năng suất của quốc tế hóa vận hành chủ yếu qua ngưỡng tham gia, và các doanh nghiệp vượt ngưỡng là những doanh nghiệp được trang bị năng lực, công nghệ, số và gắn với sở hữu nước ngoài (</w:t>
+        <w:t xml:space="preserve">xuất khẩu hay không, lợi ích năng suất của quốc tế hóa vận hành chủ yếu qua ngưỡng tham gia, và các doanh nghiệp vượt ngưỡng là những doanh nghiệp được trang bị năng lực, công nghệ, số và gắn với sở hữu nước ngoài (</w:t>
       </w:r>
       <w:r>
         <w:rPr>

--- a/dist/BO_NOP_HOAN_CHINH_2026-06/3_luan_an_chuong_phu_luc/chuong_4_ket_qua_vi.docx
+++ b/dist/BO_NOP_HOAN_CHINH_2026-06/3_luan_an_chuong_phu_luc/chuong_4_ket_qua_vi.docx
@@ -33,7 +33,7 @@
         <w:pStyle w:val="FirstParagraph"/>
       </w:pPr>
       <w:r>
-        <w:t xml:space="preserve">Chương 4 trình bày toàn bộ kết quả nghiên cứu của luận án theo logic đi từ bức tranh thực trạng mô tả (Mục 4.1) đến bằng chứng tổng hợp ở cấp phân tích tổng hợp (Mục 4.2), sau đó đến bằng chứng quốc gia cụ thể và cuối cùng là kiểm định toàn mẫu đa quốc gia. Cấu trúc trình bày gồm mười phần chính, bắt đầu bằng thực trạng quốc tế hóa và hiệu quả hoạt động kinh doanh tại châu Á theo các phân nhóm con thể chế ICRV, tiếp theo là: (ii) kết quả phân tích tổng hợp ba tầng (P6); (iii) bối cảnh thể chế tiên tiến–đổi mới tại Singapore (P4); (iv) bối cảnh thể chế trung bình cao tại Trung Quốc (P5); (v) bối cảnh chuyển đổi bậc thấp–trung tại Việt Nam (P3); (vi) kiểm định toàn mẫu châu Á đa bối cảnh (P7); (vii) trường hợp biên là các nền kinh tế đảo nhỏ đang phát triển ở Thái Bình Dương (P8); và (viii) tổng hợp kết quả theo hệ giả thuyết.</w:t>
+        <w:t xml:space="preserve">Chương 4 trình bày kết quả nghiên cứu của luận án theo logic đi từ mô tả thực trạng (Mục 4.1) đến bằng chứng tổng hợp ở cấp phân tích tổng hợp (Mục 4.2), sau đó đến bằng chứng quốc gia cụ thể và cuối cùng là kiểm định toàn mẫu đa quốc gia. Cấu trúc trình bày gồm mười phần chính, bắt đầu bằng thực trạng quốc tế hóa và hiệu quả hoạt động kinh doanh tại châu Á theo các phân nhóm con thể chế ICRV, tiếp theo là: (ii) kết quả phân tích tổng hợp ba tầng (P6); (iii) bối cảnh thể chế tiên tiến–đổi mới tại Singapore (P4); (iv) bối cảnh thể chế trung bình cao tại Trung Quốc (P5); (v) bối cảnh chuyển đổi bậc thấp–trung tại Việt Nam (P3); (vi) kiểm định toàn mẫu châu Á đa bối cảnh (P7); (vii) trường hợp biên là các nền kinh tế đảo nhỏ đang phát triển ở Thái Bình Dương (P8); và (viii) tổng hợp kết quả theo hệ giả thuyết.</w:t>
       </w:r>
     </w:p>
     <w:p>
@@ -138,7 +138,7 @@
         <w:pStyle w:val="FirstParagraph"/>
       </w:pPr>
       <w:r>
-        <w:t xml:space="preserve">Phân tích mô tả trên khung 50 nền kinh tế châu Á và Thái Bình Dương (gồm Nhật Bản, thành viên thứ sáu của Nhóm I được WBES khảo sát lần đầu năm 2025; xem Mục 4.1.5) cho thấy bức tranh hiệu quả hoạt động kinh doanh có sự phân tán lớn và không hội tụ. Các bảng 4.1–4.2 dưới đây được</w:t>
+        <w:t xml:space="preserve">Phân tích mô tả trên khung 50 nền kinh tế châu Á và Thái Bình Dương (gồm Nhật Bản, thành viên thứ sáu của Nhóm I được WBES khảo sát lần đầu năm 2025; xem Mục 4.1.5) cho thấy hiệu quả hoạt động kinh doanh phân tán lớn và không hội tụ. Các bảng 4.1–4.2 dưới đây được</w:t>
       </w:r>
       <w:r>
         <w:t xml:space="preserve"> </w:t>
@@ -1056,7 +1056,7 @@
         <w:pStyle w:val="BodyText"/>
       </w:pPr>
       <w:r>
-        <w:t xml:space="preserve">Phát hiện quan trọng nhất từ thực trạng mô tả là sự phân biệt nội bộ trong nhóm Advanced. Hai phân nhóm cùng mức thu nhập cao nhưng đối lập về cấu trúc: nhóm đổi mới sáng tạo dẫn dắt có R&amp;D 21,0%, ISO 32,5% và 24,3% doanh nghiệp xuất khẩu, trong khi nhóm tài nguyên dẫn dắt chỉ có R&amp;D 7,0% và 11,6% doanh nghiệp xuất khẩu (Chuyên đề 1). Về phân phối, hai nền lớn nhất Vùng Vịnh có phân tán năng suất trong đợt hẹp nhất toàn mẫu gộp (Saudi Arabia 0,49; Qatar 0,33, so với Singapore 1,08, chênh hơn 2 lần), biểu hiện của kinh tế nhà nước tô (rentier economy) nơi phân phối lại từ xuất khẩu dầu mỏ thu hẹp khoảng cách năng suất giữa doanh nghiệp, nhưng không nhất thiết phản ánh hiệu quả hoạt động kinh doanh của doanh nghiệp đáng kể. Điều này gợi ý rằng việc gộp hai loại Advanced vào một nhóm duy nhất (như các nghiên cứu trước thường làm) sẽ che khuất cơ chế quan trọng này.</w:t>
+        <w:t xml:space="preserve">Phát hiện quan trọng nhất từ thực trạng mô tả là sự phân biệt nội bộ trong nhóm Advanced. Hai phân nhóm cùng mức thu nhập cao nhưng đối lập về cấu trúc: nhóm đổi mới sáng tạo dẫn dắt có R&amp;D 21,0%, ISO 32,5% và 24,3% doanh nghiệp xuất khẩu, trong khi nhóm tài nguyên dẫn dắt chỉ có R&amp;D 7,0% và 11,6% doanh nghiệp xuất khẩu (Chuyên đề 1). Về phân phối, hai nền lớn nhất Vùng Vịnh có phân tán năng suất trong đợt hẹp nhất toàn mẫu gộp (Saudi Arabia 0,49; Qatar 0,33, so với Singapore 1,08, chênh hơn 2 lần), biểu hiện của kinh tế nhà nước tô (rentier economy) nơi phân phối lại từ xuất khẩu dầu mỏ thu hẹp khoảng cách năng suất giữa doanh nghiệp, nhưng không nhất thiết phản ánh hiệu quả hoạt động kinh doanh của doanh nghiệp đáng kể. Việc gộp hai loại Advanced vào một nhóm duy nhất, như các nghiên cứu trước thường làm, do đó che khuất cơ chế này.</w:t>
       </w:r>
     </w:p>
     <w:p>
@@ -1225,7 +1225,7 @@
         </m:r>
       </m:oMath>
       <w:r>
-        <w:t xml:space="preserve">; Mục 4.2.3) và phổ điểm uốn theo ICRV của mô hình hồi quy đa quốc gia P7 (Mục 4.6.2). Hai nguồn bằng chứng này bảo đảm bức tranh thực trạng mô tả được neo vào bằng chứng suy diễn nhất quán, thay vì dừng lại ở so sánh trung bình–độ lệch chuẩn.</w:t>
+        <w:t xml:space="preserve">; Mục 4.2.3) và phổ điểm uốn theo ICRV của mô hình hồi quy đa quốc gia P7 (Mục 4.6.2). Hai nguồn bằng chứng này neo phần mô tả vào bằng chứng suy diễn nhất quán, thay vì dừng ở so sánh trung bình và độ lệch chuẩn.</w:t>
       </w:r>
     </w:p>
     <w:p>
@@ -1361,7 +1361,7 @@
         <w:pStyle w:val="BodyText"/>
       </w:pPr>
       <w:r>
-        <w:t xml:space="preserve">Cường độ quốc tế hóa (FSTS trung bình, tính trên toàn mẫu gồm cả doanh nghiệp không xuất khẩu) dao động từ 6,7% (SIDS) đến 10,3% (trung bình cao), với mức trung bình khu vực khoảng 9%. Điều đáng chú ý là trung bình cao và Advanced có cùng FSTS trung bình (~10%) nhưng cơ chế xuất khẩu hoàn toàn khác: Advanced chủ yếu dịch vụ và hàng hóa hàm lượng tri thức cao; trung bình cao chủ yếu sản xuất theo chuỗi giá trị toàn cầu với biên lợi nhuận khác nhau.</w:t>
+        <w:t xml:space="preserve">Cường độ quốc tế hóa (FSTS trung bình, tính trên toàn mẫu gồm cả doanh nghiệp không xuất khẩu) dao động từ 6,7% (SIDS) đến 10,3% (trung bình cao), với mức trung bình khu vực khoảng 9%. Trung bình cao và Advanced có cùng FSTS trung bình (~10%) nhưng cơ chế xuất khẩu khác hẳn: Advanced chủ yếu dịch vụ và hàng hóa hàm lượng tri thức cao; trung bình cao chủ yếu sản xuất theo chuỗi giá trị toàn cầu với biên lợi nhuận khác nhau.</w:t>
       </w:r>
     </w:p>
     <w:p>
@@ -2063,7 +2063,7 @@
         <w:pStyle w:val="BodyText"/>
       </w:pPr>
       <w:r>
-        <w:t xml:space="preserve">Phát hiện đáng chú ý là khuôn mẫu</w:t>
+        <w:t xml:space="preserve">Ở SIDS nổi lên khuôn mẫu</w:t>
       </w:r>
       <w:r>
         <w:t xml:space="preserve"> </w:t>
@@ -2081,7 +2081,7 @@
         <w:t xml:space="preserve"> </w:t>
       </w:r>
       <w:r>
-        <w:t xml:space="preserve">(adaptive leapfrogging) ở SIDS: với dữ liệu raw đủ 8/8 nền Nhóm VI, SIDS có</w:t>
+        <w:t xml:space="preserve">(adaptive leapfrogging): với dữ liệu raw đủ 8/8 nền Nhóm VI, SIDS có</w:t>
       </w:r>
       <w:r>
         <w:t xml:space="preserve"> </w:t>
@@ -3172,7 +3172,7 @@
         </m:r>
       </m:oMath>
       <w:r>
-        <w:t xml:space="preserve">, không có ý nghĩa). Mô thức này cho thấy quan hệ thô giữa quốc tế hóa và năng suất gần như biến mất ở các môi trường thể chế yếu, gợi ý một quan hệ phi tuyến và bị điều tiết thay vì một hiệu ứng tuyến tính phổ quát; SIDS là nhóm duy nhất nơi tương quan này triệt tiêu hoàn toàn (gần 0, không ý nghĩa), nhất quán với giả thuyết chi phí buộc phải quốc tế hóa, theo đó doanh nghiệp đảo nhỏ xuất khẩu vì bắt buộc chứ không phải vì được chọn lọc theo năng suất.</w:t>
+        <w:t xml:space="preserve">, không có ý nghĩa). Như vậy, quan hệ thô giữa quốc tế hóa và năng suất gần như biến mất ở môi trường thể chế yếu, cho thấy một quan hệ phi tuyến và bị điều tiết chứ không phải hiệu ứng tuyến tính phổ quát; SIDS là nhóm duy nhất nơi tương quan này triệt tiêu hoàn toàn (gần 0, không ý nghĩa), nhất quán với giả thuyết chi phí buộc phải quốc tế hóa, theo đó doanh nghiệp đảo nhỏ xuất khẩu vì bắt buộc chứ không phải vì được chọn lọc theo năng suất.</w:t>
       </w:r>
     </w:p>
     <w:p>
@@ -3647,7 +3647,7 @@
         <w:pStyle w:val="BodyText"/>
       </w:pPr>
       <w:r>
-        <w:t xml:space="preserve">Một điểm tương phản đáng chú ý về số hóa nằm ở chính nhóm tiên tiến. Phần bù tương quan của chấp nhận số bề mặt (website, thuộc Bậc 1) lại thấp nhất ở Nhóm I (</w:t>
+        <w:t xml:space="preserve">Một tương phản về số hóa xuất hiện ngay ở nhóm tiên tiến. Phần bù tương quan của chấp nhận số bề mặt (website, thuộc Bậc 1) lại thấp nhất ở Nhóm I (</w:t>
       </w:r>
       <m:oMath>
         <m:r>
@@ -3742,7 +3742,7 @@
         </m:r>
       </m:oMath>
       <w:r>
-        <w:t xml:space="preserve">. Đây là biểu hiện trực tiếp của hiện tượng bão hòa thước đo Bậc 1: khi một chỉ báo nhị phân tiệm cận trần, phương sai của nó co lại và lợi suất biên của hiện diện số cơ bản giảm dần, một vấn đề đo lường cần phân biệt với giới hạn của số hóa thực chất. Cuối cùng, về cấu trúc lãnh đạo, khu vực Đông Á và Thái Bình Dương dẫn đầu toàn cầu về tỷ lệ nữ trong nhóm quản trị cấp cao (</w:t>
+        <w:t xml:space="preserve">. Đây là hệ quả của bão hòa thước đo Bậc 1: khi một chỉ báo nhị phân tiệm cận trần, phương sai của nó co lại và lợi suất biên của hiện diện số cơ bản giảm dần, một vấn đề đo lường cần phân biệt với giới hạn của số hóa thực chất. Cuối cùng, về cấu trúc lãnh đạo, khu vực Đông Á và Thái Bình Dương dẫn đầu toàn cầu về tỷ lệ nữ trong nhóm quản trị cấp cao (</w:t>
       </w:r>
       <m:oMath>
         <m:r>
@@ -4241,7 +4241,7 @@
         <w:pStyle w:val="BodyText"/>
       </w:pPr>
       <w:r>
-        <w:t xml:space="preserve">Phát hiện then chốt nằm ở mô hình tương tác (M3). Chỉ số rào cản kinh doanh tác động âm và có ý nghĩa lên năng suất (</w:t>
+        <w:t xml:space="preserve">Kết quả then chốt nằm ở mô hình tương tác (M3). Chỉ số rào cản kinh doanh tác động âm và có ý nghĩa lên năng suất (</w:t>
       </w:r>
       <m:oMath>
         <m:acc>
@@ -4374,7 +4374,7 @@
         </m:r>
       </m:oMath>
       <w:r>
-        <w:t xml:space="preserve">). Đây là bằng chứng định lượng trực tiếp cho</w:t>
+        <w:t xml:space="preserve">). Đây là bằng chứng định lượng cho</w:t>
       </w:r>
       <w:r>
         <w:t xml:space="preserve"> </w:t>
@@ -5344,7 +5344,7 @@
         <w:pStyle w:val="FirstParagraph"/>
       </w:pPr>
       <w:r>
-        <w:t xml:space="preserve">Phát hiện này có hàm ý lý thuyết sâu sắc: dị biệt trong tài liệu về quan hệ quốc tế hóa và hiệu quả xuất phát chủ yếu từ sự biến thiên</w:t>
+        <w:t xml:space="preserve">Phát hiện này có hàm ý lý thuyết quan trọng: dị biệt trong tài liệu về quan hệ quốc tế hóa và hiệu quả xuất phát chủ yếu từ biến thiên</w:t>
       </w:r>
       <w:r>
         <w:t xml:space="preserve"> </w:t>
@@ -5360,7 +5360,7 @@
         <w:t xml:space="preserve"> </w:t>
       </w:r>
       <w:r>
-        <w:t xml:space="preserve">(ví dụ: cùng một mẫu doanh nghiệp nhưng dùng các thước đo khác nhau cho cùng cấu trúc cho ra kết quả khác nhau), chứ không phải giữa các nghiên cứu với nhau. Điều này gợi ý rằng sự không nhất quán trong tài liệu phần lớn là vấn đề</w:t>
+        <w:t xml:space="preserve">(ví dụ: cùng một mẫu doanh nghiệp nhưng dùng các thước đo khác nhau cho cùng cấu trúc cho ra kết quả khác nhau), chứ không phải giữa các nghiên cứu với nhau. Theo đó, sự không nhất quán trong tài liệu phần lớn là vấn đề</w:t>
       </w:r>
       <w:r>
         <w:t xml:space="preserve"> </w:t>
@@ -5373,7 +5373,7 @@
         <w:t xml:space="preserve">đo lường và bối cảnh</w:t>
       </w:r>
       <w:r>
-        <w:t xml:space="preserve">, không phải là bằng chứng về sự thiếu nhất quán thực sự trong quan hệ nhân quả giữa quốc tế hóa và hiệu quả.</w:t>
+        <w:t xml:space="preserve">, chứ không phản ánh quan hệ nhân quả giữa quốc tế hóa và hiệu quả thiếu nhất quán thực sự.</w:t>
       </w:r>
     </w:p>
     <w:bookmarkEnd w:id="53"/>
@@ -5478,7 +5478,7 @@
         </m:r>
       </m:oMath>
       <w:r>
-        <w:t xml:space="preserve">. Điều này xác nhận rằng chế độ thể chế, được phân loại thành các nhóm từ tiên tiến đổi mới (Nhóm I) đến nhóm biên thể chế yếu nhất, là biến điều tiết có ý nghĩa thực sự cho mối quan hệ tổng hợp giữa quốc tế hóa và hiệu quả trong tài liệu. Kiểm định</w:t>
+        <w:t xml:space="preserve">. Kết quả này xác nhận chế độ thể chế, phân loại từ tiên tiến đổi mới (Nhóm I) đến nhóm biên thể chế yếu nhất, là biến điều tiết có ý nghĩa cho mối quan hệ tổng hợp giữa quốc tế hóa và hiệu quả trong tài liệu. Kiểm định</w:t>
       </w:r>
       <w:r>
         <w:t xml:space="preserve"> </w:t>
@@ -6779,7 +6779,7 @@
         <w:pStyle w:val="BodyText"/>
       </w:pPr>
       <w:r>
-        <w:t xml:space="preserve">Phát hiện lệch lạc công bố này có một hàm ý lý thuyết quan trọng vượt ra ngoài một cảnh báo phương pháp đơn thuần. Trong phân tách dị biệt ba tầng, phần lớn dị biệt nằm ở</w:t>
+        <w:t xml:space="preserve">Phát hiện lệch lạc công bố này không chỉ là một cảnh báo phương pháp mà còn có hàm ý lý thuyết quan trọng. Trong phân tách dị biệt ba tầng, phần lớn dị biệt nằm ở</w:t>
       </w:r>
       <w:r>
         <w:t xml:space="preserve"> </w:t>
@@ -14545,7 +14545,7 @@
         <w:pStyle w:val="FirstParagraph"/>
       </w:pPr>
       <w:r>
-        <w:t xml:space="preserve">Các con số này cho thấy doanh nghiệp Trung Quốc đạt hiệu quả tối ưu khi cường độ quốc tế hóa (FSTS) ở mức gần 49%, một mức độ tập trung quốc tế vừa phải trong bối cảnh nền kinh tế nội địa khổng lồ của Trung Quốc cũng cung cấp cơ hội tăng trưởng song song.</w:t>
+        <w:t xml:space="preserve">Các con số này cho thấy doanh nghiệp Trung Quốc đạt hiệu quả tối ưu khi cường độ quốc tế hóa (FSTS) ở mức gần 49%, một mức tập trung quốc tế vừa phải, khi thị trường nội địa khổng lồ của Trung Quốc đồng thời mở ra dư địa tăng trưởng trong nước.</w:t>
       </w:r>
     </w:p>
     <w:bookmarkEnd w:id="71"/>
@@ -14791,7 +14791,7 @@
         </m:r>
       </m:oMath>
       <w:r>
-        <w:t xml:space="preserve">, không có ý nghĩa thống kê, nghĩa là hình dạng tổng thể của quan hệ phi tuyến không biến đổi đáng kể qua giai đoạn phân tích. Phát hiện này cho thấy trong bối cảnh trung bình cao như Trung Quốc, cơ chế căn bản của quan hệ quốc tế hóa và hiệu quả duy trì tính ổn định đáng kể, có thể phản ánh sự bù trừ giữa chi phí thích ứng tăng lên do chính sách thương mại khó đoán và năng lực tổ chức ngày càng trưởng thành của các doanh nghiệp xuất khẩu Trung Quốc.</w:t>
+        <w:t xml:space="preserve">, không có ý nghĩa thống kê, nghĩa là hình dạng tổng thể của quan hệ phi tuyến không biến đổi đáng kể qua giai đoạn phân tích. Như vậy, ở bối cảnh trung bình cao như Trung Quốc, cơ chế nền tảng của quan hệ quốc tế hóa và hiệu quả khá ổn định. Sự ổn định này có thể phản ánh thế bù trừ giữa chi phí thích ứng tăng do chính sách thương mại khó đoán và năng lực tổ chức ngày càng trưởng thành của các doanh nghiệp xuất khẩu Trung Quốc.</w:t>
       </w:r>
     </w:p>
     <w:bookmarkEnd w:id="72"/>
@@ -21994,7 +21994,7 @@
         <w:t xml:space="preserve"> </w:t>
       </w:r>
       <w:r>
-        <w:t xml:space="preserve">nơi doanh nghiệp vượt ngưỡng gia nhập và hấp thụ chi phí gia nhập cố định; và biên cường độ, tức biến thiên FSTS trong nội bộ nhóm doanh nghiệp xuất khẩu. Lý thuyết dự đoán phần thưởng năng suất có thể phát sinh ở cả hai biên, nhưng trong các nền kinh tế chuyển đổi với hạ tầng xuất khẩu mỏng, biên tham gia là biên nâng năng suất chủ đạo, còn biên cường độ thể hiện lợi suất giảm dần hoặc bằng không một khi đã vượt ngưỡng tham gia. Cơ chế lý thuyết đứng sau nhánh đi xuống là chi phí giao dịch thể chế (Williamson, 1985; Hennart, 2007): trong nền kinh tế chuyển đổi, khe hở thực thi hợp đồng, thiếu hụt logistics và bất cân xứng thông tin làm tăng chi phí biên quản lý mỗi thị trường nước ngoài bổ sung, khiến nhánh suy giảm sau ngưỡng bám ở mức cường độ xuất khẩu thấp hơn so với các bối cảnh nơi hạ tầng số và chất lượng thực thi hợp đồng đã hấp thụ phần lớn ma sát này. Đây chính là cơ sở lý thuyết giải thích vì sao điểm uốn Việt Nam (39–46%) nằm thấp hơn đáng kể so với điểm uốn Singapore (~88,6%) ở biên thể chế mạnh nhất.</w:t>
+        <w:t xml:space="preserve">nơi doanh nghiệp vượt ngưỡng gia nhập và hấp thụ chi phí gia nhập cố định; và biên cường độ, tức biến thiên FSTS trong nội bộ nhóm doanh nghiệp xuất khẩu. Lý thuyết dự đoán phần thưởng năng suất có thể phát sinh ở cả hai biên, nhưng trong các nền kinh tế chuyển đổi với hạ tầng xuất khẩu mỏng, biên tham gia là biên nâng năng suất chủ đạo, còn biên cường độ thể hiện lợi suất giảm dần hoặc bằng không một khi đã vượt ngưỡng tham gia. Cơ chế lý thuyết đứng sau nhánh đi xuống là chi phí giao dịch thể chế (Williamson, 1985; Hennart, 2007): trong nền kinh tế chuyển đổi, khe hở thực thi hợp đồng, thiếu hụt logistics và bất cân xứng thông tin làm tăng chi phí biên quản lý mỗi thị trường nước ngoài bổ sung, khiến nhánh suy giảm sau ngưỡng bám ở mức cường độ xuất khẩu thấp hơn so với các bối cảnh nơi hạ tầng số và chất lượng thực thi hợp đồng đã hấp thụ phần lớn ma sát này. Cơ chế này giải thích vì sao điểm uốn Việt Nam (39–46%) nằm thấp hơn đáng kể so với điểm uốn Singapore (~88,6%) ở biên thể chế mạnh nhất.</w:t>
       </w:r>
     </w:p>
     <w:bookmarkEnd w:id="87"/>
@@ -24293,7 +24293,7 @@
         <w:t xml:space="preserve"> </w:t>
       </w:r>
       <w:r>
-        <w:t xml:space="preserve">tổng giá trị thương mại, soán ngôi cụm dệt may từng thống trị (World Bank, 2025b). Sự nâng cấp cấu trúc sản xuất này diễn ra song hành với ba đợt khảo sát, củng cố cách đọc rằng dải điểm uốn ổn định không phải do nền kinh tế tĩnh mà do các ràng buộc cấp doanh nghiệp (năng lực điều phối, thực thi hợp đồng, tiếp cận tài trợ thương mại) thay đổi chậm hơn môi trường vận hành rộng. Về định vị thiết kế, tài liệu phân tích tổng hợp gần đây cho thấy quan hệ chữ U ngược giữa quốc tế hóa và hiệu quả suy yếu đáng kể, đôi khi biến mất, dưới nhận dạng nghiêm ngặt hơn trong các mẫu gộp xuyên quốc gia (Pisani và cộng sự, 2020), gợi ý rằng việc gộp các bối cảnh thể chế không đồng nhất thổi phồng tính quy luật biểu kiến của dạng hàm. Thiết kế dọc theo thời gian trong nội bộ một quốc gia, giữ cố định bối cảnh thể chế trong khi thay đổi thời gian, do đó cung cấp kiểm định khả tín hơn về việc liệu chữ U ngược là tạo tác của gộp xuyên quốc gia hay một quan hệ thực bền vững khi môi trường thể chế tiến hóa, và bảng ba đợt WBES Việt Nam (2009, 2015, 2023) đáp ứng đúng yêu cầu thiết kế này. Cách đọc này định vị đóng góp của P3 vượt khỏi một báo cáo điểm uốn đơn lẻ: nó chuyển trọng tâm tranh luận từ</w:t>
+        <w:t xml:space="preserve">tổng giá trị thương mại, soán ngôi cụm dệt may từng thống trị (World Bank, 2025b). Sự nâng cấp cấu trúc sản xuất này diễn ra song hành với ba đợt khảo sát, củng cố cách đọc rằng dải điểm uốn ổn định không phải do nền kinh tế tĩnh mà do các ràng buộc cấp doanh nghiệp (năng lực điều phối, thực thi hợp đồng, tiếp cận tài trợ thương mại) thay đổi chậm hơn môi trường vận hành rộng. Về định vị thiết kế, tài liệu phân tích tổng hợp gần đây cho thấy quan hệ chữ U ngược giữa quốc tế hóa và hiệu quả suy yếu đáng kể, đôi khi biến mất, dưới nhận dạng nghiêm ngặt hơn trong các mẫu gộp xuyên quốc gia (Pisani và cộng sự, 2020), gợi ý rằng việc gộp các bối cảnh thể chế không đồng nhất thổi phồng tính quy luật biểu kiến của dạng hàm. Thiết kế dọc theo thời gian trong nội bộ một quốc gia, giữ cố định bối cảnh thể chế trong khi thay đổi thời gian, do đó cung cấp kiểm định khả tín hơn về việc liệu chữ U ngược là tạo tác của gộp xuyên quốc gia hay một quan hệ thực bền vững khi môi trường thể chế tiến hóa, và bảng ba đợt WBES Việt Nam (2009, 2015, 2023) đáp ứng đúng yêu cầu thiết kế này. Nhờ đó, đóng góp của P3 không dừng ở một báo cáo điểm uốn đơn lẻ mà dời câu hỏi nghiên cứu từ</w:t>
       </w:r>
       <w:r>
         <w:t xml:space="preserve"> </w:t>
@@ -26068,13 +26068,10 @@
           <w:bCs/>
           <w:b/>
         </w:rPr>
-        <w:t xml:space="preserve">tái định hình H5</w:t>
-      </w:r>
-      <w:r>
-        <w:t xml:space="preserve"> </w:t>
-      </w:r>
-      <w:r>
-        <w:t xml:space="preserve">theo hướng giàu thông tin hơn: thể chế không chỉ dịch chuyển vị trí điểm uốn mà quyết định</w:t>
+        <w:t xml:space="preserve">điều chỉnh H5</w:t>
+      </w:r>
+      <w:r>
+        <w:t xml:space="preserve">: thể chế không chỉ dịch chuyển vị trí điểm uốn mà còn quyết định</w:t>
       </w:r>
       <w:r>
         <w:t xml:space="preserve"> </w:t>
@@ -26084,7 +26081,7 @@
           <w:bCs/>
           <w:b/>
         </w:rPr>
-        <w:t xml:space="preserve">chính sự tồn tại của dạng hàm chữ U ngược</w:t>
+        <w:t xml:space="preserve">sự tồn tại của dạng hàm chữ U ngược</w:t>
       </w:r>
       <w:r>
         <w:t xml:space="preserve">. Ba vùng được nhận diện rõ. Ở</w:t>
@@ -27238,7 +27235,7 @@
         <w:pStyle w:val="BodyText"/>
       </w:pPr>
       <w:r>
-        <w:t xml:space="preserve">Tổng hợp ba mức bằng chứng, gồm diễn tiến điểm uốn ổn định trong dải 43,6–51,5%, tính trơ của điểm uốn trước năng lực và đặc trưng quản lý, và cấu trúc ba vùng theo chế độ thể chế, hội tụ về một cách đọc thống nhất: năng lực công nghệ và số hóa cùng đặc trưng quản lý nâng</w:t>
+        <w:t xml:space="preserve">Ba mức bằng chứng (điểm uốn ổn định trong dải 43,6–51,5%, điểm uốn trơ trước năng lực và đặc trưng quản lý, và cấu trúc ba vùng theo chế độ thể chế) cùng chỉ về một kết luận: năng lực công nghệ và số hóa cùng đặc trưng quản lý nâng</w:t>
       </w:r>
       <w:r>
         <w:t xml:space="preserve"> </w:t>
@@ -27700,7 +27697,7 @@
         <w:t xml:space="preserve"> </w:t>
       </w:r>
       <w:r>
-        <w:t xml:space="preserve">xuất khẩu hay không, và các doanh nghiệp vượt ngưỡng tham gia là những doanh nghiệp được trang bị năng lực, đúng như logic tự chọn lọc mà mô hình doanh nghiệp dị biệt dự đoán cho biên thâm dụng tri thức (Helpman và cộng sự, 2004). Ba vùng do đó không chỉ mô tả ba hình thái đường cong mà ánh xạ ba cơ chế kinh tế khác nhau: chi phí điều phối bám ngưỡng ở vùng giữa, chọn lọc theo năng suất ở biên trên, và hình phạt quốc tế hóa cưỡng bức ở biên dưới.</w:t>
+        <w:t xml:space="preserve">xuất khẩu hay không, và các doanh nghiệp vượt ngưỡng tham gia là những doanh nghiệp được trang bị năng lực, đúng như logic tự chọn lọc mà mô hình doanh nghiệp dị biệt dự đoán cho biên thâm dụng tri thức (Helpman và cộng sự, 2004). Ba vùng do đó tương ứng ba cơ chế kinh tế: chi phí điều phối bám ngưỡng ở vùng giữa, chọn lọc theo năng suất ở biên trên, và hình phạt quốc tế hóa cưỡng bức ở biên dưới.</w:t>
       </w:r>
     </w:p>
     <w:bookmarkEnd w:id="101"/>
@@ -29742,7 +29739,7 @@
         <w:pStyle w:val="FirstParagraph"/>
       </w:pPr>
       <w:r>
-        <w:t xml:space="preserve">Cơ chế FIP ở cấp doanh nghiệp ăn khớp với đặc trưng tổn thương cấu trúc của các nền kinh tế nhỏ và thị trường biên được ghi nhận ở cấp vĩ mô. Bằng chứng của Ngân hàng Thế giới cho thấy bản chất phơi nhiễm bên ngoài của các thị trường biên là bất lợi so với thị trường mới nổi: dòng vốn danh mục biến động hơn, rổ xuất khẩu tập trung hơn, và nợ chủ yếu được định danh bằng ngoại tệ với mức dự trữ thấp, tất cả làm tăng rủi ro bảng cân đối (World Bank, 2026c). Đối với các nền kinh tế quy mô siêu nhỏ như SIDS Thái Bình Dương, những bất lợi này được khuếch đại bởi chi phí logistics cực cao và sự tập trung xuất khẩu cao độ, khiến việc gia tăng cường độ xuất khẩu không đi kèm phần thưởng năng suất mà thậm chí trở thành gánh nặng. Như vậy, FIP không phải một ngoại lệ thống kê mà là biểu hiện cấp doanh nghiệp của một quy luật cấu trúc rộng hơn: ở những bối cảnh thị trường nội địa quá nhỏ và đệm thể chế quá mỏng, quốc tế hóa mang tính bắt buộc chứ không phải lựa chọn chiến lược tối ưu hóa năng suất. Phát hiện này bổ sung một viên gạch vi mô còn thiếu vào bức tranh vĩ mô của Ngân hàng Thế giới về các nền kinh tế nhỏ và dễ tổn thương.</w:t>
+        <w:t xml:space="preserve">Cơ chế FIP ở cấp doanh nghiệp ăn khớp với đặc trưng tổn thương cấu trúc của các nền kinh tế nhỏ và thị trường biên được ghi nhận ở cấp vĩ mô. Bằng chứng của Ngân hàng Thế giới cho thấy bản chất phơi nhiễm bên ngoài của các thị trường biên là bất lợi so với thị trường mới nổi: dòng vốn danh mục biến động hơn, rổ xuất khẩu tập trung hơn, và nợ chủ yếu được định danh bằng ngoại tệ với mức dự trữ thấp, tất cả làm tăng rủi ro bảng cân đối (World Bank, 2026c). Đối với các nền kinh tế quy mô siêu nhỏ như SIDS Thái Bình Dương, những bất lợi này được khuếch đại bởi chi phí logistics cực cao và sự tập trung xuất khẩu cao độ, khiến việc gia tăng cường độ xuất khẩu không đi kèm phần thưởng năng suất mà thậm chí trở thành gánh nặng. Như vậy, FIP không phải một ngoại lệ thống kê mà là biểu hiện cấp doanh nghiệp của một quy luật cấu trúc rộng hơn: ở những bối cảnh thị trường nội địa quá nhỏ và đệm thể chế quá mỏng, quốc tế hóa mang tính bắt buộc chứ không phải lựa chọn chiến lược tối ưu hóa năng suất. Phát hiện này bổ sung bằng chứng cấp doanh nghiệp còn thiếu cho các phân tích vĩ mô của Ngân hàng Thế giới về các nền kinh tế nhỏ và dễ tổn thương.</w:t>
       </w:r>
     </w:p>
     <w:bookmarkEnd w:id="110"/>
@@ -33121,7 +33118,7 @@
         <w:t xml:space="preserve"> </w:t>
       </w:r>
       <w:r>
-        <w:t xml:space="preserve">năm 2022 mới là dữ kiện nhất quán với chuẩn Nhóm IV, chứ không phải mức 2014. Cách đọc này biến một mâu thuẫn bề ngoài (một nền Nhóm IV khởi đầu với điểm uốn kiểu Nhóm I) thành bằng chứng ủng hộ: Ấn Độ tiền cú sốc vận hành như một chế độ thể chế cao hơn vị trí thu nhập của nó, và chỉ chuỗi cú sốc thể chế sau 2016 mới kéo điểm uốn về dải Nhóm IV trước khi làm mất cấu trúc hẳn cấu trúc vào 2025.</w:t>
+        <w:t xml:space="preserve">năm 2022 mới là dữ kiện nhất quán với chuẩn Nhóm IV, chứ không phải mức 2014. Theo cách đọc này, điều thoạt nhìn mâu thuẫn (một nền Nhóm IV khởi đầu với điểm uốn kiểu Nhóm I) lại trở thành bằng chứng ủng hộ: Ấn Độ tiền cú sốc vận hành như một chế độ thể chế cao hơn vị trí thu nhập của nó, và chỉ chuỗi cú sốc thể chế sau 2016 mới kéo điểm uốn về dải Nhóm IV trước khi làm mất cấu trúc hẳn cấu trúc vào 2025.</w:t>
       </w:r>
     </w:p>
     <w:p>
@@ -40924,7 +40921,7 @@
         <w:pStyle w:val="FirstParagraph"/>
       </w:pPr>
       <w:r>
-        <w:t xml:space="preserve">Một thử thách then chốt đối với tính giá trị của các phát hiện cấp doanh nghiệp là liệu chúng có nhất quán với bằng chứng vĩ mô độc lập hay không. Mục này thực hiện tam giác hóa (triangulation) bốn kết quả trụ cột của luận án với các báo cáo chuyên đề mới nhất của Ngân hàng Thế giới (2026), qua đó củng cố tính giá trị hội tụ (convergent validity) của khung ICRV.</w:t>
+        <w:t xml:space="preserve">Một câu hỏi then chốt về tính giá trị của các phát hiện cấp doanh nghiệp là liệu chúng có nhất quán với bằng chứng vĩ mô độc lập hay không. Mục này thực hiện tam giác hóa (triangulation) bốn kết quả trụ cột của luận án với các báo cáo chuyên đề mới nhất của Ngân hàng Thế giới (2026), qua đó củng cố tính giá trị hội tụ (convergent validity) của khung ICRV.</w:t>
       </w:r>
     </w:p>
     <w:p>
@@ -41075,7 +41072,7 @@
         <w:pStyle w:val="BodyText"/>
       </w:pPr>
       <w:r>
-        <w:t xml:space="preserve">Năm điểm hội tụ trên cho thấy các phát hiện cấp doanh nghiệp của luận án không đứng tách biệt mà ăn khớp một cách hệ thống với bằng chứng vĩ mô độc lập gần nhất. Sự tam giác hóa này tăng cường tính giá trị của khung ICRV và đặt đóng góp của luận án vào đúng dòng chảy nghiên cứu phát triển đương đại.</w:t>
+        <w:t xml:space="preserve">Năm điểm hội tụ trên cho thấy các phát hiện cấp doanh nghiệp của luận án nhất quán với bằng chứng vĩ mô độc lập gần nhất. Tam giác hóa này củng cố tính giá trị của khung ICRV và gắn đóng góp của luận án với nghiên cứu phát triển đương đại.</w:t>
       </w:r>
     </w:p>
     <w:p>
